--- a/插件详细手册/8.物体/解谜设计-纯迷宫.docx
+++ b/插件详细手册/8.物体/解谜设计-纯迷宫.docx
@@ -13,8 +13,20 @@
         <w:rPr>
           <w:rFonts w:hint="eastAsia"/>
         </w:rPr>
+        <w:t>===</w:t>
+      </w:r>
+      <w:r>
+        <w:rPr>
+          <w:rFonts w:hint="eastAsia"/>
+        </w:rPr>
         <w:t>概述</w:t>
       </w:r>
+      <w:r>
+        <w:rPr>
+          <w:rFonts w:hint="eastAsia"/>
+        </w:rPr>
+        <w:t>===</w:t>
+      </w:r>
     </w:p>
     <w:p>
       <w:pPr>
@@ -27,33 +39,28 @@
         <w:rPr>
           <w:rFonts w:hint="eastAsia"/>
         </w:rPr>
-        <w:t>基础</w:t>
-      </w:r>
-      <w:r>
-        <w:rPr>
-          <w:rFonts w:hint="eastAsia"/>
-        </w:rPr>
-        <w:t>插件</w:t>
-      </w:r>
-    </w:p>
-    <w:p>
-      <w:pPr>
-        <w:widowControl/>
-        <w:snapToGrid w:val="0"/>
-        <w:jc w:val="left"/>
-        <w:rPr>
-          <w:rFonts w:ascii="Tahoma" w:eastAsia="微软雅黑" w:hAnsi="Tahoma"/>
-          <w:kern w:val="0"/>
-          <w:sz w:val="22"/>
-        </w:rPr>
-      </w:pPr>
-      <w:r>
-        <w:rPr>
-          <w:rFonts w:ascii="Tahoma" w:eastAsia="微软雅黑" w:hAnsi="Tahoma" w:hint="eastAsia"/>
-          <w:kern w:val="0"/>
-          <w:sz w:val="22"/>
-        </w:rPr>
-        <w:t>该解谜设计只用</w:t>
+        <w:t>示例图</w:t>
+      </w:r>
+    </w:p>
+    <w:p>
+      <w:pPr>
+        <w:widowControl/>
+        <w:adjustRightInd w:val="0"/>
+        <w:snapToGrid w:val="0"/>
+        <w:jc w:val="left"/>
+        <w:rPr>
+          <w:rFonts w:ascii="Tahoma" w:eastAsia="微软雅黑" w:hAnsi="Tahoma"/>
+          <w:kern w:val="0"/>
+          <w:sz w:val="22"/>
+        </w:rPr>
+      </w:pPr>
+      <w:r>
+        <w:rPr>
+          <w:rFonts w:ascii="Tahoma" w:eastAsia="微软雅黑" w:hAnsi="Tahoma" w:hint="eastAsia"/>
+          <w:kern w:val="0"/>
+          <w:sz w:val="22"/>
+        </w:rPr>
+        <w:t>纯迷宫</w:t>
       </w:r>
       <w:r>
         <w:rPr>
@@ -66,52 +73,44 @@
       <w:r>
         <w:rPr>
           <w:rFonts w:ascii="Tahoma" w:eastAsia="微软雅黑" w:hAnsi="Tahoma" w:hint="eastAsia"/>
-          <w:b/>
-          <w:bCs/>
-          <w:kern w:val="0"/>
-          <w:sz w:val="22"/>
-        </w:rPr>
-        <w:t>纯事件指令</w:t>
-      </w:r>
-      <w:r>
-        <w:rPr>
-          <w:rFonts w:ascii="Tahoma" w:eastAsia="微软雅黑" w:hAnsi="Tahoma" w:hint="eastAsia"/>
-          <w:kern w:val="0"/>
-          <w:sz w:val="22"/>
-        </w:rPr>
-        <w:t xml:space="preserve"> </w:t>
-      </w:r>
-      <w:r>
-        <w:rPr>
-          <w:rFonts w:ascii="Tahoma" w:eastAsia="微软雅黑" w:hAnsi="Tahoma" w:hint="eastAsia"/>
-          <w:kern w:val="0"/>
-          <w:sz w:val="22"/>
-        </w:rPr>
-        <w:t>就可以制作。</w:t>
-      </w:r>
-    </w:p>
-    <w:p>
-      <w:pPr>
-        <w:widowControl/>
+          <w:kern w:val="0"/>
+          <w:sz w:val="22"/>
+        </w:rPr>
+        <w:t>游戏关卡</w:t>
+      </w:r>
+      <w:r>
+        <w:rPr>
+          <w:rFonts w:ascii="Tahoma" w:eastAsia="微软雅黑" w:hAnsi="Tahoma" w:hint="eastAsia"/>
+          <w:kern w:val="0"/>
+          <w:sz w:val="22"/>
+        </w:rPr>
+        <w:t>如下图。</w:t>
+      </w:r>
+    </w:p>
+    <w:p>
+      <w:pPr>
+        <w:widowControl/>
+        <w:adjustRightInd w:val="0"/>
         <w:snapToGrid w:val="0"/>
         <w:jc w:val="center"/>
         <w:rPr>
-          <w:rFonts w:ascii="宋体" w:eastAsia="宋体" w:hAnsi="宋体" w:cs="宋体" w:hint="eastAsia"/>
-          <w:kern w:val="0"/>
-          <w:sz w:val="24"/>
-          <w:szCs w:val="24"/>
-        </w:rPr>
-      </w:pPr>
-      <w:r>
-        <w:rPr>
-          <w:rFonts w:hint="eastAsia"/>
+          <w:rFonts w:ascii="Tahoma" w:eastAsia="微软雅黑" w:hAnsi="Tahoma"/>
+          <w:kern w:val="0"/>
+          <w:sz w:val="22"/>
+        </w:rPr>
+      </w:pPr>
+      <w:r>
+        <w:rPr>
+          <w:rFonts w:ascii="Tahoma" w:eastAsia="微软雅黑" w:hAnsi="Tahoma"/>
           <w:noProof/>
+          <w:kern w:val="0"/>
+          <w:sz w:val="22"/>
         </w:rPr>
         <w:drawing>
-          <wp:inline distT="0" distB="0" distL="0" distR="0" wp14:anchorId="6AE05123" wp14:editId="59B0C1F2">
-            <wp:extent cx="5068570" cy="1000777"/>
-            <wp:effectExtent l="0" t="0" r="0" b="8890"/>
-            <wp:docPr id="1277310330" name="图片 1"/>
+          <wp:inline distT="0" distB="0" distL="0" distR="0" wp14:anchorId="7DC3E388" wp14:editId="2FE409FF">
+            <wp:extent cx="2477612" cy="2346960"/>
+            <wp:effectExtent l="0" t="0" r="0" b="0"/>
+            <wp:docPr id="482682828" name="图片 482682828"/>
             <wp:cNvGraphicFramePr>
               <a:graphicFrameLocks xmlns:a="http://schemas.openxmlformats.org/drawingml/2006/main" noChangeAspect="1"/>
             </wp:cNvGraphicFramePr>
@@ -119,13 +118,13 @@
               <a:graphicData uri="http://schemas.openxmlformats.org/drawingml/2006/picture">
                 <pic:pic xmlns:pic="http://schemas.openxmlformats.org/drawingml/2006/picture">
                   <pic:nvPicPr>
-                    <pic:cNvPr id="0" name="Picture 2"/>
+                    <pic:cNvPr id="0" name="Picture 4"/>
                     <pic:cNvPicPr>
                       <a:picLocks noChangeAspect="1" noChangeArrowheads="1"/>
                     </pic:cNvPicPr>
                   </pic:nvPicPr>
                   <pic:blipFill>
-                    <a:blip r:embed="rId7">
+                    <a:blip r:embed="rId7" cstate="print">
                       <a:extLst>
                         <a:ext uri="{28A0092B-C50C-407E-A947-70E740481C1C}">
                           <a14:useLocalDpi xmlns:a14="http://schemas.microsoft.com/office/drawing/2010/main" val="0"/>
@@ -140,7 +139,7 @@
                   <pic:spPr bwMode="auto">
                     <a:xfrm>
                       <a:off x="0" y="0"/>
-                      <a:ext cx="5073007" cy="1001653"/>
+                      <a:ext cx="2485482" cy="2354415"/>
                     </a:xfrm>
                     <a:prstGeom prst="rect">
                       <a:avLst/>
@@ -160,179 +159,28 @@
     <w:p>
       <w:pPr>
         <w:widowControl/>
-        <w:snapToGrid w:val="0"/>
-        <w:jc w:val="left"/>
-        <w:rPr>
-          <w:rFonts w:ascii="Tahoma" w:eastAsia="微软雅黑" w:hAnsi="Tahoma"/>
-          <w:b/>
-          <w:bCs/>
-          <w:kern w:val="0"/>
-          <w:sz w:val="22"/>
-        </w:rPr>
-      </w:pPr>
-      <w:r>
-        <w:rPr>
-          <w:rFonts w:ascii="Tahoma" w:eastAsia="微软雅黑" w:hAnsi="Tahoma" w:hint="eastAsia"/>
-          <w:b/>
-          <w:bCs/>
-          <w:kern w:val="0"/>
-          <w:sz w:val="22"/>
-        </w:rPr>
-        <w:t>注意，该文档</w:t>
-      </w:r>
-      <w:r>
-        <w:rPr>
-          <w:rFonts w:ascii="Tahoma" w:eastAsia="微软雅黑" w:hAnsi="Tahoma" w:hint="eastAsia"/>
-          <w:b/>
-          <w:bCs/>
-          <w:kern w:val="0"/>
-          <w:sz w:val="22"/>
-        </w:rPr>
-        <w:t>只</w:t>
-      </w:r>
-      <w:r>
-        <w:rPr>
-          <w:rFonts w:ascii="Tahoma" w:eastAsia="微软雅黑" w:hAnsi="Tahoma" w:hint="eastAsia"/>
-          <w:b/>
-          <w:bCs/>
-          <w:kern w:val="0"/>
-          <w:sz w:val="22"/>
-        </w:rPr>
-        <w:t>详细说明</w:t>
-      </w:r>
-      <w:r>
-        <w:rPr>
-          <w:rFonts w:ascii="Tahoma" w:eastAsia="微软雅黑" w:hAnsi="Tahoma" w:hint="eastAsia"/>
-          <w:b/>
-          <w:bCs/>
-          <w:kern w:val="0"/>
-          <w:sz w:val="22"/>
-        </w:rPr>
-        <w:t xml:space="preserve"> </w:t>
-      </w:r>
-      <w:r>
-        <w:rPr>
-          <w:rFonts w:ascii="Tahoma" w:eastAsia="微软雅黑" w:hAnsi="Tahoma" w:hint="eastAsia"/>
-          <w:b/>
-          <w:bCs/>
-          <w:kern w:val="0"/>
-          <w:sz w:val="22"/>
-        </w:rPr>
-        <w:t>整体</w:t>
-      </w:r>
-      <w:r>
-        <w:rPr>
-          <w:rFonts w:ascii="Tahoma" w:eastAsia="微软雅黑" w:hAnsi="Tahoma" w:hint="eastAsia"/>
-          <w:b/>
-          <w:bCs/>
-          <w:kern w:val="0"/>
-          <w:sz w:val="22"/>
-        </w:rPr>
-        <w:t>设计</w:t>
-      </w:r>
-      <w:r>
-        <w:rPr>
-          <w:rFonts w:ascii="Tahoma" w:eastAsia="微软雅黑" w:hAnsi="Tahoma" w:hint="eastAsia"/>
-          <w:b/>
-          <w:bCs/>
-          <w:kern w:val="0"/>
-          <w:sz w:val="22"/>
-        </w:rPr>
-        <w:t>思路</w:t>
-      </w:r>
-      <w:r>
-        <w:rPr>
-          <w:rFonts w:ascii="Tahoma" w:eastAsia="微软雅黑" w:hAnsi="Tahoma" w:hint="eastAsia"/>
-          <w:b/>
-          <w:bCs/>
-          <w:kern w:val="0"/>
-          <w:sz w:val="22"/>
-        </w:rPr>
-        <w:t xml:space="preserve"> </w:t>
-      </w:r>
-      <w:r>
-        <w:rPr>
-          <w:rFonts w:ascii="Tahoma" w:eastAsia="微软雅黑" w:hAnsi="Tahoma" w:hint="eastAsia"/>
-          <w:b/>
-          <w:bCs/>
-          <w:kern w:val="0"/>
-          <w:sz w:val="22"/>
-        </w:rPr>
-        <w:t>和</w:t>
-      </w:r>
-      <w:r>
-        <w:rPr>
-          <w:rFonts w:ascii="Tahoma" w:eastAsia="微软雅黑" w:hAnsi="Tahoma" w:hint="eastAsia"/>
-          <w:b/>
-          <w:bCs/>
-          <w:kern w:val="0"/>
-          <w:sz w:val="22"/>
-        </w:rPr>
-        <w:t xml:space="preserve"> </w:t>
-      </w:r>
-      <w:r>
-        <w:rPr>
-          <w:rFonts w:ascii="Tahoma" w:eastAsia="微软雅黑" w:hAnsi="Tahoma" w:hint="eastAsia"/>
-          <w:b/>
-          <w:bCs/>
-          <w:kern w:val="0"/>
-          <w:sz w:val="22"/>
-        </w:rPr>
-        <w:t>解谜方法</w:t>
-      </w:r>
-      <w:r>
-        <w:rPr>
-          <w:rFonts w:ascii="Tahoma" w:eastAsia="微软雅黑" w:hAnsi="Tahoma" w:hint="eastAsia"/>
-          <w:b/>
-          <w:bCs/>
-          <w:kern w:val="0"/>
-          <w:sz w:val="22"/>
-        </w:rPr>
-        <w:t xml:space="preserve"> </w:t>
-      </w:r>
-      <w:r>
-        <w:rPr>
-          <w:rFonts w:ascii="Tahoma" w:eastAsia="微软雅黑" w:hAnsi="Tahoma" w:hint="eastAsia"/>
-          <w:b/>
-          <w:bCs/>
-          <w:kern w:val="0"/>
-          <w:sz w:val="22"/>
-        </w:rPr>
-        <w:t>。</w:t>
-      </w:r>
-    </w:p>
-    <w:p>
-      <w:pPr>
-        <w:widowControl/>
-        <w:jc w:val="left"/>
-        <w:rPr>
-          <w:rFonts w:ascii="宋体" w:eastAsia="宋体" w:hAnsi="宋体" w:cs="宋体" w:hint="eastAsia"/>
-          <w:kern w:val="0"/>
-          <w:sz w:val="24"/>
-          <w:szCs w:val="24"/>
-        </w:rPr>
-      </w:pPr>
-    </w:p>
-    <w:p>
-      <w:pPr>
-        <w:widowControl/>
-        <w:jc w:val="left"/>
-        <w:rPr>
-          <w:rFonts w:ascii="宋体" w:eastAsia="宋体" w:hAnsi="宋体" w:cs="宋体"/>
-          <w:kern w:val="0"/>
-          <w:sz w:val="24"/>
-          <w:szCs w:val="24"/>
-        </w:rPr>
-      </w:pPr>
-      <w:r>
-        <w:rPr>
-          <w:rFonts w:ascii="宋体" w:eastAsia="宋体" w:hAnsi="宋体" w:cs="宋体"/>
-          <w:kern w:val="0"/>
-          <w:sz w:val="24"/>
-          <w:szCs w:val="24"/>
-        </w:rPr>
-        <w:br w:type="page"/>
-      </w:r>
+        <w:adjustRightInd w:val="0"/>
+        <w:snapToGrid w:val="0"/>
+        <w:jc w:val="left"/>
+        <w:rPr>
+          <w:rFonts w:ascii="Tahoma" w:eastAsia="微软雅黑" w:hAnsi="Tahoma"/>
+          <w:kern w:val="0"/>
+          <w:sz w:val="22"/>
+        </w:rPr>
+      </w:pPr>
+    </w:p>
+    <w:p>
+      <w:pPr>
+        <w:widowControl/>
+        <w:adjustRightInd w:val="0"/>
+        <w:snapToGrid w:val="0"/>
+        <w:jc w:val="left"/>
+        <w:rPr>
+          <w:rFonts w:ascii="Tahoma" w:eastAsia="微软雅黑" w:hAnsi="Tahoma" w:hint="eastAsia"/>
+          <w:kern w:val="0"/>
+          <w:sz w:val="22"/>
+        </w:rPr>
+      </w:pPr>
     </w:p>
     <w:p>
       <w:pPr>
@@ -345,8 +193,13 @@
         <w:rPr>
           <w:rFonts w:hint="eastAsia"/>
         </w:rPr>
-        <w:lastRenderedPageBreak/>
-        <w:t>基础工程示例</w:t>
+        <w:t>示例</w:t>
+      </w:r>
+      <w:r>
+        <w:rPr>
+          <w:rFonts w:hint="eastAsia"/>
+        </w:rPr>
+        <w:t>工程</w:t>
       </w:r>
     </w:p>
     <w:p>
@@ -549,7 +402,7 @@
         <w:snapToGrid w:val="0"/>
         <w:jc w:val="left"/>
         <w:rPr>
-          <w:rFonts w:ascii="Tahoma" w:eastAsia="微软雅黑" w:hAnsi="Tahoma" w:hint="eastAsia"/>
+          <w:rFonts w:ascii="Tahoma" w:eastAsia="微软雅黑" w:hAnsi="Tahoma"/>
           <w:kern w:val="0"/>
           <w:sz w:val="22"/>
         </w:rPr>
@@ -575,13 +428,735 @@
           <w:rFonts w:hint="eastAsia"/>
         </w:rPr>
         <w:lastRenderedPageBreak/>
-        <w:t>基础</w:t>
-      </w:r>
-      <w:r>
-        <w:rPr>
-          <w:rFonts w:hint="eastAsia"/>
-        </w:rPr>
-        <w:t>配置</w:t>
+        <w:t>灵感来源1</w:t>
+      </w:r>
+    </w:p>
+    <w:p>
+      <w:pPr>
+        <w:snapToGrid w:val="0"/>
+        <w:rPr>
+          <w:rFonts w:ascii="Tahoma" w:eastAsia="微软雅黑" w:hAnsi="Tahoma"/>
+          <w:kern w:val="0"/>
+          <w:sz w:val="22"/>
+        </w:rPr>
+      </w:pPr>
+      <w:r>
+        <w:rPr>
+          <w:rFonts w:ascii="Tahoma" w:eastAsia="微软雅黑" w:hAnsi="Tahoma" w:hint="eastAsia"/>
+          <w:kern w:val="0"/>
+          <w:sz w:val="22"/>
+        </w:rPr>
+        <w:t>2019</w:t>
+      </w:r>
+      <w:r>
+        <w:rPr>
+          <w:rFonts w:ascii="Tahoma" w:eastAsia="微软雅黑" w:hAnsi="Tahoma" w:hint="eastAsia"/>
+          <w:kern w:val="0"/>
+          <w:sz w:val="22"/>
+        </w:rPr>
+        <w:t>年</w:t>
+      </w:r>
+      <w:r>
+        <w:rPr>
+          <w:rFonts w:ascii="Tahoma" w:eastAsia="微软雅黑" w:hAnsi="Tahoma" w:hint="eastAsia"/>
+          <w:kern w:val="0"/>
+          <w:sz w:val="22"/>
+        </w:rPr>
+        <w:t>3</w:t>
+      </w:r>
+      <w:r>
+        <w:rPr>
+          <w:rFonts w:ascii="Tahoma" w:eastAsia="微软雅黑" w:hAnsi="Tahoma" w:hint="eastAsia"/>
+          <w:kern w:val="0"/>
+          <w:sz w:val="22"/>
+        </w:rPr>
+        <w:t>月，作者我整理最初写的比较粗的</w:t>
+      </w:r>
+      <w:r>
+        <w:rPr>
+          <w:rFonts w:ascii="Tahoma" w:eastAsia="微软雅黑" w:hAnsi="Tahoma" w:hint="eastAsia"/>
+          <w:kern w:val="0"/>
+          <w:sz w:val="22"/>
+        </w:rPr>
+        <w:t xml:space="preserve"> </w:t>
+      </w:r>
+      <w:r>
+        <w:rPr>
+          <w:rFonts w:ascii="Tahoma" w:eastAsia="微软雅黑" w:hAnsi="Tahoma" w:hint="eastAsia"/>
+          <w:kern w:val="0"/>
+          <w:sz w:val="22"/>
+        </w:rPr>
+        <w:t>箱子谜题</w:t>
+      </w:r>
+      <w:r>
+        <w:rPr>
+          <w:rFonts w:ascii="Tahoma" w:eastAsia="微软雅黑" w:hAnsi="Tahoma" w:hint="eastAsia"/>
+          <w:kern w:val="0"/>
+          <w:sz w:val="22"/>
+        </w:rPr>
+        <w:t xml:space="preserve"> </w:t>
+      </w:r>
+      <w:r>
+        <w:rPr>
+          <w:rFonts w:ascii="Tahoma" w:eastAsia="微软雅黑" w:hAnsi="Tahoma" w:hint="eastAsia"/>
+          <w:kern w:val="0"/>
+          <w:sz w:val="22"/>
+        </w:rPr>
+        <w:t>的关卡。</w:t>
+      </w:r>
+    </w:p>
+    <w:p>
+      <w:pPr>
+        <w:snapToGrid w:val="0"/>
+        <w:rPr>
+          <w:rFonts w:ascii="Tahoma" w:eastAsia="微软雅黑" w:hAnsi="Tahoma"/>
+          <w:kern w:val="0"/>
+          <w:sz w:val="22"/>
+        </w:rPr>
+      </w:pPr>
+      <w:r>
+        <w:rPr>
+          <w:rFonts w:ascii="Tahoma" w:eastAsia="微软雅黑" w:hAnsi="Tahoma" w:hint="eastAsia"/>
+          <w:kern w:val="0"/>
+          <w:sz w:val="22"/>
+        </w:rPr>
+        <w:t>因为只有一个解谜设计，看起来很没吸引力。</w:t>
+      </w:r>
+    </w:p>
+    <w:p>
+      <w:pPr>
+        <w:snapToGrid w:val="0"/>
+        <w:rPr>
+          <w:rFonts w:ascii="Tahoma" w:eastAsia="微软雅黑" w:hAnsi="Tahoma"/>
+          <w:kern w:val="0"/>
+          <w:sz w:val="22"/>
+        </w:rPr>
+      </w:pPr>
+      <w:r>
+        <w:rPr>
+          <w:rFonts w:ascii="Tahoma" w:eastAsia="微软雅黑" w:hAnsi="Tahoma" w:hint="eastAsia"/>
+          <w:kern w:val="0"/>
+          <w:sz w:val="22"/>
+        </w:rPr>
+        <w:t>为了凑数，我把</w:t>
+      </w:r>
+      <w:r>
+        <w:rPr>
+          <w:rFonts w:ascii="Tahoma" w:eastAsia="微软雅黑" w:hAnsi="Tahoma" w:hint="eastAsia"/>
+          <w:kern w:val="0"/>
+          <w:sz w:val="22"/>
+        </w:rPr>
+        <w:t xml:space="preserve"> </w:t>
+      </w:r>
+      <w:r>
+        <w:rPr>
+          <w:rFonts w:ascii="Tahoma" w:eastAsia="微软雅黑" w:hAnsi="Tahoma" w:hint="eastAsia"/>
+          <w:kern w:val="0"/>
+          <w:sz w:val="22"/>
+        </w:rPr>
+        <w:t>纯迷宫</w:t>
+      </w:r>
+      <w:r>
+        <w:rPr>
+          <w:rFonts w:ascii="Tahoma" w:eastAsia="微软雅黑" w:hAnsi="Tahoma" w:hint="eastAsia"/>
+          <w:kern w:val="0"/>
+          <w:sz w:val="22"/>
+        </w:rPr>
+        <w:t xml:space="preserve"> </w:t>
+      </w:r>
+      <w:r>
+        <w:rPr>
+          <w:rFonts w:ascii="Tahoma" w:eastAsia="微软雅黑" w:hAnsi="Tahoma" w:hint="eastAsia"/>
+          <w:kern w:val="0"/>
+          <w:sz w:val="22"/>
+        </w:rPr>
+        <w:t>的解谜设计也加了进来。</w:t>
+      </w:r>
+    </w:p>
+    <w:p>
+      <w:pPr>
+        <w:snapToGrid w:val="0"/>
+        <w:rPr>
+          <w:rFonts w:ascii="Tahoma" w:eastAsia="微软雅黑" w:hAnsi="Tahoma"/>
+          <w:kern w:val="0"/>
+          <w:sz w:val="22"/>
+        </w:rPr>
+      </w:pPr>
+      <w:r>
+        <w:rPr>
+          <w:rFonts w:ascii="Tahoma" w:eastAsia="微软雅黑" w:hAnsi="Tahoma" w:hint="eastAsia"/>
+          <w:kern w:val="0"/>
+          <w:sz w:val="22"/>
+        </w:rPr>
+        <w:t>顺带也利用循环地图的特性，设计了一下</w:t>
+      </w:r>
+      <w:r>
+        <w:rPr>
+          <w:rFonts w:ascii="Tahoma" w:eastAsia="微软雅黑" w:hAnsi="Tahoma" w:hint="eastAsia"/>
+          <w:kern w:val="0"/>
+          <w:sz w:val="22"/>
+        </w:rPr>
+        <w:t xml:space="preserve"> </w:t>
+      </w:r>
+      <w:r>
+        <w:rPr>
+          <w:rFonts w:ascii="Tahoma" w:eastAsia="微软雅黑" w:hAnsi="Tahoma" w:hint="eastAsia"/>
+          <w:kern w:val="0"/>
+          <w:sz w:val="22"/>
+        </w:rPr>
+        <w:t>迷宫和回路</w:t>
+      </w:r>
+      <w:r>
+        <w:rPr>
+          <w:rFonts w:ascii="Tahoma" w:eastAsia="微软雅黑" w:hAnsi="Tahoma" w:hint="eastAsia"/>
+          <w:kern w:val="0"/>
+          <w:sz w:val="22"/>
+        </w:rPr>
+        <w:t xml:space="preserve"> </w:t>
+      </w:r>
+      <w:r>
+        <w:rPr>
+          <w:rFonts w:ascii="Tahoma" w:eastAsia="微软雅黑" w:hAnsi="Tahoma" w:hint="eastAsia"/>
+          <w:kern w:val="0"/>
+          <w:sz w:val="22"/>
+        </w:rPr>
+        <w:t>。</w:t>
+      </w:r>
+    </w:p>
+    <w:p>
+      <w:pPr>
+        <w:snapToGrid w:val="0"/>
+        <w:jc w:val="center"/>
+        <w:rPr>
+          <w:rFonts w:ascii="Tahoma" w:eastAsia="微软雅黑" w:hAnsi="Tahoma"/>
+          <w:kern w:val="0"/>
+          <w:sz w:val="22"/>
+        </w:rPr>
+      </w:pPr>
+      <w:r>
+        <w:rPr>
+          <w:rFonts w:ascii="宋体" w:eastAsia="宋体" w:hAnsi="宋体" w:cs="宋体"/>
+          <w:noProof/>
+          <w:kern w:val="0"/>
+          <w:sz w:val="24"/>
+          <w:szCs w:val="24"/>
+        </w:rPr>
+        <w:drawing>
+          <wp:inline distT="0" distB="0" distL="0" distR="0" wp14:anchorId="5E46C9E5" wp14:editId="7F32B6ED">
+            <wp:extent cx="2118360" cy="2006651"/>
+            <wp:effectExtent l="0" t="0" r="0" b="0"/>
+            <wp:docPr id="1401803716" name="图片 1401803716"/>
+            <wp:cNvGraphicFramePr>
+              <a:graphicFrameLocks xmlns:a="http://schemas.openxmlformats.org/drawingml/2006/main" noChangeAspect="1"/>
+            </wp:cNvGraphicFramePr>
+            <a:graphic xmlns:a="http://schemas.openxmlformats.org/drawingml/2006/main">
+              <a:graphicData uri="http://schemas.openxmlformats.org/drawingml/2006/picture">
+                <pic:pic xmlns:pic="http://schemas.openxmlformats.org/drawingml/2006/picture">
+                  <pic:nvPicPr>
+                    <pic:cNvPr id="0" name="Picture 4"/>
+                    <pic:cNvPicPr>
+                      <a:picLocks noChangeAspect="1" noChangeArrowheads="1"/>
+                    </pic:cNvPicPr>
+                  </pic:nvPicPr>
+                  <pic:blipFill>
+                    <a:blip r:embed="rId9" cstate="print">
+                      <a:extLst>
+                        <a:ext uri="{28A0092B-C50C-407E-A947-70E740481C1C}">
+                          <a14:useLocalDpi xmlns:a14="http://schemas.microsoft.com/office/drawing/2010/main" val="0"/>
+                        </a:ext>
+                      </a:extLst>
+                    </a:blip>
+                    <a:srcRect/>
+                    <a:stretch>
+                      <a:fillRect/>
+                    </a:stretch>
+                  </pic:blipFill>
+                  <pic:spPr bwMode="auto">
+                    <a:xfrm>
+                      <a:off x="0" y="0"/>
+                      <a:ext cx="2126381" cy="2014249"/>
+                    </a:xfrm>
+                    <a:prstGeom prst="rect">
+                      <a:avLst/>
+                    </a:prstGeom>
+                    <a:noFill/>
+                    <a:ln>
+                      <a:noFill/>
+                    </a:ln>
+                  </pic:spPr>
+                </pic:pic>
+              </a:graphicData>
+            </a:graphic>
+          </wp:inline>
+        </w:drawing>
+      </w:r>
+    </w:p>
+    <w:p>
+      <w:pPr>
+        <w:pStyle w:val="3"/>
+        <w:rPr>
+          <w:rFonts w:hint="eastAsia"/>
+        </w:rPr>
+      </w:pPr>
+      <w:r>
+        <w:rPr>
+          <w:rFonts w:hint="eastAsia"/>
+        </w:rPr>
+        <w:t>灵感来源2</w:t>
+      </w:r>
+    </w:p>
+    <w:p>
+      <w:pPr>
+        <w:snapToGrid w:val="0"/>
+        <w:rPr>
+          <w:rFonts w:ascii="Tahoma" w:eastAsia="微软雅黑" w:hAnsi="Tahoma"/>
+          <w:kern w:val="0"/>
+          <w:sz w:val="22"/>
+        </w:rPr>
+      </w:pPr>
+      <w:r>
+        <w:rPr>
+          <w:rFonts w:ascii="Tahoma" w:eastAsia="微软雅黑" w:hAnsi="Tahoma" w:hint="eastAsia"/>
+          <w:kern w:val="0"/>
+          <w:sz w:val="22"/>
+        </w:rPr>
+        <w:t>2025</w:t>
+      </w:r>
+      <w:r>
+        <w:rPr>
+          <w:rFonts w:ascii="Tahoma" w:eastAsia="微软雅黑" w:hAnsi="Tahoma" w:hint="eastAsia"/>
+          <w:kern w:val="0"/>
+          <w:sz w:val="22"/>
+        </w:rPr>
+        <w:t>年</w:t>
+      </w:r>
+      <w:r>
+        <w:rPr>
+          <w:rFonts w:ascii="Tahoma" w:eastAsia="微软雅黑" w:hAnsi="Tahoma" w:hint="eastAsia"/>
+          <w:kern w:val="0"/>
+          <w:sz w:val="22"/>
+        </w:rPr>
+        <w:t>3</w:t>
+      </w:r>
+      <w:r>
+        <w:rPr>
+          <w:rFonts w:ascii="Tahoma" w:eastAsia="微软雅黑" w:hAnsi="Tahoma" w:hint="eastAsia"/>
+          <w:kern w:val="0"/>
+          <w:sz w:val="22"/>
+        </w:rPr>
+        <w:t>月</w:t>
+      </w:r>
+      <w:r>
+        <w:rPr>
+          <w:rFonts w:ascii="Tahoma" w:eastAsia="微软雅黑" w:hAnsi="Tahoma" w:hint="eastAsia"/>
+          <w:kern w:val="0"/>
+          <w:sz w:val="22"/>
+        </w:rPr>
+        <w:t>20</w:t>
+      </w:r>
+      <w:r>
+        <w:rPr>
+          <w:rFonts w:ascii="Tahoma" w:eastAsia="微软雅黑" w:hAnsi="Tahoma" w:hint="eastAsia"/>
+          <w:kern w:val="0"/>
+          <w:sz w:val="22"/>
+        </w:rPr>
+        <w:t>日，作者我</w:t>
+      </w:r>
+      <w:proofErr w:type="gramStart"/>
+      <w:r>
+        <w:rPr>
+          <w:rFonts w:ascii="Tahoma" w:eastAsia="微软雅黑" w:hAnsi="Tahoma" w:hint="eastAsia"/>
+          <w:kern w:val="0"/>
+          <w:sz w:val="22"/>
+        </w:rPr>
+        <w:t>看番剧</w:t>
+      </w:r>
+      <w:proofErr w:type="gramEnd"/>
+      <w:r>
+        <w:rPr>
+          <w:rFonts w:ascii="Tahoma" w:eastAsia="微软雅黑" w:hAnsi="Tahoma" w:hint="eastAsia"/>
+          <w:kern w:val="0"/>
+          <w:sz w:val="22"/>
+        </w:rPr>
+        <w:t>《</w:t>
+      </w:r>
+      <w:r>
+        <w:rPr>
+          <w:rFonts w:ascii="Tahoma" w:eastAsia="微软雅黑" w:hAnsi="Tahoma" w:hint="eastAsia"/>
+          <w:kern w:val="0"/>
+          <w:sz w:val="22"/>
+        </w:rPr>
+        <w:t>魔法老师涅吉</w:t>
+      </w:r>
+      <w:r>
+        <w:rPr>
+          <w:rFonts w:ascii="Tahoma" w:eastAsia="微软雅黑" w:hAnsi="Tahoma" w:hint="eastAsia"/>
+          <w:kern w:val="0"/>
+          <w:sz w:val="22"/>
+        </w:rPr>
+        <w:t xml:space="preserve">! </w:t>
+      </w:r>
+      <w:r>
+        <w:rPr>
+          <w:rFonts w:ascii="Tahoma" w:eastAsia="微软雅黑" w:hAnsi="Tahoma" w:hint="eastAsia"/>
+          <w:kern w:val="0"/>
+          <w:sz w:val="22"/>
+        </w:rPr>
+        <w:t>第一季</w:t>
+      </w:r>
+      <w:r>
+        <w:rPr>
+          <w:rFonts w:ascii="Tahoma" w:eastAsia="微软雅黑" w:hAnsi="Tahoma" w:hint="eastAsia"/>
+          <w:kern w:val="0"/>
+          <w:sz w:val="22"/>
+        </w:rPr>
+        <w:t>》的第</w:t>
+      </w:r>
+      <w:r>
+        <w:rPr>
+          <w:rFonts w:ascii="Tahoma" w:eastAsia="微软雅黑" w:hAnsi="Tahoma" w:hint="eastAsia"/>
+          <w:kern w:val="0"/>
+          <w:sz w:val="22"/>
+        </w:rPr>
+        <w:t>12</w:t>
+      </w:r>
+      <w:r>
+        <w:rPr>
+          <w:rFonts w:ascii="Tahoma" w:eastAsia="微软雅黑" w:hAnsi="Tahoma" w:hint="eastAsia"/>
+          <w:kern w:val="0"/>
+          <w:sz w:val="22"/>
+        </w:rPr>
+        <w:t>集时，</w:t>
+      </w:r>
+    </w:p>
+    <w:p>
+      <w:pPr>
+        <w:snapToGrid w:val="0"/>
+        <w:rPr>
+          <w:rFonts w:ascii="Tahoma" w:eastAsia="微软雅黑" w:hAnsi="Tahoma"/>
+          <w:kern w:val="0"/>
+          <w:sz w:val="22"/>
+        </w:rPr>
+      </w:pPr>
+      <w:r>
+        <w:rPr>
+          <w:rFonts w:ascii="Tahoma" w:eastAsia="微软雅黑" w:hAnsi="Tahoma" w:hint="eastAsia"/>
+          <w:kern w:val="0"/>
+          <w:sz w:val="22"/>
+        </w:rPr>
+        <w:t>发现了这种奇怪的设计。</w:t>
+      </w:r>
+    </w:p>
+    <w:p>
+      <w:pPr>
+        <w:snapToGrid w:val="0"/>
+        <w:rPr>
+          <w:rFonts w:ascii="Tahoma" w:eastAsia="微软雅黑" w:hAnsi="Tahoma"/>
+          <w:kern w:val="0"/>
+          <w:sz w:val="22"/>
+        </w:rPr>
+      </w:pPr>
+      <w:r>
+        <w:rPr>
+          <w:rFonts w:ascii="Tahoma" w:eastAsia="微软雅黑" w:hAnsi="Tahoma" w:hint="eastAsia"/>
+          <w:kern w:val="0"/>
+          <w:sz w:val="22"/>
+        </w:rPr>
+        <w:t>（迷宫的样子合不合理不重要，只要玩家觉得合理就行了……）</w:t>
+      </w:r>
+    </w:p>
+    <w:p>
+      <w:pPr>
+        <w:snapToGrid w:val="0"/>
+        <w:jc w:val="center"/>
+        <w:rPr>
+          <w:rFonts w:ascii="Tahoma" w:eastAsia="微软雅黑" w:hAnsi="Tahoma"/>
+          <w:kern w:val="0"/>
+          <w:sz w:val="22"/>
+        </w:rPr>
+      </w:pPr>
+      <w:r>
+        <w:rPr>
+          <w:rFonts w:hint="eastAsia"/>
+          <w:noProof/>
+        </w:rPr>
+        <w:drawing>
+          <wp:inline distT="0" distB="0" distL="0" distR="0" wp14:anchorId="6C70E556" wp14:editId="421AF653">
+            <wp:extent cx="2453581" cy="1752600"/>
+            <wp:effectExtent l="0" t="0" r="4445" b="0"/>
+            <wp:docPr id="433442974" name="图片 10"/>
+            <wp:cNvGraphicFramePr>
+              <a:graphicFrameLocks xmlns:a="http://schemas.openxmlformats.org/drawingml/2006/main" noChangeAspect="1"/>
+            </wp:cNvGraphicFramePr>
+            <a:graphic xmlns:a="http://schemas.openxmlformats.org/drawingml/2006/main">
+              <a:graphicData uri="http://schemas.openxmlformats.org/drawingml/2006/picture">
+                <pic:pic xmlns:pic="http://schemas.openxmlformats.org/drawingml/2006/picture">
+                  <pic:nvPicPr>
+                    <pic:cNvPr id="0" name="Picture 21"/>
+                    <pic:cNvPicPr>
+                      <a:picLocks noChangeAspect="1" noChangeArrowheads="1"/>
+                    </pic:cNvPicPr>
+                  </pic:nvPicPr>
+                  <pic:blipFill>
+                    <a:blip r:embed="rId10" cstate="print">
+                      <a:extLst>
+                        <a:ext uri="{28A0092B-C50C-407E-A947-70E740481C1C}">
+                          <a14:useLocalDpi xmlns:a14="http://schemas.microsoft.com/office/drawing/2010/main" val="0"/>
+                        </a:ext>
+                      </a:extLst>
+                    </a:blip>
+                    <a:srcRect/>
+                    <a:stretch>
+                      <a:fillRect/>
+                    </a:stretch>
+                  </pic:blipFill>
+                  <pic:spPr bwMode="auto">
+                    <a:xfrm>
+                      <a:off x="0" y="0"/>
+                      <a:ext cx="2474737" cy="1767712"/>
+                    </a:xfrm>
+                    <a:prstGeom prst="rect">
+                      <a:avLst/>
+                    </a:prstGeom>
+                    <a:noFill/>
+                    <a:ln>
+                      <a:noFill/>
+                    </a:ln>
+                  </pic:spPr>
+                </pic:pic>
+              </a:graphicData>
+            </a:graphic>
+          </wp:inline>
+        </w:drawing>
+      </w:r>
+    </w:p>
+    <w:p>
+      <w:pPr>
+        <w:snapToGrid w:val="0"/>
+        <w:rPr>
+          <w:rFonts w:ascii="Tahoma" w:eastAsia="微软雅黑" w:hAnsi="Tahoma"/>
+          <w:kern w:val="0"/>
+          <w:sz w:val="22"/>
+        </w:rPr>
+      </w:pPr>
+      <w:r>
+        <w:rPr>
+          <w:rFonts w:ascii="Tahoma" w:eastAsia="微软雅黑" w:hAnsi="Tahoma" w:hint="eastAsia"/>
+          <w:kern w:val="0"/>
+          <w:sz w:val="22"/>
+        </w:rPr>
+        <w:t>然后想起了之前我也画了图书馆的图块，</w:t>
+      </w:r>
+    </w:p>
+    <w:p>
+      <w:pPr>
+        <w:snapToGrid w:val="0"/>
+        <w:rPr>
+          <w:rFonts w:ascii="Tahoma" w:eastAsia="微软雅黑" w:hAnsi="Tahoma"/>
+          <w:kern w:val="0"/>
+          <w:sz w:val="22"/>
+        </w:rPr>
+      </w:pPr>
+      <w:r>
+        <w:rPr>
+          <w:rFonts w:ascii="Tahoma" w:eastAsia="微软雅黑" w:hAnsi="Tahoma" w:hint="eastAsia"/>
+          <w:kern w:val="0"/>
+          <w:sz w:val="22"/>
+        </w:rPr>
+        <w:t>于是又</w:t>
+      </w:r>
+      <w:proofErr w:type="gramStart"/>
+      <w:r>
+        <w:rPr>
+          <w:rFonts w:ascii="Tahoma" w:eastAsia="微软雅黑" w:hAnsi="Tahoma" w:hint="eastAsia"/>
+          <w:kern w:val="0"/>
+          <w:sz w:val="22"/>
+        </w:rPr>
+        <w:t>开坑把</w:t>
+      </w:r>
+      <w:proofErr w:type="gramEnd"/>
+      <w:r>
+        <w:rPr>
+          <w:rFonts w:ascii="Tahoma" w:eastAsia="微软雅黑" w:hAnsi="Tahoma" w:hint="eastAsia"/>
+          <w:kern w:val="0"/>
+          <w:sz w:val="22"/>
+        </w:rPr>
+        <w:t>迷宫又重新改进了一下。</w:t>
+      </w:r>
+    </w:p>
+    <w:p>
+      <w:pPr>
+        <w:snapToGrid w:val="0"/>
+        <w:jc w:val="center"/>
+        <w:rPr>
+          <w:rFonts w:ascii="Tahoma" w:eastAsia="微软雅黑" w:hAnsi="Tahoma"/>
+          <w:kern w:val="0"/>
+          <w:sz w:val="22"/>
+        </w:rPr>
+      </w:pPr>
+      <w:r>
+        <w:rPr>
+          <w:rFonts w:hint="eastAsia"/>
+          <w:noProof/>
+        </w:rPr>
+        <w:drawing>
+          <wp:inline distT="0" distB="0" distL="0" distR="0" wp14:anchorId="1F689F27" wp14:editId="0BAE5C36">
+            <wp:extent cx="2366579" cy="1600200"/>
+            <wp:effectExtent l="0" t="0" r="0" b="0"/>
+            <wp:docPr id="644835699" name="图片 3"/>
+            <wp:cNvGraphicFramePr>
+              <a:graphicFrameLocks xmlns:a="http://schemas.openxmlformats.org/drawingml/2006/main" noChangeAspect="1"/>
+            </wp:cNvGraphicFramePr>
+            <a:graphic xmlns:a="http://schemas.openxmlformats.org/drawingml/2006/main">
+              <a:graphicData uri="http://schemas.openxmlformats.org/drawingml/2006/picture">
+                <pic:pic xmlns:pic="http://schemas.openxmlformats.org/drawingml/2006/picture">
+                  <pic:nvPicPr>
+                    <pic:cNvPr id="0" name="Picture 7"/>
+                    <pic:cNvPicPr>
+                      <a:picLocks noChangeAspect="1" noChangeArrowheads="1"/>
+                    </pic:cNvPicPr>
+                  </pic:nvPicPr>
+                  <pic:blipFill>
+                    <a:blip r:embed="rId11">
+                      <a:extLst>
+                        <a:ext uri="{28A0092B-C50C-407E-A947-70E740481C1C}">
+                          <a14:useLocalDpi xmlns:a14="http://schemas.microsoft.com/office/drawing/2010/main" val="0"/>
+                        </a:ext>
+                      </a:extLst>
+                    </a:blip>
+                    <a:srcRect/>
+                    <a:stretch>
+                      <a:fillRect/>
+                    </a:stretch>
+                  </pic:blipFill>
+                  <pic:spPr bwMode="auto">
+                    <a:xfrm>
+                      <a:off x="0" y="0"/>
+                      <a:ext cx="2377135" cy="1607337"/>
+                    </a:xfrm>
+                    <a:prstGeom prst="rect">
+                      <a:avLst/>
+                    </a:prstGeom>
+                    <a:noFill/>
+                    <a:ln>
+                      <a:noFill/>
+                    </a:ln>
+                  </pic:spPr>
+                </pic:pic>
+              </a:graphicData>
+            </a:graphic>
+          </wp:inline>
+        </w:drawing>
+      </w:r>
+    </w:p>
+    <w:p>
+      <w:pPr>
+        <w:widowControl/>
+        <w:jc w:val="left"/>
+        <w:rPr>
+          <w:rFonts w:ascii="Tahoma" w:eastAsia="微软雅黑" w:hAnsi="Tahoma"/>
+          <w:kern w:val="0"/>
+          <w:sz w:val="22"/>
+        </w:rPr>
+      </w:pPr>
+      <w:r>
+        <w:rPr>
+          <w:rFonts w:ascii="Tahoma" w:eastAsia="微软雅黑" w:hAnsi="Tahoma"/>
+          <w:kern w:val="0"/>
+          <w:sz w:val="22"/>
+        </w:rPr>
+        <w:br w:type="page"/>
+      </w:r>
+    </w:p>
+    <w:p>
+      <w:pPr>
+        <w:pStyle w:val="2"/>
+        <w:rPr>
+          <w:rFonts w:hint="eastAsia"/>
+        </w:rPr>
+      </w:pPr>
+      <w:r>
+        <w:rPr>
+          <w:rFonts w:hint="eastAsia"/>
+        </w:rPr>
+        <w:lastRenderedPageBreak/>
+        <w:t>===</w:t>
+      </w:r>
+      <w:r>
+        <w:rPr>
+          <w:rFonts w:hint="eastAsia"/>
+        </w:rPr>
+        <w:t>纯</w:t>
+      </w:r>
+      <w:r>
+        <w:rPr>
+          <w:rFonts w:hint="eastAsia"/>
+        </w:rPr>
+        <w:t>迷宫</w:t>
+      </w:r>
+      <w:r>
+        <w:rPr>
+          <w:rFonts w:hint="eastAsia"/>
+        </w:rPr>
+        <w:t xml:space="preserve"> </w:t>
+      </w:r>
+      <w:r>
+        <w:rPr>
+          <w:rFonts w:hint="eastAsia"/>
+        </w:rPr>
+        <w:t>-</w:t>
+      </w:r>
+      <w:r>
+        <w:rPr>
+          <w:rFonts w:hint="eastAsia"/>
+        </w:rPr>
+        <w:t xml:space="preserve"> 游戏</w:t>
+      </w:r>
+      <w:r>
+        <w:rPr>
+          <w:rFonts w:hint="eastAsia"/>
+        </w:rPr>
+        <w:t>===</w:t>
+      </w:r>
+    </w:p>
+    <w:p>
+      <w:pPr>
+        <w:pStyle w:val="3"/>
+        <w:rPr>
+          <w:rFonts w:hint="eastAsia"/>
+        </w:rPr>
+      </w:pPr>
+      <w:r>
+        <w:rPr>
+          <w:rFonts w:hint="eastAsia"/>
+        </w:rPr>
+        <w:t>游戏</w:t>
+      </w:r>
+      <w:r>
+        <w:rPr>
+          <w:rFonts w:hint="eastAsia"/>
+        </w:rPr>
+        <w:t>简介</w:t>
+      </w:r>
+    </w:p>
+    <w:p>
+      <w:pPr>
+        <w:pStyle w:val="4"/>
+        <w:rPr>
+          <w:rFonts w:hint="eastAsia"/>
+        </w:rPr>
+      </w:pPr>
+      <w:r>
+        <w:rPr>
+          <w:rFonts w:hint="eastAsia"/>
+        </w:rPr>
+        <w:t>1）</w:t>
+      </w:r>
+      <w:r>
+        <w:rPr>
+          <w:rFonts w:hint="eastAsia"/>
+        </w:rPr>
+        <w:t>游戏规则</w:t>
       </w:r>
     </w:p>
     <w:p>
@@ -589,6 +1164,1628 @@
         <w:widowControl/>
         <w:adjustRightInd w:val="0"/>
         <w:snapToGrid w:val="0"/>
+        <w:jc w:val="left"/>
+        <w:rPr>
+          <w:rFonts w:ascii="Tahoma" w:eastAsia="微软雅黑" w:hAnsi="Tahoma"/>
+          <w:kern w:val="0"/>
+          <w:sz w:val="22"/>
+        </w:rPr>
+      </w:pPr>
+      <w:r>
+        <w:rPr>
+          <w:rFonts w:ascii="Tahoma" w:eastAsia="微软雅黑" w:hAnsi="Tahoma" w:hint="eastAsia"/>
+          <w:kern w:val="0"/>
+          <w:sz w:val="22"/>
+        </w:rPr>
+        <w:t>玩家需要从</w:t>
+      </w:r>
+      <w:r>
+        <w:rPr>
+          <w:rFonts w:ascii="Tahoma" w:eastAsia="微软雅黑" w:hAnsi="Tahoma" w:hint="eastAsia"/>
+          <w:kern w:val="0"/>
+          <w:sz w:val="22"/>
+        </w:rPr>
+        <w:t xml:space="preserve"> </w:t>
+      </w:r>
+      <w:r>
+        <w:rPr>
+          <w:rFonts w:ascii="Tahoma" w:eastAsia="微软雅黑" w:hAnsi="Tahoma" w:hint="eastAsia"/>
+          <w:kern w:val="0"/>
+          <w:sz w:val="22"/>
+        </w:rPr>
+        <w:t>起点</w:t>
+      </w:r>
+      <w:r>
+        <w:rPr>
+          <w:rFonts w:ascii="Tahoma" w:eastAsia="微软雅黑" w:hAnsi="Tahoma" w:hint="eastAsia"/>
+          <w:kern w:val="0"/>
+          <w:sz w:val="22"/>
+        </w:rPr>
+        <w:t xml:space="preserve"> </w:t>
+      </w:r>
+      <w:r>
+        <w:rPr>
+          <w:rFonts w:ascii="Tahoma" w:eastAsia="微软雅黑" w:hAnsi="Tahoma" w:hint="eastAsia"/>
+          <w:kern w:val="0"/>
+          <w:sz w:val="22"/>
+        </w:rPr>
+        <w:t>到达</w:t>
+      </w:r>
+      <w:r>
+        <w:rPr>
+          <w:rFonts w:ascii="Tahoma" w:eastAsia="微软雅黑" w:hAnsi="Tahoma" w:hint="eastAsia"/>
+          <w:kern w:val="0"/>
+          <w:sz w:val="22"/>
+        </w:rPr>
+        <w:t xml:space="preserve"> </w:t>
+      </w:r>
+      <w:r>
+        <w:rPr>
+          <w:rFonts w:ascii="Tahoma" w:eastAsia="微软雅黑" w:hAnsi="Tahoma" w:hint="eastAsia"/>
+          <w:kern w:val="0"/>
+          <w:sz w:val="22"/>
+        </w:rPr>
+        <w:t>终点</w:t>
+      </w:r>
+      <w:r>
+        <w:rPr>
+          <w:rFonts w:ascii="Tahoma" w:eastAsia="微软雅黑" w:hAnsi="Tahoma"/>
+          <w:kern w:val="0"/>
+          <w:sz w:val="22"/>
+        </w:rPr>
+        <w:t>/</w:t>
+      </w:r>
+      <w:r>
+        <w:rPr>
+          <w:rFonts w:ascii="Tahoma" w:eastAsia="微软雅黑" w:hAnsi="Tahoma" w:hint="eastAsia"/>
+          <w:kern w:val="0"/>
+          <w:sz w:val="22"/>
+        </w:rPr>
+        <w:t>目的地</w:t>
+      </w:r>
+      <w:r>
+        <w:rPr>
+          <w:rFonts w:ascii="Tahoma" w:eastAsia="微软雅黑" w:hAnsi="Tahoma" w:hint="eastAsia"/>
+          <w:kern w:val="0"/>
+          <w:sz w:val="22"/>
+        </w:rPr>
+        <w:t>。</w:t>
+      </w:r>
+    </w:p>
+    <w:p>
+      <w:pPr>
+        <w:widowControl/>
+        <w:adjustRightInd w:val="0"/>
+        <w:snapToGrid w:val="0"/>
+        <w:jc w:val="left"/>
+        <w:rPr>
+          <w:rFonts w:ascii="Tahoma" w:eastAsia="微软雅黑" w:hAnsi="Tahoma"/>
+          <w:kern w:val="0"/>
+          <w:sz w:val="22"/>
+        </w:rPr>
+      </w:pPr>
+      <w:r>
+        <w:rPr>
+          <w:rFonts w:ascii="Tahoma" w:eastAsia="微软雅黑" w:hAnsi="Tahoma" w:hint="eastAsia"/>
+          <w:kern w:val="0"/>
+          <w:sz w:val="22"/>
+        </w:rPr>
+        <w:t>这个过程中</w:t>
+      </w:r>
+      <w:r>
+        <w:rPr>
+          <w:rFonts w:ascii="Tahoma" w:eastAsia="微软雅黑" w:hAnsi="Tahoma" w:hint="eastAsia"/>
+          <w:kern w:val="0"/>
+          <w:sz w:val="22"/>
+        </w:rPr>
+        <w:t>若</w:t>
+      </w:r>
+      <w:r>
+        <w:rPr>
+          <w:rFonts w:ascii="Tahoma" w:eastAsia="微软雅黑" w:hAnsi="Tahoma" w:hint="eastAsia"/>
+          <w:kern w:val="0"/>
+          <w:sz w:val="22"/>
+        </w:rPr>
+        <w:t>产生</w:t>
+      </w:r>
+      <w:r>
+        <w:rPr>
+          <w:rFonts w:ascii="Tahoma" w:eastAsia="微软雅黑" w:hAnsi="Tahoma" w:hint="eastAsia"/>
+          <w:kern w:val="0"/>
+          <w:sz w:val="22"/>
+        </w:rPr>
+        <w:t>了</w:t>
+      </w:r>
+      <w:r>
+        <w:rPr>
+          <w:rFonts w:ascii="Tahoma" w:eastAsia="微软雅黑" w:hAnsi="Tahoma" w:hint="eastAsia"/>
+          <w:kern w:val="0"/>
+          <w:sz w:val="22"/>
+        </w:rPr>
+        <w:t>任何迷惑性的分支路线，</w:t>
+      </w:r>
+      <w:r>
+        <w:rPr>
+          <w:rFonts w:ascii="Tahoma" w:eastAsia="微软雅黑" w:hAnsi="Tahoma" w:hint="eastAsia"/>
+          <w:kern w:val="0"/>
+          <w:sz w:val="22"/>
+        </w:rPr>
+        <w:t>则</w:t>
+      </w:r>
+      <w:r>
+        <w:rPr>
+          <w:rFonts w:ascii="Tahoma" w:eastAsia="微软雅黑" w:hAnsi="Tahoma" w:hint="eastAsia"/>
+          <w:kern w:val="0"/>
+          <w:sz w:val="22"/>
+        </w:rPr>
+        <w:t>都属于迷宫。</w:t>
+      </w:r>
+    </w:p>
+    <w:p>
+      <w:pPr>
+        <w:widowControl/>
+        <w:adjustRightInd w:val="0"/>
+        <w:snapToGrid w:val="0"/>
+        <w:jc w:val="left"/>
+        <w:rPr>
+          <w:rFonts w:ascii="Tahoma" w:eastAsia="微软雅黑" w:hAnsi="Tahoma"/>
+          <w:kern w:val="0"/>
+          <w:sz w:val="22"/>
+        </w:rPr>
+      </w:pPr>
+    </w:p>
+    <w:p>
+      <w:pPr>
+        <w:pStyle w:val="4"/>
+        <w:rPr>
+          <w:rFonts w:hint="eastAsia"/>
+        </w:rPr>
+      </w:pPr>
+      <w:r>
+        <w:t>2</w:t>
+      </w:r>
+      <w:r>
+        <w:rPr>
+          <w:rFonts w:hint="eastAsia"/>
+        </w:rPr>
+        <w:t>）难度分配</w:t>
+      </w:r>
+    </w:p>
+    <w:p>
+      <w:pPr>
+        <w:widowControl/>
+        <w:adjustRightInd w:val="0"/>
+        <w:snapToGrid w:val="0"/>
+        <w:jc w:val="left"/>
+        <w:rPr>
+          <w:rFonts w:ascii="Tahoma" w:eastAsia="微软雅黑" w:hAnsi="Tahoma"/>
+          <w:kern w:val="0"/>
+          <w:sz w:val="22"/>
+        </w:rPr>
+      </w:pPr>
+      <w:r>
+        <w:rPr>
+          <w:rFonts w:ascii="Tahoma" w:eastAsia="微软雅黑" w:hAnsi="Tahoma" w:hint="eastAsia"/>
+          <w:kern w:val="0"/>
+          <w:sz w:val="22"/>
+        </w:rPr>
+        <w:t>迷宫越大，越复杂，相对越难。</w:t>
+      </w:r>
+    </w:p>
+    <w:p>
+      <w:pPr>
+        <w:widowControl/>
+        <w:adjustRightInd w:val="0"/>
+        <w:snapToGrid w:val="0"/>
+        <w:jc w:val="left"/>
+        <w:rPr>
+          <w:rFonts w:ascii="Tahoma" w:eastAsia="微软雅黑" w:hAnsi="Tahoma"/>
+          <w:kern w:val="0"/>
+          <w:sz w:val="22"/>
+        </w:rPr>
+      </w:pPr>
+      <w:r>
+        <w:rPr>
+          <w:rFonts w:ascii="Tahoma" w:eastAsia="微软雅黑" w:hAnsi="Tahoma" w:hint="eastAsia"/>
+          <w:kern w:val="0"/>
+          <w:sz w:val="22"/>
+        </w:rPr>
+        <w:t>迷宫中如果存在</w:t>
+      </w:r>
+      <w:r>
+        <w:rPr>
+          <w:rFonts w:ascii="Tahoma" w:eastAsia="微软雅黑" w:hAnsi="Tahoma"/>
+          <w:kern w:val="0"/>
+          <w:sz w:val="22"/>
+        </w:rPr>
+        <w:t>回路</w:t>
+      </w:r>
+      <w:r>
+        <w:rPr>
+          <w:rFonts w:ascii="Tahoma" w:eastAsia="微软雅黑" w:hAnsi="Tahoma" w:hint="eastAsia"/>
+          <w:kern w:val="0"/>
+          <w:sz w:val="22"/>
+        </w:rPr>
+        <w:t>，那么难度会加大</w:t>
+      </w:r>
+      <w:r>
+        <w:rPr>
+          <w:rFonts w:ascii="Tahoma" w:eastAsia="微软雅黑" w:hAnsi="Tahoma" w:hint="eastAsia"/>
+          <w:kern w:val="0"/>
+          <w:sz w:val="22"/>
+        </w:rPr>
+        <w:t>。</w:t>
+      </w:r>
+    </w:p>
+    <w:p>
+      <w:pPr>
+        <w:widowControl/>
+        <w:adjustRightInd w:val="0"/>
+        <w:snapToGrid w:val="0"/>
+        <w:jc w:val="left"/>
+        <w:rPr>
+          <w:rFonts w:ascii="Tahoma" w:eastAsia="微软雅黑" w:hAnsi="Tahoma"/>
+          <w:kern w:val="0"/>
+          <w:sz w:val="22"/>
+        </w:rPr>
+      </w:pPr>
+      <w:r>
+        <w:rPr>
+          <w:rFonts w:ascii="Tahoma" w:eastAsia="微软雅黑" w:hAnsi="Tahoma" w:hint="eastAsia"/>
+          <w:kern w:val="0"/>
+          <w:sz w:val="22"/>
+        </w:rPr>
+        <w:t>迷宫中如果存在传送，那么难度会进一步加大。</w:t>
+      </w:r>
+    </w:p>
+    <w:p>
+      <w:pPr>
+        <w:widowControl/>
+        <w:adjustRightInd w:val="0"/>
+        <w:snapToGrid w:val="0"/>
+        <w:jc w:val="left"/>
+        <w:rPr>
+          <w:rFonts w:ascii="Tahoma" w:eastAsia="微软雅黑" w:hAnsi="Tahoma"/>
+          <w:kern w:val="0"/>
+          <w:sz w:val="22"/>
+        </w:rPr>
+      </w:pPr>
+    </w:p>
+    <w:p>
+      <w:pPr>
+        <w:pStyle w:val="4"/>
+        <w:rPr>
+          <w:rFonts w:hint="eastAsia"/>
+        </w:rPr>
+      </w:pPr>
+      <w:bookmarkStart w:id="0" w:name="_Hlk74556982"/>
+      <w:r>
+        <w:t>3</w:t>
+      </w:r>
+      <w:r>
+        <w:rPr>
+          <w:rFonts w:hint="eastAsia"/>
+        </w:rPr>
+        <w:t>）禁用能力</w:t>
+      </w:r>
+    </w:p>
+    <w:p>
+      <w:pPr>
+        <w:widowControl/>
+        <w:adjustRightInd w:val="0"/>
+        <w:snapToGrid w:val="0"/>
+        <w:jc w:val="left"/>
+        <w:rPr>
+          <w:rFonts w:ascii="Tahoma" w:eastAsia="微软雅黑" w:hAnsi="Tahoma"/>
+          <w:kern w:val="0"/>
+          <w:sz w:val="22"/>
+        </w:rPr>
+      </w:pPr>
+      <w:r>
+        <w:rPr>
+          <w:rFonts w:ascii="Tahoma" w:eastAsia="微软雅黑" w:hAnsi="Tahoma" w:hint="eastAsia"/>
+          <w:kern w:val="0"/>
+          <w:sz w:val="22"/>
+        </w:rPr>
+        <w:t>禁跳跃。（可选）</w:t>
+      </w:r>
+    </w:p>
+    <w:bookmarkEnd w:id="0"/>
+    <w:p>
+      <w:pPr>
+        <w:widowControl/>
+        <w:adjustRightInd w:val="0"/>
+        <w:snapToGrid w:val="0"/>
+        <w:jc w:val="left"/>
+        <w:rPr>
+          <w:rFonts w:ascii="Tahoma" w:eastAsia="微软雅黑" w:hAnsi="Tahoma"/>
+          <w:kern w:val="0"/>
+          <w:sz w:val="22"/>
+        </w:rPr>
+      </w:pPr>
+    </w:p>
+    <w:p>
+      <w:pPr>
+        <w:pStyle w:val="4"/>
+        <w:rPr>
+          <w:rFonts w:hint="eastAsia"/>
+        </w:rPr>
+      </w:pPr>
+      <w:r>
+        <w:t>4</w:t>
+      </w:r>
+      <w:r>
+        <w:rPr>
+          <w:rFonts w:hint="eastAsia"/>
+        </w:rPr>
+        <w:t>）</w:t>
+      </w:r>
+      <w:proofErr w:type="gramStart"/>
+      <w:r>
+        <w:rPr>
+          <w:rFonts w:hint="eastAsia"/>
+        </w:rPr>
+        <w:t>卡关注意</w:t>
+      </w:r>
+      <w:proofErr w:type="gramEnd"/>
+      <w:r>
+        <w:rPr>
+          <w:rFonts w:hint="eastAsia"/>
+        </w:rPr>
+        <w:t>事项</w:t>
+      </w:r>
+    </w:p>
+    <w:p>
+      <w:pPr>
+        <w:widowControl/>
+        <w:adjustRightInd w:val="0"/>
+        <w:snapToGrid w:val="0"/>
+        <w:jc w:val="left"/>
+        <w:rPr>
+          <w:rFonts w:ascii="Tahoma" w:eastAsia="微软雅黑" w:hAnsi="Tahoma"/>
+          <w:kern w:val="0"/>
+          <w:sz w:val="22"/>
+        </w:rPr>
+      </w:pPr>
+      <w:r>
+        <w:rPr>
+          <w:rFonts w:ascii="Tahoma" w:eastAsia="微软雅黑" w:hAnsi="Tahoma" w:hint="eastAsia"/>
+          <w:kern w:val="0"/>
+          <w:sz w:val="22"/>
+        </w:rPr>
+        <w:t>这里使用了插件：</w:t>
+      </w:r>
+    </w:p>
+    <w:p>
+      <w:pPr>
+        <w:widowControl/>
+        <w:adjustRightInd w:val="0"/>
+        <w:snapToGrid w:val="0"/>
+        <w:ind w:firstLine="420"/>
+        <w:jc w:val="left"/>
+        <w:rPr>
+          <w:rFonts w:ascii="Tahoma" w:eastAsia="微软雅黑" w:hAnsi="Tahoma"/>
+          <w:kern w:val="0"/>
+          <w:sz w:val="22"/>
+        </w:rPr>
+      </w:pPr>
+      <w:r>
+        <w:rPr>
+          <w:rFonts w:ascii="Tahoma" w:eastAsia="微软雅黑" w:hAnsi="Tahoma"/>
+          <w:kern w:val="0"/>
+          <w:sz w:val="22"/>
+        </w:rPr>
+        <w:t>Drill_WindowMenuButton</w:t>
+      </w:r>
+      <w:r>
+        <w:rPr>
+          <w:rFonts w:ascii="Tahoma" w:eastAsia="微软雅黑" w:hAnsi="Tahoma"/>
+          <w:kern w:val="0"/>
+          <w:sz w:val="22"/>
+        </w:rPr>
+        <w:tab/>
+      </w:r>
+      <w:r>
+        <w:rPr>
+          <w:rFonts w:ascii="Tahoma" w:eastAsia="微软雅黑" w:hAnsi="Tahoma"/>
+          <w:kern w:val="0"/>
+          <w:sz w:val="22"/>
+        </w:rPr>
+        <w:tab/>
+      </w:r>
+      <w:r>
+        <w:rPr>
+          <w:rFonts w:ascii="Tahoma" w:eastAsia="微软雅黑" w:hAnsi="Tahoma"/>
+          <w:kern w:val="0"/>
+          <w:sz w:val="22"/>
+        </w:rPr>
+        <w:tab/>
+      </w:r>
+      <w:r>
+        <w:rPr>
+          <w:rFonts w:ascii="Tahoma" w:eastAsia="微软雅黑" w:hAnsi="Tahoma" w:hint="eastAsia"/>
+          <w:kern w:val="0"/>
+          <w:sz w:val="22"/>
+        </w:rPr>
+        <w:t>控件</w:t>
+      </w:r>
+      <w:r>
+        <w:rPr>
+          <w:rFonts w:ascii="Tahoma" w:eastAsia="微软雅黑" w:hAnsi="Tahoma"/>
+          <w:kern w:val="0"/>
+          <w:sz w:val="22"/>
+        </w:rPr>
+        <w:t xml:space="preserve"> - </w:t>
+      </w:r>
+      <w:r>
+        <w:rPr>
+          <w:rFonts w:ascii="Tahoma" w:eastAsia="微软雅黑" w:hAnsi="Tahoma" w:hint="eastAsia"/>
+          <w:kern w:val="0"/>
+          <w:sz w:val="22"/>
+        </w:rPr>
+        <w:t>主菜单选项按钮管理器</w:t>
+      </w:r>
+    </w:p>
+    <w:p>
+      <w:pPr>
+        <w:widowControl/>
+        <w:adjustRightInd w:val="0"/>
+        <w:snapToGrid w:val="0"/>
+        <w:jc w:val="left"/>
+        <w:rPr>
+          <w:rFonts w:ascii="Tahoma" w:eastAsia="微软雅黑" w:hAnsi="Tahoma"/>
+          <w:kern w:val="0"/>
+          <w:sz w:val="22"/>
+        </w:rPr>
+      </w:pPr>
+      <w:r>
+        <w:rPr>
+          <w:rFonts w:ascii="Tahoma" w:eastAsia="微软雅黑" w:hAnsi="Tahoma" w:hint="eastAsia"/>
+          <w:kern w:val="0"/>
+          <w:sz w:val="22"/>
+        </w:rPr>
+        <w:t>并连接到了公共事件：</w:t>
+      </w:r>
+      <w:r>
+        <w:rPr>
+          <w:rFonts w:ascii="Tahoma" w:eastAsia="微软雅黑" w:hAnsi="Tahoma" w:hint="eastAsia"/>
+          <w:kern w:val="0"/>
+          <w:sz w:val="22"/>
+        </w:rPr>
+        <w:t>“迷宫卡关”。</w:t>
+      </w:r>
+    </w:p>
+    <w:p>
+      <w:pPr>
+        <w:widowControl/>
+        <w:adjustRightInd w:val="0"/>
+        <w:snapToGrid w:val="0"/>
+        <w:jc w:val="left"/>
+        <w:rPr>
+          <w:rFonts w:ascii="Tahoma" w:eastAsia="微软雅黑" w:hAnsi="Tahoma"/>
+          <w:kern w:val="0"/>
+          <w:sz w:val="22"/>
+        </w:rPr>
+      </w:pPr>
+      <w:r>
+        <w:rPr>
+          <w:rFonts w:ascii="Tahoma" w:eastAsia="微软雅黑" w:hAnsi="Tahoma" w:hint="eastAsia"/>
+          <w:kern w:val="0"/>
+          <w:sz w:val="22"/>
+        </w:rPr>
+        <w:t>玩家可以在菜单界面瞬间传回地图的开始点。（注意，玩家</w:t>
+      </w:r>
+      <w:r>
+        <w:rPr>
+          <w:rFonts w:ascii="Tahoma" w:eastAsia="微软雅黑" w:hAnsi="Tahoma" w:hint="eastAsia"/>
+          <w:kern w:val="0"/>
+          <w:sz w:val="22"/>
+        </w:rPr>
+        <w:t>自己</w:t>
+      </w:r>
+      <w:r>
+        <w:rPr>
+          <w:rFonts w:ascii="Tahoma" w:eastAsia="微软雅黑" w:hAnsi="Tahoma" w:hint="eastAsia"/>
+          <w:kern w:val="0"/>
+          <w:sz w:val="22"/>
+        </w:rPr>
+        <w:t>迷路也算</w:t>
+      </w:r>
+      <w:r>
+        <w:rPr>
+          <w:rFonts w:ascii="Tahoma" w:eastAsia="微软雅黑" w:hAnsi="Tahoma" w:hint="eastAsia"/>
+          <w:kern w:val="0"/>
+          <w:sz w:val="22"/>
+        </w:rPr>
+        <w:t xml:space="preserve"> </w:t>
+      </w:r>
+      <w:proofErr w:type="gramStart"/>
+      <w:r>
+        <w:rPr>
+          <w:rFonts w:ascii="Tahoma" w:eastAsia="微软雅黑" w:hAnsi="Tahoma" w:hint="eastAsia"/>
+          <w:kern w:val="0"/>
+          <w:sz w:val="22"/>
+        </w:rPr>
+        <w:t>卡关</w:t>
+      </w:r>
+      <w:proofErr w:type="gramEnd"/>
+      <w:r>
+        <w:rPr>
+          <w:rFonts w:ascii="Tahoma" w:eastAsia="微软雅黑" w:hAnsi="Tahoma" w:hint="eastAsia"/>
+          <w:kern w:val="0"/>
+          <w:sz w:val="22"/>
+        </w:rPr>
+        <w:t xml:space="preserve"> </w:t>
+      </w:r>
+      <w:r>
+        <w:rPr>
+          <w:rFonts w:ascii="Tahoma" w:eastAsia="微软雅黑" w:hAnsi="Tahoma" w:hint="eastAsia"/>
+          <w:kern w:val="0"/>
+          <w:sz w:val="22"/>
+        </w:rPr>
+        <w:t>哦）</w:t>
+      </w:r>
+    </w:p>
+    <w:p>
+      <w:pPr>
+        <w:widowControl/>
+        <w:jc w:val="center"/>
+        <w:rPr>
+          <w:rFonts w:ascii="宋体" w:eastAsia="宋体" w:hAnsi="宋体" w:cs="宋体" w:hint="eastAsia"/>
+          <w:kern w:val="0"/>
+          <w:sz w:val="24"/>
+          <w:szCs w:val="24"/>
+        </w:rPr>
+      </w:pPr>
+      <w:r>
+        <w:rPr>
+          <w:rFonts w:ascii="宋体" w:eastAsia="宋体" w:hAnsi="宋体" w:cs="宋体"/>
+          <w:noProof/>
+          <w:kern w:val="0"/>
+          <w:sz w:val="24"/>
+          <w:szCs w:val="24"/>
+        </w:rPr>
+        <w:drawing>
+          <wp:inline distT="0" distB="0" distL="0" distR="0" wp14:anchorId="0655566E" wp14:editId="12E16114">
+            <wp:extent cx="2979420" cy="876300"/>
+            <wp:effectExtent l="0" t="0" r="0" b="0"/>
+            <wp:docPr id="13" name="图片 13"/>
+            <wp:cNvGraphicFramePr>
+              <a:graphicFrameLocks xmlns:a="http://schemas.openxmlformats.org/drawingml/2006/main" noChangeAspect="1"/>
+            </wp:cNvGraphicFramePr>
+            <a:graphic xmlns:a="http://schemas.openxmlformats.org/drawingml/2006/main">
+              <a:graphicData uri="http://schemas.openxmlformats.org/drawingml/2006/picture">
+                <pic:pic xmlns:pic="http://schemas.openxmlformats.org/drawingml/2006/picture">
+                  <pic:nvPicPr>
+                    <pic:cNvPr id="0" name="Picture 1"/>
+                    <pic:cNvPicPr>
+                      <a:picLocks noChangeAspect="1" noChangeArrowheads="1"/>
+                    </pic:cNvPicPr>
+                  </pic:nvPicPr>
+                  <pic:blipFill>
+                    <a:blip r:embed="rId12">
+                      <a:extLst>
+                        <a:ext uri="{28A0092B-C50C-407E-A947-70E740481C1C}">
+                          <a14:useLocalDpi xmlns:a14="http://schemas.microsoft.com/office/drawing/2010/main" val="0"/>
+                        </a:ext>
+                      </a:extLst>
+                    </a:blip>
+                    <a:srcRect/>
+                    <a:stretch>
+                      <a:fillRect/>
+                    </a:stretch>
+                  </pic:blipFill>
+                  <pic:spPr bwMode="auto">
+                    <a:xfrm>
+                      <a:off x="0" y="0"/>
+                      <a:ext cx="2979420" cy="876300"/>
+                    </a:xfrm>
+                    <a:prstGeom prst="rect">
+                      <a:avLst/>
+                    </a:prstGeom>
+                    <a:noFill/>
+                    <a:ln>
+                      <a:noFill/>
+                    </a:ln>
+                  </pic:spPr>
+                </pic:pic>
+              </a:graphicData>
+            </a:graphic>
+          </wp:inline>
+        </w:drawing>
+      </w:r>
+    </w:p>
+    <w:p>
+      <w:pPr>
+        <w:widowControl/>
+        <w:adjustRightInd w:val="0"/>
+        <w:snapToGrid w:val="0"/>
+        <w:jc w:val="left"/>
+        <w:rPr>
+          <w:rFonts w:ascii="Tahoma" w:eastAsia="微软雅黑" w:hAnsi="Tahoma"/>
+          <w:kern w:val="0"/>
+          <w:sz w:val="22"/>
+        </w:rPr>
+      </w:pPr>
+    </w:p>
+    <w:p>
+      <w:pPr>
+        <w:widowControl/>
+        <w:jc w:val="left"/>
+        <w:rPr>
+          <w:rFonts w:ascii="Tahoma" w:eastAsia="微软雅黑" w:hAnsi="Tahoma"/>
+          <w:kern w:val="0"/>
+          <w:sz w:val="22"/>
+        </w:rPr>
+      </w:pPr>
+      <w:r>
+        <w:rPr>
+          <w:rFonts w:ascii="Tahoma" w:eastAsia="微软雅黑" w:hAnsi="Tahoma"/>
+          <w:kern w:val="0"/>
+          <w:sz w:val="22"/>
+        </w:rPr>
+        <w:br w:type="page"/>
+      </w:r>
+    </w:p>
+    <w:p>
+      <w:pPr>
+        <w:pStyle w:val="3"/>
+        <w:rPr>
+          <w:rFonts w:hint="eastAsia"/>
+        </w:rPr>
+      </w:pPr>
+      <w:r>
+        <w:rPr>
+          <w:rFonts w:hint="eastAsia"/>
+        </w:rPr>
+        <w:lastRenderedPageBreak/>
+        <w:t>设计</w:t>
+      </w:r>
+      <w:r>
+        <w:rPr>
+          <w:rFonts w:hint="eastAsia"/>
+        </w:rPr>
+        <w:t>者视角</w:t>
+      </w:r>
+    </w:p>
+    <w:p>
+      <w:pPr>
+        <w:pStyle w:val="4"/>
+        <w:rPr>
+          <w:rFonts w:hint="eastAsia"/>
+        </w:rPr>
+      </w:pPr>
+      <w:r>
+        <w:t>1</w:t>
+      </w:r>
+      <w:r>
+        <w:rPr>
+          <w:rFonts w:hint="eastAsia"/>
+        </w:rPr>
+        <w:t>）</w:t>
+      </w:r>
+      <w:r>
+        <w:rPr>
+          <w:rFonts w:hint="eastAsia"/>
+        </w:rPr>
+        <w:t>用途</w:t>
+      </w:r>
+    </w:p>
+    <w:p>
+      <w:pPr>
+        <w:snapToGrid w:val="0"/>
+        <w:rPr>
+          <w:rFonts w:ascii="Tahoma" w:eastAsia="微软雅黑" w:hAnsi="Tahoma"/>
+          <w:kern w:val="0"/>
+          <w:sz w:val="22"/>
+        </w:rPr>
+      </w:pPr>
+      <w:r>
+        <w:rPr>
+          <w:rFonts w:ascii="Tahoma" w:eastAsia="微软雅黑" w:hAnsi="Tahoma" w:hint="eastAsia"/>
+          <w:kern w:val="0"/>
+          <w:sz w:val="22"/>
+        </w:rPr>
+        <w:t>纯迷宫</w:t>
+      </w:r>
+      <w:r>
+        <w:rPr>
+          <w:rFonts w:ascii="Tahoma" w:eastAsia="微软雅黑" w:hAnsi="Tahoma" w:hint="eastAsia"/>
+          <w:kern w:val="0"/>
+          <w:sz w:val="22"/>
+        </w:rPr>
+        <w:t>不太适合单独做成解谜游戏，该功能更像一种附加玩法。</w:t>
+      </w:r>
+    </w:p>
+    <w:p>
+      <w:pPr>
+        <w:snapToGrid w:val="0"/>
+        <w:rPr>
+          <w:rFonts w:ascii="Tahoma" w:eastAsia="微软雅黑" w:hAnsi="Tahoma"/>
+          <w:b/>
+          <w:bCs/>
+          <w:kern w:val="0"/>
+          <w:sz w:val="22"/>
+        </w:rPr>
+      </w:pPr>
+      <w:r>
+        <w:rPr>
+          <w:rFonts w:ascii="Tahoma" w:eastAsia="微软雅黑" w:hAnsi="Tahoma" w:hint="eastAsia"/>
+          <w:b/>
+          <w:bCs/>
+          <w:kern w:val="0"/>
+          <w:sz w:val="22"/>
+        </w:rPr>
+        <w:t>此解谜游戏</w:t>
+      </w:r>
+      <w:r>
+        <w:rPr>
+          <w:rFonts w:ascii="Tahoma" w:eastAsia="微软雅黑" w:hAnsi="Tahoma" w:hint="eastAsia"/>
+          <w:b/>
+          <w:bCs/>
+          <w:kern w:val="0"/>
+          <w:sz w:val="22"/>
+        </w:rPr>
+        <w:t>在游戏中</w:t>
+      </w:r>
+      <w:r>
+        <w:rPr>
+          <w:rFonts w:ascii="Tahoma" w:eastAsia="微软雅黑" w:hAnsi="Tahoma" w:hint="eastAsia"/>
+          <w:b/>
+          <w:bCs/>
+          <w:kern w:val="0"/>
+          <w:sz w:val="22"/>
+        </w:rPr>
+        <w:t>建议最多只出现一次。</w:t>
+      </w:r>
+    </w:p>
+    <w:p>
+      <w:pPr>
+        <w:snapToGrid w:val="0"/>
+        <w:rPr>
+          <w:rFonts w:ascii="Tahoma" w:eastAsia="微软雅黑" w:hAnsi="Tahoma"/>
+          <w:kern w:val="0"/>
+          <w:sz w:val="22"/>
+        </w:rPr>
+      </w:pPr>
+    </w:p>
+    <w:p>
+      <w:pPr>
+        <w:pStyle w:val="4"/>
+        <w:rPr>
+          <w:rFonts w:hint="eastAsia"/>
+        </w:rPr>
+      </w:pPr>
+      <w:r>
+        <w:t>2</w:t>
+      </w:r>
+      <w:r>
+        <w:rPr>
+          <w:rFonts w:hint="eastAsia"/>
+        </w:rPr>
+        <w:t>）</w:t>
+      </w:r>
+      <w:r>
+        <w:rPr>
+          <w:rFonts w:hint="eastAsia"/>
+        </w:rPr>
+        <w:t>难度</w:t>
+      </w:r>
+      <w:r>
+        <w:rPr>
+          <w:rFonts w:hint="eastAsia"/>
+        </w:rPr>
+        <w:t>安排</w:t>
+      </w:r>
+    </w:p>
+    <w:p>
+      <w:pPr>
+        <w:snapToGrid w:val="0"/>
+        <w:rPr>
+          <w:rFonts w:ascii="Tahoma" w:eastAsia="微软雅黑" w:hAnsi="Tahoma"/>
+          <w:kern w:val="0"/>
+          <w:sz w:val="22"/>
+        </w:rPr>
+      </w:pPr>
+      <w:r>
+        <w:rPr>
+          <w:rFonts w:ascii="Tahoma" w:eastAsia="微软雅黑" w:hAnsi="Tahoma" w:hint="eastAsia"/>
+          <w:kern w:val="0"/>
+          <w:sz w:val="22"/>
+        </w:rPr>
+        <w:t>如果你想设计</w:t>
+      </w:r>
+      <w:r>
+        <w:rPr>
+          <w:rFonts w:ascii="Tahoma" w:eastAsia="微软雅黑" w:hAnsi="Tahoma" w:hint="eastAsia"/>
+          <w:kern w:val="0"/>
+          <w:sz w:val="22"/>
+        </w:rPr>
+        <w:t xml:space="preserve"> </w:t>
+      </w:r>
+      <w:r>
+        <w:rPr>
+          <w:rFonts w:ascii="Tahoma" w:eastAsia="微软雅黑" w:hAnsi="Tahoma" w:hint="eastAsia"/>
+          <w:kern w:val="0"/>
+          <w:sz w:val="22"/>
+        </w:rPr>
+        <w:t>单纯的迷宫</w:t>
+      </w:r>
+      <w:r>
+        <w:rPr>
+          <w:rFonts w:ascii="Tahoma" w:eastAsia="微软雅黑" w:hAnsi="Tahoma"/>
+          <w:kern w:val="0"/>
+          <w:sz w:val="22"/>
+        </w:rPr>
+        <w:t>/</w:t>
+      </w:r>
+      <w:r>
+        <w:rPr>
+          <w:rFonts w:ascii="Tahoma" w:eastAsia="微软雅黑" w:hAnsi="Tahoma" w:hint="eastAsia"/>
+          <w:kern w:val="0"/>
+          <w:sz w:val="22"/>
+        </w:rPr>
+        <w:t>洞穴</w:t>
+      </w:r>
+      <w:r>
+        <w:rPr>
+          <w:rFonts w:ascii="Tahoma" w:eastAsia="微软雅黑" w:hAnsi="Tahoma"/>
+          <w:kern w:val="0"/>
+          <w:sz w:val="22"/>
+        </w:rPr>
+        <w:t>/</w:t>
+      </w:r>
+      <w:r>
+        <w:rPr>
+          <w:rFonts w:ascii="Tahoma" w:eastAsia="微软雅黑" w:hAnsi="Tahoma" w:hint="eastAsia"/>
+          <w:kern w:val="0"/>
+          <w:sz w:val="22"/>
+        </w:rPr>
+        <w:t>密室</w:t>
+      </w:r>
+      <w:r>
+        <w:rPr>
+          <w:rFonts w:ascii="Tahoma" w:eastAsia="微软雅黑" w:hAnsi="Tahoma" w:hint="eastAsia"/>
+          <w:kern w:val="0"/>
+          <w:sz w:val="22"/>
+        </w:rPr>
+        <w:t xml:space="preserve"> </w:t>
+      </w:r>
+      <w:r>
+        <w:rPr>
+          <w:rFonts w:ascii="Tahoma" w:eastAsia="微软雅黑" w:hAnsi="Tahoma" w:hint="eastAsia"/>
+          <w:kern w:val="0"/>
+          <w:sz w:val="22"/>
+        </w:rPr>
+        <w:t>解谜，</w:t>
+      </w:r>
+    </w:p>
+    <w:p>
+      <w:pPr>
+        <w:snapToGrid w:val="0"/>
+        <w:rPr>
+          <w:rFonts w:ascii="Tahoma" w:eastAsia="微软雅黑" w:hAnsi="Tahoma"/>
+          <w:b/>
+          <w:bCs/>
+          <w:kern w:val="0"/>
+          <w:sz w:val="22"/>
+        </w:rPr>
+      </w:pPr>
+      <w:r>
+        <w:rPr>
+          <w:rFonts w:ascii="Tahoma" w:eastAsia="微软雅黑" w:hAnsi="Tahoma" w:hint="eastAsia"/>
+          <w:kern w:val="0"/>
+          <w:sz w:val="22"/>
+        </w:rPr>
+        <w:t>示例中的关卡只作为参考即可，可以适当加</w:t>
+      </w:r>
+      <w:r>
+        <w:rPr>
+          <w:rFonts w:ascii="Tahoma" w:eastAsia="微软雅黑" w:hAnsi="Tahoma" w:hint="eastAsia"/>
+          <w:kern w:val="0"/>
+          <w:sz w:val="22"/>
+        </w:rPr>
+        <w:t xml:space="preserve"> </w:t>
+      </w:r>
+      <w:r>
+        <w:rPr>
+          <w:rFonts w:ascii="Tahoma" w:eastAsia="微软雅黑" w:hAnsi="Tahoma" w:hint="eastAsia"/>
+          <w:kern w:val="0"/>
+          <w:sz w:val="22"/>
+        </w:rPr>
+        <w:t>回路</w:t>
+      </w:r>
+      <w:r>
+        <w:rPr>
+          <w:rFonts w:ascii="Tahoma" w:eastAsia="微软雅黑" w:hAnsi="Tahoma" w:hint="eastAsia"/>
+          <w:kern w:val="0"/>
+          <w:sz w:val="22"/>
+        </w:rPr>
+        <w:t xml:space="preserve"> </w:t>
+      </w:r>
+      <w:r>
+        <w:rPr>
+          <w:rFonts w:ascii="Tahoma" w:eastAsia="微软雅黑" w:hAnsi="Tahoma" w:hint="eastAsia"/>
+          <w:kern w:val="0"/>
+          <w:sz w:val="22"/>
+        </w:rPr>
+        <w:t>增加难度。</w:t>
+      </w:r>
+    </w:p>
+    <w:p>
+      <w:pPr>
+        <w:rPr>
+          <w:rFonts w:ascii="Tahoma" w:eastAsia="微软雅黑" w:hAnsi="Tahoma"/>
+          <w:kern w:val="0"/>
+          <w:sz w:val="22"/>
+        </w:rPr>
+      </w:pPr>
+    </w:p>
+    <w:p>
+      <w:pPr>
+        <w:widowControl/>
+        <w:jc w:val="left"/>
+        <w:rPr>
+          <w:rFonts w:ascii="Tahoma" w:eastAsia="微软雅黑" w:hAnsi="Tahoma"/>
+          <w:kern w:val="0"/>
+          <w:sz w:val="22"/>
+        </w:rPr>
+      </w:pPr>
+      <w:r>
+        <w:rPr>
+          <w:rFonts w:ascii="Tahoma" w:eastAsia="微软雅黑" w:hAnsi="Tahoma"/>
+          <w:kern w:val="0"/>
+          <w:sz w:val="22"/>
+        </w:rPr>
+        <w:br w:type="page"/>
+      </w:r>
+    </w:p>
+    <w:p>
+      <w:pPr>
+        <w:pStyle w:val="3"/>
+        <w:rPr>
+          <w:rFonts w:hint="eastAsia"/>
+        </w:rPr>
+      </w:pPr>
+      <w:proofErr w:type="gramStart"/>
+      <w:r>
+        <w:rPr>
+          <w:rFonts w:hint="eastAsia"/>
+        </w:rPr>
+        <w:lastRenderedPageBreak/>
+        <w:t>谜</w:t>
+      </w:r>
+      <w:proofErr w:type="gramEnd"/>
+      <w:r>
+        <w:rPr>
+          <w:rFonts w:hint="eastAsia"/>
+        </w:rPr>
+        <w:t>题解法</w:t>
+      </w:r>
+    </w:p>
+    <w:p>
+      <w:pPr>
+        <w:pStyle w:val="4"/>
+        <w:rPr>
+          <w:rFonts w:hint="eastAsia"/>
+        </w:rPr>
+      </w:pPr>
+      <w:r>
+        <w:t>1</w:t>
+      </w:r>
+      <w:r>
+        <w:rPr>
+          <w:rFonts w:hint="eastAsia"/>
+        </w:rPr>
+        <w:t>）</w:t>
+      </w:r>
+      <w:r>
+        <w:rPr>
+          <w:rFonts w:hint="eastAsia"/>
+        </w:rPr>
+        <w:t>贴墙法</w:t>
+      </w:r>
+    </w:p>
+    <w:p>
+      <w:pPr>
+        <w:widowControl/>
+        <w:adjustRightInd w:val="0"/>
+        <w:snapToGrid w:val="0"/>
+        <w:jc w:val="left"/>
+        <w:rPr>
+          <w:rFonts w:ascii="Tahoma" w:eastAsia="微软雅黑" w:hAnsi="Tahoma"/>
+          <w:kern w:val="0"/>
+          <w:sz w:val="22"/>
+        </w:rPr>
+      </w:pPr>
+      <w:r>
+        <w:rPr>
+          <w:rFonts w:ascii="Tahoma" w:eastAsia="微软雅黑" w:hAnsi="Tahoma" w:hint="eastAsia"/>
+          <w:kern w:val="0"/>
+          <w:sz w:val="22"/>
+        </w:rPr>
+        <w:t>贴墙法顾名思义，从入口进去，沿着右手</w:t>
+      </w:r>
+      <w:r>
+        <w:rPr>
+          <w:rFonts w:ascii="Tahoma" w:eastAsia="微软雅黑" w:hAnsi="Tahoma" w:hint="eastAsia"/>
+          <w:kern w:val="0"/>
+          <w:sz w:val="22"/>
+        </w:rPr>
+        <w:t>/</w:t>
+      </w:r>
+      <w:r>
+        <w:rPr>
+          <w:rFonts w:ascii="Tahoma" w:eastAsia="微软雅黑" w:hAnsi="Tahoma" w:hint="eastAsia"/>
+          <w:kern w:val="0"/>
+          <w:sz w:val="22"/>
+        </w:rPr>
+        <w:t>左手的</w:t>
+      </w:r>
+      <w:proofErr w:type="gramStart"/>
+      <w:r>
+        <w:rPr>
+          <w:rFonts w:ascii="Tahoma" w:eastAsia="微软雅黑" w:hAnsi="Tahoma" w:hint="eastAsia"/>
+          <w:kern w:val="0"/>
+          <w:sz w:val="22"/>
+        </w:rPr>
+        <w:t>墙一直</w:t>
+      </w:r>
+      <w:proofErr w:type="gramEnd"/>
+      <w:r>
+        <w:rPr>
+          <w:rFonts w:ascii="Tahoma" w:eastAsia="微软雅黑" w:hAnsi="Tahoma" w:hint="eastAsia"/>
+          <w:kern w:val="0"/>
+          <w:sz w:val="22"/>
+        </w:rPr>
+        <w:t>贴着走，就一定能到终点。</w:t>
+      </w:r>
+    </w:p>
+    <w:p>
+      <w:pPr>
+        <w:widowControl/>
+        <w:adjustRightInd w:val="0"/>
+        <w:snapToGrid w:val="0"/>
+        <w:jc w:val="left"/>
+        <w:rPr>
+          <w:rFonts w:ascii="Tahoma" w:eastAsia="微软雅黑" w:hAnsi="Tahoma"/>
+          <w:kern w:val="0"/>
+          <w:sz w:val="22"/>
+        </w:rPr>
+      </w:pPr>
+      <w:r>
+        <w:rPr>
+          <w:rFonts w:ascii="Tahoma" w:eastAsia="微软雅黑" w:hAnsi="Tahoma" w:hint="eastAsia"/>
+          <w:kern w:val="0"/>
+          <w:sz w:val="22"/>
+        </w:rPr>
+        <w:t>贴墙法在迷宫中，无机关、无回路、无传送</w:t>
+      </w:r>
+      <w:r>
+        <w:rPr>
+          <w:rFonts w:ascii="Tahoma" w:eastAsia="微软雅黑" w:hAnsi="Tahoma" w:hint="eastAsia"/>
+          <w:kern w:val="0"/>
+          <w:sz w:val="22"/>
+        </w:rPr>
+        <w:t xml:space="preserve"> </w:t>
+      </w:r>
+      <w:r>
+        <w:rPr>
+          <w:rFonts w:ascii="Tahoma" w:eastAsia="微软雅黑" w:hAnsi="Tahoma" w:hint="eastAsia"/>
+          <w:kern w:val="0"/>
+          <w:sz w:val="22"/>
+        </w:rPr>
+        <w:t>的情况下是完全有效的。比如下图。</w:t>
+      </w:r>
+    </w:p>
+    <w:p>
+      <w:pPr>
+        <w:widowControl/>
+        <w:adjustRightInd w:val="0"/>
+        <w:snapToGrid w:val="0"/>
+        <w:jc w:val="left"/>
+        <w:rPr>
+          <w:rFonts w:ascii="Tahoma" w:eastAsia="微软雅黑" w:hAnsi="Tahoma"/>
+          <w:kern w:val="0"/>
+          <w:sz w:val="22"/>
+        </w:rPr>
+      </w:pPr>
+      <w:r>
+        <w:rPr>
+          <w:rFonts w:ascii="Tahoma" w:eastAsia="微软雅黑" w:hAnsi="Tahoma" w:hint="eastAsia"/>
+          <w:color w:val="A6A6A6" w:themeColor="background1" w:themeShade="A6"/>
+          <w:kern w:val="0"/>
+          <w:sz w:val="22"/>
+        </w:rPr>
+        <w:t>（你可以百度一下“迷宫生成”</w:t>
+      </w:r>
+      <w:r>
+        <w:rPr>
+          <w:rFonts w:ascii="Tahoma" w:eastAsia="微软雅黑" w:hAnsi="Tahoma" w:hint="eastAsia"/>
+          <w:color w:val="A6A6A6" w:themeColor="background1" w:themeShade="A6"/>
+          <w:kern w:val="0"/>
+          <w:sz w:val="22"/>
+        </w:rPr>
+        <w:t>，有许多迷宫生成器工具，你可以试试贴墙法。</w:t>
+      </w:r>
+      <w:r>
+        <w:rPr>
+          <w:rFonts w:ascii="Tahoma" w:eastAsia="微软雅黑" w:hAnsi="Tahoma" w:hint="eastAsia"/>
+          <w:color w:val="A6A6A6" w:themeColor="background1" w:themeShade="A6"/>
+          <w:kern w:val="0"/>
+          <w:sz w:val="22"/>
+        </w:rPr>
+        <w:t>）</w:t>
+      </w:r>
+    </w:p>
+    <w:p>
+      <w:pPr>
+        <w:widowControl/>
+        <w:jc w:val="center"/>
+        <w:rPr>
+          <w:rFonts w:ascii="宋体" w:eastAsia="宋体" w:hAnsi="宋体" w:cs="宋体" w:hint="eastAsia"/>
+          <w:kern w:val="0"/>
+          <w:sz w:val="24"/>
+          <w:szCs w:val="24"/>
+        </w:rPr>
+      </w:pPr>
+      <w:r>
+        <w:rPr>
+          <w:rFonts w:ascii="宋体" w:eastAsia="宋体" w:hAnsi="宋体" w:cs="宋体"/>
+          <w:noProof/>
+          <w:kern w:val="0"/>
+          <w:sz w:val="24"/>
+          <w:szCs w:val="24"/>
+        </w:rPr>
+        <w:drawing>
+          <wp:inline distT="0" distB="0" distL="0" distR="0" wp14:anchorId="54D6A209" wp14:editId="491325E9">
+            <wp:extent cx="3733800" cy="3267075"/>
+            <wp:effectExtent l="0" t="0" r="0" b="9525"/>
+            <wp:docPr id="1" name="图片 1"/>
+            <wp:cNvGraphicFramePr>
+              <a:graphicFrameLocks xmlns:a="http://schemas.openxmlformats.org/drawingml/2006/main" noChangeAspect="1"/>
+            </wp:cNvGraphicFramePr>
+            <a:graphic xmlns:a="http://schemas.openxmlformats.org/drawingml/2006/main">
+              <a:graphicData uri="http://schemas.openxmlformats.org/drawingml/2006/picture">
+                <pic:pic xmlns:pic="http://schemas.openxmlformats.org/drawingml/2006/picture">
+                  <pic:nvPicPr>
+                    <pic:cNvPr id="0" name="Picture 1"/>
+                    <pic:cNvPicPr>
+                      <a:picLocks noChangeAspect="1" noChangeArrowheads="1"/>
+                    </pic:cNvPicPr>
+                  </pic:nvPicPr>
+                  <pic:blipFill>
+                    <a:blip r:embed="rId13">
+                      <a:extLst>
+                        <a:ext uri="{28A0092B-C50C-407E-A947-70E740481C1C}">
+                          <a14:useLocalDpi xmlns:a14="http://schemas.microsoft.com/office/drawing/2010/main" val="0"/>
+                        </a:ext>
+                      </a:extLst>
+                    </a:blip>
+                    <a:srcRect/>
+                    <a:stretch>
+                      <a:fillRect/>
+                    </a:stretch>
+                  </pic:blipFill>
+                  <pic:spPr bwMode="auto">
+                    <a:xfrm>
+                      <a:off x="0" y="0"/>
+                      <a:ext cx="3733800" cy="3267075"/>
+                    </a:xfrm>
+                    <a:prstGeom prst="rect">
+                      <a:avLst/>
+                    </a:prstGeom>
+                    <a:noFill/>
+                    <a:ln>
+                      <a:noFill/>
+                    </a:ln>
+                  </pic:spPr>
+                </pic:pic>
+              </a:graphicData>
+            </a:graphic>
+          </wp:inline>
+        </w:drawing>
+      </w:r>
+    </w:p>
+    <w:p>
+      <w:pPr>
+        <w:widowControl/>
+        <w:adjustRightInd w:val="0"/>
+        <w:snapToGrid w:val="0"/>
+        <w:jc w:val="left"/>
+        <w:rPr>
+          <w:rFonts w:ascii="Tahoma" w:eastAsia="微软雅黑" w:hAnsi="Tahoma"/>
+          <w:kern w:val="0"/>
+          <w:sz w:val="22"/>
+        </w:rPr>
+      </w:pPr>
+    </w:p>
+    <w:p>
+      <w:pPr>
+        <w:widowControl/>
+        <w:jc w:val="left"/>
+        <w:rPr>
+          <w:rFonts w:ascii="Tahoma" w:eastAsia="微软雅黑" w:hAnsi="Tahoma"/>
+          <w:kern w:val="0"/>
+          <w:sz w:val="22"/>
+        </w:rPr>
+      </w:pPr>
+      <w:r>
+        <w:rPr>
+          <w:rFonts w:ascii="Tahoma" w:eastAsia="微软雅黑" w:hAnsi="Tahoma"/>
+          <w:kern w:val="0"/>
+          <w:sz w:val="22"/>
+        </w:rPr>
+        <w:br w:type="page"/>
+      </w:r>
+    </w:p>
+    <w:p>
+      <w:pPr>
+        <w:pStyle w:val="2"/>
+        <w:rPr>
+          <w:rFonts w:hint="eastAsia"/>
+        </w:rPr>
+      </w:pPr>
+      <w:r>
+        <w:rPr>
+          <w:rFonts w:hint="eastAsia"/>
+        </w:rPr>
+        <w:lastRenderedPageBreak/>
+        <w:t>===</w:t>
+      </w:r>
+      <w:r>
+        <w:rPr>
+          <w:rFonts w:hint="eastAsia"/>
+        </w:rPr>
+        <w:t>纯</w:t>
+      </w:r>
+      <w:r>
+        <w:rPr>
+          <w:rFonts w:hint="eastAsia"/>
+        </w:rPr>
+        <w:t>迷宫 - 实现</w:t>
+      </w:r>
+      <w:r>
+        <w:rPr>
+          <w:rFonts w:hint="eastAsia"/>
+        </w:rPr>
+        <w:t>===</w:t>
+      </w:r>
+    </w:p>
+    <w:p>
+      <w:pPr>
+        <w:pStyle w:val="3"/>
+        <w:rPr>
+          <w:rFonts w:hint="eastAsia"/>
+        </w:rPr>
+      </w:pPr>
+      <w:r>
+        <w:rPr>
+          <w:rFonts w:hint="eastAsia"/>
+        </w:rPr>
+        <w:t>基础插件</w:t>
+      </w:r>
+    </w:p>
+    <w:p>
+      <w:pPr>
+        <w:widowControl/>
+        <w:snapToGrid w:val="0"/>
+        <w:jc w:val="left"/>
+        <w:rPr>
+          <w:rFonts w:ascii="Tahoma" w:eastAsia="微软雅黑" w:hAnsi="Tahoma"/>
+          <w:kern w:val="0"/>
+          <w:sz w:val="22"/>
+        </w:rPr>
+      </w:pPr>
+      <w:r>
+        <w:rPr>
+          <w:rFonts w:ascii="Tahoma" w:eastAsia="微软雅黑" w:hAnsi="Tahoma" w:hint="eastAsia"/>
+          <w:kern w:val="0"/>
+          <w:sz w:val="22"/>
+        </w:rPr>
+        <w:t>该解谜设计只用</w:t>
+      </w:r>
+      <w:r>
+        <w:rPr>
+          <w:rFonts w:ascii="Tahoma" w:eastAsia="微软雅黑" w:hAnsi="Tahoma" w:hint="eastAsia"/>
+          <w:kern w:val="0"/>
+          <w:sz w:val="22"/>
+        </w:rPr>
+        <w:t xml:space="preserve"> </w:t>
+      </w:r>
+      <w:proofErr w:type="gramStart"/>
+      <w:r>
+        <w:rPr>
+          <w:rFonts w:ascii="Tahoma" w:eastAsia="微软雅黑" w:hAnsi="Tahoma" w:hint="eastAsia"/>
+          <w:b/>
+          <w:bCs/>
+          <w:kern w:val="0"/>
+          <w:sz w:val="22"/>
+        </w:rPr>
+        <w:t>纯事件</w:t>
+      </w:r>
+      <w:proofErr w:type="gramEnd"/>
+      <w:r>
+        <w:rPr>
+          <w:rFonts w:ascii="Tahoma" w:eastAsia="微软雅黑" w:hAnsi="Tahoma" w:hint="eastAsia"/>
+          <w:b/>
+          <w:bCs/>
+          <w:kern w:val="0"/>
+          <w:sz w:val="22"/>
+        </w:rPr>
+        <w:t>指令</w:t>
+      </w:r>
+      <w:r>
+        <w:rPr>
+          <w:rFonts w:ascii="Tahoma" w:eastAsia="微软雅黑" w:hAnsi="Tahoma" w:hint="eastAsia"/>
+          <w:kern w:val="0"/>
+          <w:sz w:val="22"/>
+        </w:rPr>
+        <w:t xml:space="preserve"> </w:t>
+      </w:r>
+      <w:r>
+        <w:rPr>
+          <w:rFonts w:ascii="Tahoma" w:eastAsia="微软雅黑" w:hAnsi="Tahoma" w:hint="eastAsia"/>
+          <w:kern w:val="0"/>
+          <w:sz w:val="22"/>
+        </w:rPr>
+        <w:t>就可以制作。</w:t>
+      </w:r>
+    </w:p>
+    <w:p>
+      <w:pPr>
+        <w:widowControl/>
+        <w:snapToGrid w:val="0"/>
+        <w:jc w:val="center"/>
+        <w:rPr>
+          <w:rFonts w:ascii="宋体" w:eastAsia="宋体" w:hAnsi="宋体" w:cs="宋体" w:hint="eastAsia"/>
+          <w:kern w:val="0"/>
+          <w:sz w:val="24"/>
+          <w:szCs w:val="24"/>
+        </w:rPr>
+      </w:pPr>
+      <w:r>
+        <w:rPr>
+          <w:rFonts w:hint="eastAsia"/>
+          <w:noProof/>
+        </w:rPr>
+        <w:drawing>
+          <wp:inline distT="0" distB="0" distL="0" distR="0" wp14:anchorId="2CA618E3" wp14:editId="7B157B2D">
+            <wp:extent cx="5068570" cy="1000777"/>
+            <wp:effectExtent l="0" t="0" r="0" b="8890"/>
+            <wp:docPr id="1277310330" name="图片 1"/>
+            <wp:cNvGraphicFramePr>
+              <a:graphicFrameLocks xmlns:a="http://schemas.openxmlformats.org/drawingml/2006/main" noChangeAspect="1"/>
+            </wp:cNvGraphicFramePr>
+            <a:graphic xmlns:a="http://schemas.openxmlformats.org/drawingml/2006/main">
+              <a:graphicData uri="http://schemas.openxmlformats.org/drawingml/2006/picture">
+                <pic:pic xmlns:pic="http://schemas.openxmlformats.org/drawingml/2006/picture">
+                  <pic:nvPicPr>
+                    <pic:cNvPr id="0" name="Picture 2"/>
+                    <pic:cNvPicPr>
+                      <a:picLocks noChangeAspect="1" noChangeArrowheads="1"/>
+                    </pic:cNvPicPr>
+                  </pic:nvPicPr>
+                  <pic:blipFill>
+                    <a:blip r:embed="rId14">
+                      <a:extLst>
+                        <a:ext uri="{28A0092B-C50C-407E-A947-70E740481C1C}">
+                          <a14:useLocalDpi xmlns:a14="http://schemas.microsoft.com/office/drawing/2010/main" val="0"/>
+                        </a:ext>
+                      </a:extLst>
+                    </a:blip>
+                    <a:srcRect/>
+                    <a:stretch>
+                      <a:fillRect/>
+                    </a:stretch>
+                  </pic:blipFill>
+                  <pic:spPr bwMode="auto">
+                    <a:xfrm>
+                      <a:off x="0" y="0"/>
+                      <a:ext cx="5073007" cy="1001653"/>
+                    </a:xfrm>
+                    <a:prstGeom prst="rect">
+                      <a:avLst/>
+                    </a:prstGeom>
+                    <a:noFill/>
+                    <a:ln>
+                      <a:noFill/>
+                    </a:ln>
+                  </pic:spPr>
+                </pic:pic>
+              </a:graphicData>
+            </a:graphic>
+          </wp:inline>
+        </w:drawing>
+      </w:r>
+    </w:p>
+    <w:p>
+      <w:pPr>
+        <w:widowControl/>
+        <w:snapToGrid w:val="0"/>
+        <w:jc w:val="left"/>
+        <w:rPr>
+          <w:rFonts w:ascii="Tahoma" w:eastAsia="微软雅黑" w:hAnsi="Tahoma"/>
+          <w:b/>
+          <w:bCs/>
+          <w:kern w:val="0"/>
+          <w:sz w:val="22"/>
+        </w:rPr>
+      </w:pPr>
+      <w:r>
+        <w:rPr>
+          <w:rFonts w:ascii="Tahoma" w:eastAsia="微软雅黑" w:hAnsi="Tahoma" w:hint="eastAsia"/>
+          <w:b/>
+          <w:bCs/>
+          <w:kern w:val="0"/>
+          <w:sz w:val="22"/>
+        </w:rPr>
+        <w:t>注意，该文档</w:t>
+      </w:r>
+      <w:r>
+        <w:rPr>
+          <w:rFonts w:ascii="Tahoma" w:eastAsia="微软雅黑" w:hAnsi="Tahoma" w:hint="eastAsia"/>
+          <w:b/>
+          <w:bCs/>
+          <w:kern w:val="0"/>
+          <w:sz w:val="22"/>
+        </w:rPr>
+        <w:t>只</w:t>
+      </w:r>
+      <w:r>
+        <w:rPr>
+          <w:rFonts w:ascii="Tahoma" w:eastAsia="微软雅黑" w:hAnsi="Tahoma" w:hint="eastAsia"/>
+          <w:b/>
+          <w:bCs/>
+          <w:kern w:val="0"/>
+          <w:sz w:val="22"/>
+        </w:rPr>
+        <w:t>详细说明</w:t>
+      </w:r>
+      <w:r>
+        <w:rPr>
+          <w:rFonts w:ascii="Tahoma" w:eastAsia="微软雅黑" w:hAnsi="Tahoma" w:hint="eastAsia"/>
+          <w:b/>
+          <w:bCs/>
+          <w:kern w:val="0"/>
+          <w:sz w:val="22"/>
+        </w:rPr>
+        <w:t xml:space="preserve"> </w:t>
+      </w:r>
+      <w:r>
+        <w:rPr>
+          <w:rFonts w:ascii="Tahoma" w:eastAsia="微软雅黑" w:hAnsi="Tahoma" w:hint="eastAsia"/>
+          <w:b/>
+          <w:bCs/>
+          <w:kern w:val="0"/>
+          <w:sz w:val="22"/>
+        </w:rPr>
+        <w:t>整体</w:t>
+      </w:r>
+      <w:r>
+        <w:rPr>
+          <w:rFonts w:ascii="Tahoma" w:eastAsia="微软雅黑" w:hAnsi="Tahoma" w:hint="eastAsia"/>
+          <w:b/>
+          <w:bCs/>
+          <w:kern w:val="0"/>
+          <w:sz w:val="22"/>
+        </w:rPr>
+        <w:t>设计</w:t>
+      </w:r>
+      <w:r>
+        <w:rPr>
+          <w:rFonts w:ascii="Tahoma" w:eastAsia="微软雅黑" w:hAnsi="Tahoma" w:hint="eastAsia"/>
+          <w:b/>
+          <w:bCs/>
+          <w:kern w:val="0"/>
+          <w:sz w:val="22"/>
+        </w:rPr>
+        <w:t>思路</w:t>
+      </w:r>
+      <w:r>
+        <w:rPr>
+          <w:rFonts w:ascii="Tahoma" w:eastAsia="微软雅黑" w:hAnsi="Tahoma" w:hint="eastAsia"/>
+          <w:b/>
+          <w:bCs/>
+          <w:kern w:val="0"/>
+          <w:sz w:val="22"/>
+        </w:rPr>
+        <w:t xml:space="preserve"> </w:t>
+      </w:r>
+      <w:r>
+        <w:rPr>
+          <w:rFonts w:ascii="Tahoma" w:eastAsia="微软雅黑" w:hAnsi="Tahoma" w:hint="eastAsia"/>
+          <w:b/>
+          <w:bCs/>
+          <w:kern w:val="0"/>
+          <w:sz w:val="22"/>
+        </w:rPr>
+        <w:t>和</w:t>
+      </w:r>
+      <w:r>
+        <w:rPr>
+          <w:rFonts w:ascii="Tahoma" w:eastAsia="微软雅黑" w:hAnsi="Tahoma" w:hint="eastAsia"/>
+          <w:b/>
+          <w:bCs/>
+          <w:kern w:val="0"/>
+          <w:sz w:val="22"/>
+        </w:rPr>
+        <w:t xml:space="preserve"> </w:t>
+      </w:r>
+      <w:r>
+        <w:rPr>
+          <w:rFonts w:ascii="Tahoma" w:eastAsia="微软雅黑" w:hAnsi="Tahoma" w:hint="eastAsia"/>
+          <w:b/>
+          <w:bCs/>
+          <w:kern w:val="0"/>
+          <w:sz w:val="22"/>
+        </w:rPr>
+        <w:t>解谜方法</w:t>
+      </w:r>
+      <w:r>
+        <w:rPr>
+          <w:rFonts w:ascii="Tahoma" w:eastAsia="微软雅黑" w:hAnsi="Tahoma" w:hint="eastAsia"/>
+          <w:b/>
+          <w:bCs/>
+          <w:kern w:val="0"/>
+          <w:sz w:val="22"/>
+        </w:rPr>
+        <w:t xml:space="preserve"> </w:t>
+      </w:r>
+      <w:r>
+        <w:rPr>
+          <w:rFonts w:ascii="Tahoma" w:eastAsia="微软雅黑" w:hAnsi="Tahoma" w:hint="eastAsia"/>
+          <w:b/>
+          <w:bCs/>
+          <w:kern w:val="0"/>
+          <w:sz w:val="22"/>
+        </w:rPr>
+        <w:t>。</w:t>
+      </w:r>
+    </w:p>
+    <w:p>
+      <w:pPr>
+        <w:widowControl/>
+        <w:jc w:val="left"/>
+        <w:rPr>
+          <w:rFonts w:ascii="宋体" w:eastAsia="宋体" w:hAnsi="宋体" w:cs="宋体" w:hint="eastAsia"/>
+          <w:kern w:val="0"/>
+          <w:sz w:val="24"/>
+          <w:szCs w:val="24"/>
+        </w:rPr>
+      </w:pPr>
+    </w:p>
+    <w:p>
+      <w:pPr>
+        <w:widowControl/>
+        <w:jc w:val="left"/>
+        <w:rPr>
+          <w:rFonts w:ascii="宋体" w:eastAsia="宋体" w:hAnsi="宋体" w:cs="宋体" w:hint="eastAsia"/>
+          <w:kern w:val="0"/>
+          <w:sz w:val="24"/>
+          <w:szCs w:val="24"/>
+        </w:rPr>
+      </w:pPr>
+    </w:p>
+    <w:p>
+      <w:pPr>
+        <w:pStyle w:val="3"/>
+        <w:rPr>
+          <w:rFonts w:hint="eastAsia"/>
+        </w:rPr>
+      </w:pPr>
+      <w:r>
+        <w:rPr>
+          <w:rFonts w:hint="eastAsia"/>
+        </w:rPr>
+        <w:t>基础配置</w:t>
+      </w:r>
+    </w:p>
+    <w:p>
+      <w:pPr>
+        <w:widowControl/>
+        <w:adjustRightInd w:val="0"/>
+        <w:snapToGrid w:val="0"/>
         <w:spacing w:after="200"/>
         <w:jc w:val="left"/>
         <w:rPr>
@@ -620,13 +2817,7 @@
         <w:rPr>
           <w:rFonts w:hint="eastAsia"/>
         </w:rPr>
-        <w:t>）</w:t>
-      </w:r>
-      <w:r>
-        <w:rPr>
-          <w:rFonts w:hint="eastAsia"/>
-        </w:rPr>
-        <w:t>地形设计</w:t>
+        <w:t>）地形设计</w:t>
       </w:r>
     </w:p>
     <w:p>
@@ -700,7 +2891,25 @@
           <w:kern w:val="0"/>
           <w:sz w:val="22"/>
         </w:rPr>
-        <w:t>，不要把玩家传送到卡关的死胡同。</w:t>
+        <w:t>，不要把玩家传送</w:t>
+      </w:r>
+      <w:proofErr w:type="gramStart"/>
+      <w:r>
+        <w:rPr>
+          <w:rFonts w:ascii="Tahoma" w:eastAsia="微软雅黑" w:hAnsi="Tahoma" w:hint="eastAsia"/>
+          <w:kern w:val="0"/>
+          <w:sz w:val="22"/>
+        </w:rPr>
+        <w:t>到卡关的</w:t>
+      </w:r>
+      <w:proofErr w:type="gramEnd"/>
+      <w:r>
+        <w:rPr>
+          <w:rFonts w:ascii="Tahoma" w:eastAsia="微软雅黑" w:hAnsi="Tahoma" w:hint="eastAsia"/>
+          <w:kern w:val="0"/>
+          <w:sz w:val="22"/>
+        </w:rPr>
+        <w:t>死胡同。</w:t>
       </w:r>
     </w:p>
     <w:p>
@@ -721,7 +2930,7 @@
           <w:sz w:val="22"/>
         </w:rPr>
         <w:drawing>
-          <wp:inline distT="0" distB="0" distL="0" distR="0" wp14:anchorId="08F66B98" wp14:editId="122D0350">
+          <wp:inline distT="0" distB="0" distL="0" distR="0" wp14:anchorId="48EAB552" wp14:editId="6F3AD8B6">
             <wp:extent cx="3849370" cy="2124893"/>
             <wp:effectExtent l="0" t="0" r="0" b="8890"/>
             <wp:docPr id="6" name="图片 6"/>
@@ -738,7 +2947,7 @@
                     </pic:cNvPicPr>
                   </pic:nvPicPr>
                   <pic:blipFill>
-                    <a:blip r:embed="rId9">
+                    <a:blip r:embed="rId15">
                       <a:extLst>
                         <a:ext uri="{28A0092B-C50C-407E-A947-70E740481C1C}">
                           <a14:useLocalDpi xmlns:a14="http://schemas.microsoft.com/office/drawing/2010/main" val="0"/>
@@ -774,7 +2983,7 @@
       <w:pPr>
         <w:widowControl/>
         <w:rPr>
-          <w:rFonts w:ascii="Tahoma" w:eastAsia="微软雅黑" w:hAnsi="Tahoma" w:hint="eastAsia"/>
+          <w:rFonts w:ascii="Tahoma" w:eastAsia="微软雅黑" w:hAnsi="Tahoma"/>
           <w:kern w:val="0"/>
           <w:sz w:val="22"/>
         </w:rPr>
@@ -799,6 +3008,7 @@
         </w:rPr>
         <w:t>）</w:t>
       </w:r>
+      <w:proofErr w:type="gramStart"/>
       <w:r>
         <w:rPr>
           <w:rFonts w:hint="eastAsia"/>
@@ -811,6 +3021,7 @@
         </w:rPr>
         <w:t>设计</w:t>
       </w:r>
+      <w:proofErr w:type="gramEnd"/>
     </w:p>
     <w:p>
       <w:pPr>
@@ -830,23 +3041,7 @@
           <w:kern w:val="0"/>
           <w:sz w:val="22"/>
         </w:rPr>
-        <w:t>如果只是单纯的塑料板迷宫，</w:t>
-      </w:r>
-      <w:r>
-        <w:rPr>
-          <w:rFonts w:ascii="Tahoma" w:eastAsia="微软雅黑" w:hAnsi="Tahoma" w:hint="eastAsia"/>
-          <w:kern w:val="0"/>
-          <w:sz w:val="22"/>
-        </w:rPr>
-        <w:t>就很</w:t>
-      </w:r>
-      <w:r>
-        <w:rPr>
-          <w:rFonts w:ascii="Tahoma" w:eastAsia="微软雅黑" w:hAnsi="Tahoma" w:hint="eastAsia"/>
-          <w:kern w:val="0"/>
-          <w:sz w:val="22"/>
-        </w:rPr>
-        <w:t>没意思。</w:t>
+        <w:t>如果只是单纯的塑料板迷宫，就很没意思。</w:t>
       </w:r>
     </w:p>
     <w:p>
@@ -867,71 +3062,7 @@
           <w:kern w:val="0"/>
           <w:sz w:val="22"/>
         </w:rPr>
-        <w:t>还是</w:t>
-      </w:r>
-      <w:r>
-        <w:rPr>
-          <w:rFonts w:ascii="Tahoma" w:eastAsia="微软雅黑" w:hAnsi="Tahoma" w:hint="eastAsia"/>
-          <w:kern w:val="0"/>
-          <w:sz w:val="22"/>
-        </w:rPr>
-        <w:t>有必要</w:t>
-      </w:r>
-      <w:r>
-        <w:rPr>
-          <w:rFonts w:ascii="Tahoma" w:eastAsia="微软雅黑" w:hAnsi="Tahoma" w:hint="eastAsia"/>
-          <w:kern w:val="0"/>
-          <w:sz w:val="22"/>
-        </w:rPr>
-        <w:t>给迷宫</w:t>
-      </w:r>
-      <w:r>
-        <w:rPr>
-          <w:rFonts w:ascii="Tahoma" w:eastAsia="微软雅黑" w:hAnsi="Tahoma" w:hint="eastAsia"/>
-          <w:kern w:val="0"/>
-          <w:sz w:val="22"/>
-        </w:rPr>
-        <w:t>添加</w:t>
-      </w:r>
-      <w:r>
-        <w:rPr>
-          <w:rFonts w:ascii="Tahoma" w:eastAsia="微软雅黑" w:hAnsi="Tahoma" w:hint="eastAsia"/>
-          <w:kern w:val="0"/>
-          <w:sz w:val="22"/>
-        </w:rPr>
-        <w:t>各个细节，</w:t>
-      </w:r>
-      <w:r>
-        <w:rPr>
-          <w:rFonts w:ascii="Tahoma" w:eastAsia="微软雅黑" w:hAnsi="Tahoma" w:hint="eastAsia"/>
-          <w:kern w:val="0"/>
-          <w:sz w:val="22"/>
-        </w:rPr>
-        <w:t>比如</w:t>
-      </w:r>
-      <w:r>
-        <w:rPr>
-          <w:rFonts w:ascii="Tahoma" w:eastAsia="微软雅黑" w:hAnsi="Tahoma" w:hint="eastAsia"/>
-          <w:kern w:val="0"/>
-          <w:sz w:val="22"/>
-        </w:rPr>
-        <w:t>画一些</w:t>
-      </w:r>
-      <w:r>
-        <w:rPr>
-          <w:rFonts w:ascii="Tahoma" w:eastAsia="微软雅黑" w:hAnsi="Tahoma" w:hint="eastAsia"/>
-          <w:kern w:val="0"/>
-          <w:sz w:val="22"/>
-        </w:rPr>
-        <w:t>墙壁、</w:t>
-      </w:r>
-      <w:r>
-        <w:rPr>
-          <w:rFonts w:ascii="Tahoma" w:eastAsia="微软雅黑" w:hAnsi="Tahoma" w:hint="eastAsia"/>
-          <w:kern w:val="0"/>
-          <w:sz w:val="22"/>
-        </w:rPr>
-        <w:t>装饰物。</w:t>
+        <w:t>还是有必要给迷宫添加各个细节，比如画一些墙壁、装饰物。</w:t>
       </w:r>
     </w:p>
     <w:p>
@@ -941,7 +3072,7 @@
         <w:snapToGrid w:val="0"/>
         <w:jc w:val="left"/>
         <w:rPr>
-          <w:rFonts w:ascii="Tahoma" w:eastAsia="微软雅黑" w:hAnsi="Tahoma" w:hint="eastAsia"/>
+          <w:rFonts w:ascii="Tahoma" w:eastAsia="微软雅黑" w:hAnsi="Tahoma"/>
           <w:kern w:val="0"/>
           <w:sz w:val="22"/>
         </w:rPr>
@@ -984,103 +3115,25 @@
           <w:kern w:val="0"/>
           <w:sz w:val="22"/>
         </w:rPr>
-        <w:t>月</w:t>
-      </w:r>
-      <w:r>
-        <w:rPr>
-          <w:rFonts w:ascii="Tahoma" w:eastAsia="微软雅黑" w:hAnsi="Tahoma" w:hint="eastAsia"/>
-          <w:kern w:val="0"/>
-          <w:sz w:val="22"/>
-        </w:rPr>
-        <w:t>时</w:t>
-      </w:r>
-      <w:r>
-        <w:rPr>
-          <w:rFonts w:ascii="Tahoma" w:eastAsia="微软雅黑" w:hAnsi="Tahoma" w:hint="eastAsia"/>
-          <w:kern w:val="0"/>
-          <w:sz w:val="22"/>
-        </w:rPr>
-        <w:t>，用一个月画</w:t>
-      </w:r>
-      <w:r>
-        <w:rPr>
-          <w:rFonts w:ascii="Tahoma" w:eastAsia="微软雅黑" w:hAnsi="Tahoma" w:hint="eastAsia"/>
-          <w:kern w:val="0"/>
-          <w:sz w:val="22"/>
-        </w:rPr>
-        <w:t>了</w:t>
-      </w:r>
-      <w:r>
-        <w:rPr>
-          <w:rFonts w:ascii="Tahoma" w:eastAsia="微软雅黑" w:hAnsi="Tahoma" w:hint="eastAsia"/>
-          <w:kern w:val="0"/>
-          <w:sz w:val="22"/>
-        </w:rPr>
-        <w:t>图块</w:t>
-      </w:r>
-      <w:r>
-        <w:rPr>
-          <w:rFonts w:ascii="Tahoma" w:eastAsia="微软雅黑" w:hAnsi="Tahoma" w:hint="eastAsia"/>
-          <w:kern w:val="0"/>
-          <w:sz w:val="22"/>
-        </w:rPr>
-        <w:t>，所以这里</w:t>
-      </w:r>
-      <w:r>
-        <w:rPr>
-          <w:rFonts w:ascii="Tahoma" w:eastAsia="微软雅黑" w:hAnsi="Tahoma" w:hint="eastAsia"/>
-          <w:kern w:val="0"/>
-          <w:sz w:val="22"/>
-        </w:rPr>
-        <w:t>直接</w:t>
-      </w:r>
-      <w:r>
-        <w:rPr>
-          <w:rFonts w:ascii="Tahoma" w:eastAsia="微软雅黑" w:hAnsi="Tahoma" w:hint="eastAsia"/>
-          <w:kern w:val="0"/>
-          <w:sz w:val="22"/>
-        </w:rPr>
-        <w:t>就</w:t>
-      </w:r>
-      <w:r>
-        <w:rPr>
-          <w:rFonts w:ascii="Tahoma" w:eastAsia="微软雅黑" w:hAnsi="Tahoma" w:hint="eastAsia"/>
-          <w:kern w:val="0"/>
-          <w:sz w:val="22"/>
-        </w:rPr>
-        <w:t>用</w:t>
-      </w:r>
-      <w:r>
-        <w:rPr>
-          <w:rFonts w:ascii="Tahoma" w:eastAsia="微软雅黑" w:hAnsi="Tahoma" w:hint="eastAsia"/>
-          <w:kern w:val="0"/>
-          <w:sz w:val="22"/>
-        </w:rPr>
-        <w:t>画好</w:t>
-      </w:r>
-      <w:r>
-        <w:rPr>
-          <w:rFonts w:ascii="Tahoma" w:eastAsia="微软雅黑" w:hAnsi="Tahoma" w:hint="eastAsia"/>
-          <w:kern w:val="0"/>
-          <w:sz w:val="22"/>
-        </w:rPr>
-        <w:t>的图块</w:t>
-      </w:r>
-      <w:r>
-        <w:rPr>
-          <w:rFonts w:ascii="Tahoma" w:eastAsia="微软雅黑" w:hAnsi="Tahoma" w:hint="eastAsia"/>
-          <w:kern w:val="0"/>
-          <w:sz w:val="22"/>
-        </w:rPr>
-        <w:t>了</w:t>
-      </w:r>
-      <w:r>
-        <w:rPr>
-          <w:rFonts w:ascii="Tahoma" w:eastAsia="微软雅黑" w:hAnsi="Tahoma" w:hint="eastAsia"/>
-          <w:kern w:val="0"/>
-          <w:sz w:val="22"/>
-        </w:rPr>
-        <w:t>）</w:t>
+        <w:t>月时，用一个月画了图块，所以这里直接就用画</w:t>
+      </w:r>
+      <w:proofErr w:type="gramStart"/>
+      <w:r>
+        <w:rPr>
+          <w:rFonts w:ascii="Tahoma" w:eastAsia="微软雅黑" w:hAnsi="Tahoma" w:hint="eastAsia"/>
+          <w:kern w:val="0"/>
+          <w:sz w:val="22"/>
+        </w:rPr>
+        <w:t>好的图块</w:t>
+      </w:r>
+      <w:proofErr w:type="gramEnd"/>
+      <w:r>
+        <w:rPr>
+          <w:rFonts w:ascii="Tahoma" w:eastAsia="微软雅黑" w:hAnsi="Tahoma" w:hint="eastAsia"/>
+          <w:kern w:val="0"/>
+          <w:sz w:val="22"/>
+        </w:rPr>
+        <w:t>了）</w:t>
       </w:r>
     </w:p>
     <w:p>
@@ -1100,8 +3153,9 @@
           <w:rFonts w:hint="eastAsia"/>
           <w:noProof/>
         </w:rPr>
+        <w:lastRenderedPageBreak/>
         <w:drawing>
-          <wp:inline distT="0" distB="0" distL="0" distR="0" wp14:anchorId="751C11DB" wp14:editId="285523BA">
+          <wp:inline distT="0" distB="0" distL="0" distR="0" wp14:anchorId="3F98BAB9" wp14:editId="614027BE">
             <wp:extent cx="1901952" cy="1584960"/>
             <wp:effectExtent l="0" t="0" r="3175" b="0"/>
             <wp:docPr id="1374752521" name="图片 2"/>
@@ -1118,7 +3172,7 @@
                     </pic:cNvPicPr>
                   </pic:nvPicPr>
                   <pic:blipFill>
-                    <a:blip r:embed="rId10">
+                    <a:blip r:embed="rId16">
                       <a:extLst>
                         <a:ext uri="{28A0092B-C50C-407E-A947-70E740481C1C}">
                           <a14:useLocalDpi xmlns:a14="http://schemas.microsoft.com/office/drawing/2010/main" val="0"/>
@@ -1161,7 +3215,7 @@
           <w:noProof/>
         </w:rPr>
         <w:drawing>
-          <wp:inline distT="0" distB="0" distL="0" distR="0" wp14:anchorId="1176D75C" wp14:editId="7D245306">
+          <wp:inline distT="0" distB="0" distL="0" distR="0" wp14:anchorId="75418A5F" wp14:editId="6E66635B">
             <wp:extent cx="2332771" cy="1577340"/>
             <wp:effectExtent l="0" t="0" r="0" b="3810"/>
             <wp:docPr id="1524934217" name="图片 3"/>
@@ -1228,7 +3282,25 @@
           <w:kern w:val="0"/>
           <w:sz w:val="22"/>
         </w:rPr>
-        <w:t>注意，示例中的纯黑图块，是用了</w:t>
+        <w:t>注意，示例中的</w:t>
+      </w:r>
+      <w:proofErr w:type="gramStart"/>
+      <w:r>
+        <w:rPr>
+          <w:rFonts w:ascii="Tahoma" w:eastAsia="微软雅黑" w:hAnsi="Tahoma" w:hint="eastAsia"/>
+          <w:kern w:val="0"/>
+          <w:sz w:val="22"/>
+        </w:rPr>
+        <w:t>纯黑图块</w:t>
+      </w:r>
+      <w:proofErr w:type="gramEnd"/>
+      <w:r>
+        <w:rPr>
+          <w:rFonts w:ascii="Tahoma" w:eastAsia="微软雅黑" w:hAnsi="Tahoma" w:hint="eastAsia"/>
+          <w:kern w:val="0"/>
+          <w:sz w:val="22"/>
+        </w:rPr>
+        <w:t>，是用了</w:t>
       </w:r>
       <w:r>
         <w:rPr>
@@ -1276,15 +3348,7 @@
           <w:kern w:val="0"/>
           <w:sz w:val="22"/>
         </w:rPr>
-        <w:t>实现的</w:t>
-      </w:r>
-      <w:r>
-        <w:rPr>
-          <w:rFonts w:ascii="Tahoma" w:eastAsia="微软雅黑" w:hAnsi="Tahoma" w:hint="eastAsia"/>
-          <w:kern w:val="0"/>
-          <w:sz w:val="22"/>
-        </w:rPr>
-        <w:t>。</w:t>
+        <w:t>实现的。</w:t>
       </w:r>
     </w:p>
     <w:p>
@@ -1294,34 +3358,18 @@
         <w:snapToGrid w:val="0"/>
         <w:jc w:val="left"/>
         <w:rPr>
-          <w:rFonts w:ascii="Tahoma" w:eastAsia="微软雅黑" w:hAnsi="Tahoma" w:hint="eastAsia"/>
-          <w:kern w:val="0"/>
-          <w:sz w:val="22"/>
-        </w:rPr>
-      </w:pPr>
-      <w:r>
-        <w:rPr>
-          <w:rFonts w:ascii="Tahoma" w:eastAsia="微软雅黑" w:hAnsi="Tahoma" w:hint="eastAsia"/>
-          <w:kern w:val="0"/>
-          <w:sz w:val="22"/>
-        </w:rPr>
-        <w:t>（因为屋顶默认都是可通行的，所以玩家可以上</w:t>
-      </w:r>
-      <w:r>
-        <w:rPr>
-          <w:rFonts w:ascii="Tahoma" w:eastAsia="微软雅黑" w:hAnsi="Tahoma" w:hint="eastAsia"/>
-          <w:kern w:val="0"/>
-          <w:sz w:val="22"/>
-        </w:rPr>
-        <w:t>黑色屋顶</w:t>
-      </w:r>
-      <w:r>
-        <w:rPr>
-          <w:rFonts w:ascii="Tahoma" w:eastAsia="微软雅黑" w:hAnsi="Tahoma" w:hint="eastAsia"/>
-          <w:kern w:val="0"/>
-          <w:sz w:val="22"/>
-        </w:rPr>
-        <w:t>，得加堵路）</w:t>
+          <w:rFonts w:ascii="Tahoma" w:eastAsia="微软雅黑" w:hAnsi="Tahoma"/>
+          <w:kern w:val="0"/>
+          <w:sz w:val="22"/>
+        </w:rPr>
+      </w:pPr>
+      <w:r>
+        <w:rPr>
+          <w:rFonts w:ascii="Tahoma" w:eastAsia="微软雅黑" w:hAnsi="Tahoma" w:hint="eastAsia"/>
+          <w:kern w:val="0"/>
+          <w:sz w:val="22"/>
+        </w:rPr>
+        <w:t>（因为屋顶默认都是可通行的，所以玩家可以上黑色屋顶，得加堵路）</w:t>
       </w:r>
     </w:p>
     <w:p>
@@ -1342,7 +3390,7 @@
           <w:noProof/>
         </w:rPr>
         <w:drawing>
-          <wp:inline distT="0" distB="0" distL="0" distR="0" wp14:anchorId="06DEAA7C" wp14:editId="11A79C21">
+          <wp:inline distT="0" distB="0" distL="0" distR="0" wp14:anchorId="68FE9C35" wp14:editId="0ABB8ABA">
             <wp:extent cx="1767840" cy="1191491"/>
             <wp:effectExtent l="0" t="0" r="3810" b="8890"/>
             <wp:docPr id="1837268422" name="图片 4"/>
@@ -1359,7 +3407,7 @@
                     </pic:cNvPicPr>
                   </pic:nvPicPr>
                   <pic:blipFill>
-                    <a:blip r:embed="rId12">
+                    <a:blip r:embed="rId17">
                       <a:extLst>
                         <a:ext uri="{28A0092B-C50C-407E-A947-70E740481C1C}">
                           <a14:useLocalDpi xmlns:a14="http://schemas.microsoft.com/office/drawing/2010/main" val="0"/>
@@ -1397,7 +3445,7 @@
         <w:adjustRightInd w:val="0"/>
         <w:snapToGrid w:val="0"/>
         <w:rPr>
-          <w:rFonts w:ascii="Tahoma" w:eastAsia="微软雅黑" w:hAnsi="Tahoma" w:hint="eastAsia"/>
+          <w:rFonts w:ascii="Tahoma" w:eastAsia="微软雅黑" w:hAnsi="Tahoma"/>
           <w:kern w:val="0"/>
           <w:sz w:val="22"/>
         </w:rPr>
@@ -1414,7 +3462,6 @@
         <w:rPr>
           <w:rFonts w:hint="eastAsia"/>
         </w:rPr>
-        <w:lastRenderedPageBreak/>
         <w:t>3</w:t>
       </w:r>
       <w:r>
@@ -1448,7 +3495,25 @@
           <w:kern w:val="0"/>
           <w:sz w:val="22"/>
         </w:rPr>
-        <w:t>迷宫中，有用纯事件写的跳跃弹簧。</w:t>
+        <w:t>迷宫中，有用</w:t>
+      </w:r>
+      <w:proofErr w:type="gramStart"/>
+      <w:r>
+        <w:rPr>
+          <w:rFonts w:ascii="Tahoma" w:eastAsia="微软雅黑" w:hAnsi="Tahoma" w:hint="eastAsia"/>
+          <w:kern w:val="0"/>
+          <w:sz w:val="22"/>
+        </w:rPr>
+        <w:t>纯事件</w:t>
+      </w:r>
+      <w:proofErr w:type="gramEnd"/>
+      <w:r>
+        <w:rPr>
+          <w:rFonts w:ascii="Tahoma" w:eastAsia="微软雅黑" w:hAnsi="Tahoma" w:hint="eastAsia"/>
+          <w:kern w:val="0"/>
+          <w:sz w:val="22"/>
+        </w:rPr>
+        <w:t>写的跳跃弹簧。</w:t>
       </w:r>
     </w:p>
     <w:p>
@@ -1458,7 +3523,7 @@
         <w:snapToGrid w:val="0"/>
         <w:jc w:val="left"/>
         <w:rPr>
-          <w:rFonts w:ascii="Tahoma" w:eastAsia="微软雅黑" w:hAnsi="Tahoma" w:hint="eastAsia"/>
+          <w:rFonts w:ascii="Tahoma" w:eastAsia="微软雅黑" w:hAnsi="Tahoma"/>
           <w:kern w:val="0"/>
           <w:sz w:val="22"/>
         </w:rPr>
@@ -1487,29 +3552,23 @@
         </w:rPr>
         <w:t>跳跃</w:t>
       </w:r>
-      <w:r>
-        <w:rPr>
-          <w:rFonts w:ascii="Tahoma" w:eastAsia="微软雅黑" w:hAnsi="Tahoma" w:hint="eastAsia"/>
-          <w:kern w:val="0"/>
-          <w:sz w:val="22"/>
-        </w:rPr>
-        <w:t>的</w:t>
-      </w:r>
-      <w:r>
-        <w:rPr>
-          <w:rFonts w:ascii="Tahoma" w:eastAsia="微软雅黑" w:hAnsi="Tahoma" w:hint="eastAsia"/>
-          <w:kern w:val="0"/>
-          <w:sz w:val="22"/>
-        </w:rPr>
-        <w:t>图块</w:t>
-      </w:r>
-      <w:r>
-        <w:rPr>
-          <w:rFonts w:ascii="Tahoma" w:eastAsia="微软雅黑" w:hAnsi="Tahoma" w:hint="eastAsia"/>
-          <w:kern w:val="0"/>
-          <w:sz w:val="22"/>
-        </w:rPr>
-        <w:t>距离。</w:t>
+      <w:proofErr w:type="gramStart"/>
+      <w:r>
+        <w:rPr>
+          <w:rFonts w:ascii="Tahoma" w:eastAsia="微软雅黑" w:hAnsi="Tahoma" w:hint="eastAsia"/>
+          <w:kern w:val="0"/>
+          <w:sz w:val="22"/>
+        </w:rPr>
+        <w:t>的图块距离</w:t>
+      </w:r>
+      <w:proofErr w:type="gramEnd"/>
+      <w:r>
+        <w:rPr>
+          <w:rFonts w:ascii="Tahoma" w:eastAsia="微软雅黑" w:hAnsi="Tahoma" w:hint="eastAsia"/>
+          <w:kern w:val="0"/>
+          <w:sz w:val="22"/>
+        </w:rPr>
+        <w:t>。</w:t>
       </w:r>
     </w:p>
     <w:p>
@@ -1517,7 +3576,7 @@
         <w:widowControl/>
         <w:jc w:val="center"/>
         <w:rPr>
-          <w:rFonts w:ascii="Tahoma" w:eastAsia="微软雅黑" w:hAnsi="Tahoma" w:hint="eastAsia"/>
+          <w:rFonts w:ascii="Tahoma" w:eastAsia="微软雅黑" w:hAnsi="Tahoma"/>
           <w:kern w:val="0"/>
           <w:sz w:val="22"/>
         </w:rPr>
@@ -1528,8 +3587,8 @@
           <w:noProof/>
         </w:rPr>
         <w:drawing>
-          <wp:inline distT="0" distB="0" distL="0" distR="0" wp14:anchorId="5D702856" wp14:editId="69228ADD">
-            <wp:extent cx="4405028" cy="2542463"/>
+          <wp:inline distT="0" distB="0" distL="0" distR="0" wp14:anchorId="57C5C382" wp14:editId="2435E6C1">
+            <wp:extent cx="4038600" cy="2330971"/>
             <wp:effectExtent l="0" t="0" r="0" b="0"/>
             <wp:docPr id="633929986" name="图片 5"/>
             <wp:cNvGraphicFramePr>
@@ -1545,7 +3604,7 @@
                     </pic:cNvPicPr>
                   </pic:nvPicPr>
                   <pic:blipFill>
-                    <a:blip r:embed="rId13">
+                    <a:blip r:embed="rId18">
                       <a:extLst>
                         <a:ext uri="{28A0092B-C50C-407E-A947-70E740481C1C}">
                           <a14:useLocalDpi xmlns:a14="http://schemas.microsoft.com/office/drawing/2010/main" val="0"/>
@@ -1560,7 +3619,7 @@
                   <pic:spPr bwMode="auto">
                     <a:xfrm>
                       <a:off x="0" y="0"/>
-                      <a:ext cx="4418204" cy="2550068"/>
+                      <a:ext cx="4059465" cy="2343014"/>
                     </a:xfrm>
                     <a:prstGeom prst="rect">
                       <a:avLst/>
@@ -1583,7 +3642,7 @@
         <w:adjustRightInd w:val="0"/>
         <w:jc w:val="left"/>
         <w:rPr>
-          <w:rFonts w:ascii="Tahoma" w:eastAsia="微软雅黑" w:hAnsi="Tahoma" w:hint="eastAsia"/>
+          <w:rFonts w:ascii="Tahoma" w:eastAsia="微软雅黑" w:hAnsi="Tahoma"/>
           <w:kern w:val="0"/>
           <w:sz w:val="22"/>
         </w:rPr>
@@ -1643,7 +3702,7 @@
         <w:snapToGrid w:val="0"/>
         <w:jc w:val="left"/>
         <w:rPr>
-          <w:rFonts w:ascii="Tahoma" w:eastAsia="微软雅黑" w:hAnsi="Tahoma" w:hint="eastAsia"/>
+          <w:rFonts w:ascii="Tahoma" w:eastAsia="微软雅黑" w:hAnsi="Tahoma"/>
           <w:kern w:val="0"/>
           <w:sz w:val="22"/>
         </w:rPr>
@@ -1664,19 +3723,20 @@
         <w:snapToGrid w:val="0"/>
         <w:jc w:val="center"/>
         <w:rPr>
-          <w:rFonts w:ascii="Tahoma" w:eastAsia="微软雅黑" w:hAnsi="Tahoma" w:hint="eastAsia"/>
-          <w:kern w:val="0"/>
-          <w:sz w:val="22"/>
-        </w:rPr>
-      </w:pPr>
-      <w:r>
-        <w:rPr>
-          <w:rFonts w:ascii="Tahoma" w:eastAsia="微软雅黑" w:hAnsi="Tahoma" w:hint="eastAsia"/>
+          <w:rFonts w:ascii="Tahoma" w:eastAsia="微软雅黑" w:hAnsi="Tahoma"/>
+          <w:kern w:val="0"/>
+          <w:sz w:val="22"/>
+        </w:rPr>
+      </w:pPr>
+      <w:r>
+        <w:rPr>
+          <w:rFonts w:ascii="Tahoma" w:eastAsia="微软雅黑" w:hAnsi="Tahoma" w:hint="eastAsia"/>
+          <w:noProof/>
           <w:kern w:val="0"/>
           <w:sz w:val="22"/>
         </w:rPr>
         <w:drawing>
-          <wp:inline distT="0" distB="0" distL="0" distR="0" wp14:anchorId="37FA2B79" wp14:editId="63F40D2A">
+          <wp:inline distT="0" distB="0" distL="0" distR="0" wp14:anchorId="29C36432" wp14:editId="47E79BF8">
             <wp:extent cx="3512820" cy="1046820"/>
             <wp:effectExtent l="0" t="0" r="0" b="1270"/>
             <wp:docPr id="1756261705" name="图片 6"/>
@@ -1693,7 +3753,7 @@
                     </pic:cNvPicPr>
                   </pic:nvPicPr>
                   <pic:blipFill>
-                    <a:blip r:embed="rId14">
+                    <a:blip r:embed="rId19">
                       <a:extLst>
                         <a:ext uri="{28A0092B-C50C-407E-A947-70E740481C1C}">
                           <a14:useLocalDpi xmlns:a14="http://schemas.microsoft.com/office/drawing/2010/main" val="0"/>
@@ -1732,7 +3792,7 @@
         <w:snapToGrid w:val="0"/>
         <w:jc w:val="left"/>
         <w:rPr>
-          <w:rFonts w:ascii="Tahoma" w:eastAsia="微软雅黑" w:hAnsi="Tahoma" w:hint="eastAsia"/>
+          <w:rFonts w:ascii="Tahoma" w:eastAsia="微软雅黑" w:hAnsi="Tahoma"/>
           <w:kern w:val="0"/>
           <w:sz w:val="22"/>
         </w:rPr>
@@ -1761,13 +3821,7 @@
         <w:rPr>
           <w:rFonts w:hint="eastAsia"/>
         </w:rPr>
-        <w:t>其它插件影响-</w:t>
-      </w:r>
-      <w:r>
-        <w:rPr>
-          <w:rFonts w:hint="eastAsia"/>
-        </w:rPr>
-        <w:t>墙壁阻塞器</w:t>
+        <w:t>其它插件影响-墙壁阻塞器</w:t>
       </w:r>
     </w:p>
     <w:p>
@@ -1788,7 +3842,52 @@
           <w:kern w:val="0"/>
           <w:sz w:val="22"/>
         </w:rPr>
-        <w:t>默认情况下，墙壁不可通行，但是</w:t>
+        <w:t>默认情况下，墙壁不可通行，但是墙顶</w:t>
+      </w:r>
+      <w:r>
+        <w:rPr>
+          <w:rFonts w:ascii="Tahoma" w:eastAsia="微软雅黑" w:hAnsi="Tahoma" w:hint="eastAsia"/>
+          <w:kern w:val="0"/>
+          <w:sz w:val="22"/>
+        </w:rPr>
+        <w:t>/</w:t>
+      </w:r>
+      <w:r>
+        <w:rPr>
+          <w:rFonts w:ascii="Tahoma" w:eastAsia="微软雅黑" w:hAnsi="Tahoma" w:hint="eastAsia"/>
+          <w:kern w:val="0"/>
+          <w:sz w:val="22"/>
+        </w:rPr>
+        <w:t>屋顶是可通行的。</w:t>
+      </w:r>
+    </w:p>
+    <w:p>
+      <w:pPr>
+        <w:widowControl/>
+        <w:adjustRightInd w:val="0"/>
+        <w:snapToGrid w:val="0"/>
+        <w:jc w:val="left"/>
+        <w:rPr>
+          <w:rFonts w:ascii="Tahoma" w:eastAsia="微软雅黑" w:hAnsi="Tahoma"/>
+          <w:kern w:val="0"/>
+          <w:sz w:val="22"/>
+        </w:rPr>
+      </w:pPr>
+      <w:r>
+        <w:rPr>
+          <w:rFonts w:ascii="Tahoma" w:eastAsia="微软雅黑" w:hAnsi="Tahoma" w:hint="eastAsia"/>
+          <w:kern w:val="0"/>
+          <w:sz w:val="22"/>
+        </w:rPr>
+        <w:t>如果加了墙壁阻塞器插件，记得在地图备注里设置</w:t>
+      </w:r>
+      <w:r>
+        <w:rPr>
+          <w:rFonts w:ascii="Tahoma" w:eastAsia="微软雅黑" w:hAnsi="Tahoma" w:hint="eastAsia"/>
+          <w:kern w:val="0"/>
+          <w:sz w:val="22"/>
+        </w:rPr>
+        <w:t xml:space="preserve"> </w:t>
       </w:r>
       <w:r>
         <w:rPr>
@@ -1812,7 +3911,23 @@
           <w:kern w:val="0"/>
           <w:sz w:val="22"/>
         </w:rPr>
-        <w:t>屋顶是可通行的。</w:t>
+        <w:t>屋顶</w:t>
+      </w:r>
+      <w:r>
+        <w:rPr>
+          <w:rFonts w:ascii="Tahoma" w:eastAsia="微软雅黑" w:hAnsi="Tahoma" w:hint="eastAsia"/>
+          <w:kern w:val="0"/>
+          <w:sz w:val="22"/>
+        </w:rPr>
+        <w:t xml:space="preserve"> </w:t>
+      </w:r>
+      <w:r>
+        <w:rPr>
+          <w:rFonts w:ascii="Tahoma" w:eastAsia="微软雅黑" w:hAnsi="Tahoma" w:hint="eastAsia"/>
+          <w:kern w:val="0"/>
+          <w:sz w:val="22"/>
+        </w:rPr>
+        <w:t>可通行。</w:t>
       </w:r>
     </w:p>
     <w:p>
@@ -1820,90 +3935,22 @@
         <w:widowControl/>
         <w:adjustRightInd w:val="0"/>
         <w:snapToGrid w:val="0"/>
-        <w:jc w:val="left"/>
-        <w:rPr>
-          <w:rFonts w:ascii="Tahoma" w:eastAsia="微软雅黑" w:hAnsi="Tahoma" w:hint="eastAsia"/>
-          <w:kern w:val="0"/>
-          <w:sz w:val="22"/>
-        </w:rPr>
-      </w:pPr>
-      <w:r>
-        <w:rPr>
-          <w:rFonts w:ascii="Tahoma" w:eastAsia="微软雅黑" w:hAnsi="Tahoma" w:hint="eastAsia"/>
-          <w:kern w:val="0"/>
-          <w:sz w:val="22"/>
-        </w:rPr>
-        <w:t>如果加了墙壁阻塞器插件，记得在地图备注里设置</w:t>
-      </w:r>
-      <w:r>
-        <w:rPr>
-          <w:rFonts w:ascii="Tahoma" w:eastAsia="微软雅黑" w:hAnsi="Tahoma" w:hint="eastAsia"/>
-          <w:kern w:val="0"/>
-          <w:sz w:val="22"/>
-        </w:rPr>
-        <w:t xml:space="preserve"> </w:t>
-      </w:r>
-      <w:r>
-        <w:rPr>
-          <w:rFonts w:ascii="Tahoma" w:eastAsia="微软雅黑" w:hAnsi="Tahoma" w:hint="eastAsia"/>
-          <w:kern w:val="0"/>
-          <w:sz w:val="22"/>
-        </w:rPr>
-        <w:t>墙顶</w:t>
-      </w:r>
-      <w:r>
-        <w:rPr>
-          <w:rFonts w:ascii="Tahoma" w:eastAsia="微软雅黑" w:hAnsi="Tahoma" w:hint="eastAsia"/>
-          <w:kern w:val="0"/>
-          <w:sz w:val="22"/>
-        </w:rPr>
-        <w:t>/</w:t>
-      </w:r>
-      <w:r>
-        <w:rPr>
-          <w:rFonts w:ascii="Tahoma" w:eastAsia="微软雅黑" w:hAnsi="Tahoma" w:hint="eastAsia"/>
-          <w:kern w:val="0"/>
-          <w:sz w:val="22"/>
-        </w:rPr>
-        <w:t>屋顶</w:t>
-      </w:r>
-      <w:r>
-        <w:rPr>
-          <w:rFonts w:ascii="Tahoma" w:eastAsia="微软雅黑" w:hAnsi="Tahoma" w:hint="eastAsia"/>
-          <w:kern w:val="0"/>
-          <w:sz w:val="22"/>
-        </w:rPr>
-        <w:t xml:space="preserve"> </w:t>
-      </w:r>
-      <w:r>
-        <w:rPr>
-          <w:rFonts w:ascii="Tahoma" w:eastAsia="微软雅黑" w:hAnsi="Tahoma" w:hint="eastAsia"/>
-          <w:kern w:val="0"/>
-          <w:sz w:val="22"/>
-        </w:rPr>
-        <w:t>可通行。</w:t>
-      </w:r>
-    </w:p>
-    <w:p>
-      <w:pPr>
-        <w:widowControl/>
-        <w:adjustRightInd w:val="0"/>
-        <w:snapToGrid w:val="0"/>
         <w:jc w:val="center"/>
         <w:rPr>
-          <w:rFonts w:ascii="Tahoma" w:eastAsia="微软雅黑" w:hAnsi="Tahoma" w:hint="eastAsia"/>
-          <w:kern w:val="0"/>
-          <w:sz w:val="22"/>
-        </w:rPr>
-      </w:pPr>
-      <w:r>
-        <w:rPr>
-          <w:rFonts w:ascii="Tahoma" w:eastAsia="微软雅黑" w:hAnsi="Tahoma" w:hint="eastAsia"/>
+          <w:rFonts w:ascii="Tahoma" w:eastAsia="微软雅黑" w:hAnsi="Tahoma"/>
+          <w:kern w:val="0"/>
+          <w:sz w:val="22"/>
+        </w:rPr>
+      </w:pPr>
+      <w:r>
+        <w:rPr>
+          <w:rFonts w:ascii="Tahoma" w:eastAsia="微软雅黑" w:hAnsi="Tahoma" w:hint="eastAsia"/>
+          <w:noProof/>
           <w:kern w:val="0"/>
           <w:sz w:val="22"/>
         </w:rPr>
         <w:drawing>
-          <wp:inline distT="0" distB="0" distL="0" distR="0" wp14:anchorId="65FB1D66" wp14:editId="6BE76771">
+          <wp:inline distT="0" distB="0" distL="0" distR="0" wp14:anchorId="1B574FB7" wp14:editId="7F99D20E">
             <wp:extent cx="2803209" cy="1529438"/>
             <wp:effectExtent l="0" t="0" r="0" b="0"/>
             <wp:docPr id="480834905" name="图片 7"/>
@@ -1920,7 +3967,7 @@
                     </pic:cNvPicPr>
                   </pic:nvPicPr>
                   <pic:blipFill>
-                    <a:blip r:embed="rId15">
+                    <a:blip r:embed="rId20">
                       <a:extLst>
                         <a:ext uri="{28A0092B-C50C-407E-A947-70E740481C1C}">
                           <a14:useLocalDpi xmlns:a14="http://schemas.microsoft.com/office/drawing/2010/main" val="0"/>
@@ -1962,11 +4009,12 @@
       <w:r>
         <w:rPr>
           <w:rFonts w:ascii="Tahoma" w:eastAsia="微软雅黑" w:hAnsi="Tahoma" w:hint="eastAsia"/>
+          <w:noProof/>
           <w:kern w:val="0"/>
           <w:sz w:val="22"/>
         </w:rPr>
         <w:drawing>
-          <wp:inline distT="0" distB="0" distL="0" distR="0" wp14:anchorId="7131FF5B" wp14:editId="346234F3">
+          <wp:inline distT="0" distB="0" distL="0" distR="0" wp14:anchorId="4B1C543A" wp14:editId="18D819B4">
             <wp:extent cx="1902883" cy="1104900"/>
             <wp:effectExtent l="0" t="0" r="2540" b="0"/>
             <wp:docPr id="408123376" name="图片 8"/>
@@ -1983,7 +4031,7 @@
                     </pic:cNvPicPr>
                   </pic:nvPicPr>
                   <pic:blipFill>
-                    <a:blip r:embed="rId16">
+                    <a:blip r:embed="rId21">
                       <a:extLst>
                         <a:ext uri="{28A0092B-C50C-407E-A947-70E740481C1C}">
                           <a14:useLocalDpi xmlns:a14="http://schemas.microsoft.com/office/drawing/2010/main" val="0"/>
@@ -2059,13 +4107,7 @@
           <w:rFonts w:hint="eastAsia"/>
         </w:rPr>
         <w:lastRenderedPageBreak/>
-        <w:t>扩展</w:t>
-      </w:r>
-      <w:r>
-        <w:rPr>
-          <w:rFonts w:hint="eastAsia"/>
-        </w:rPr>
-        <w:t>配置</w:t>
+        <w:t>扩展配置</w:t>
       </w:r>
     </w:p>
     <w:p>
@@ -2118,31 +4160,7 @@
           <w:kern w:val="0"/>
           <w:sz w:val="22"/>
         </w:rPr>
-        <w:t>你可以</w:t>
-      </w:r>
-      <w:r>
-        <w:rPr>
-          <w:rFonts w:ascii="Tahoma" w:eastAsia="微软雅黑" w:hAnsi="Tahoma" w:hint="eastAsia"/>
-          <w:kern w:val="0"/>
-          <w:sz w:val="22"/>
-        </w:rPr>
-        <w:t>在迷宫中，</w:t>
-      </w:r>
-      <w:r>
-        <w:rPr>
-          <w:rFonts w:ascii="Tahoma" w:eastAsia="微软雅黑" w:hAnsi="Tahoma" w:hint="eastAsia"/>
-          <w:kern w:val="0"/>
-          <w:sz w:val="22"/>
-        </w:rPr>
-        <w:t>加</w:t>
-      </w:r>
-      <w:r>
-        <w:rPr>
-          <w:rFonts w:ascii="Tahoma" w:eastAsia="微软雅黑" w:hAnsi="Tahoma" w:hint="eastAsia"/>
-          <w:kern w:val="0"/>
-          <w:sz w:val="22"/>
-        </w:rPr>
-        <w:t>一些机关类的事件，比如</w:t>
+        <w:t>你可以在迷宫中，加一些机关类的事件，比如</w:t>
       </w:r>
       <w:r>
         <w:rPr>
@@ -2195,23 +4213,7 @@
           <w:kern w:val="0"/>
           <w:sz w:val="22"/>
         </w:rPr>
-        <w:t>这些机关可以用来增加迷宫的复杂性，也</w:t>
-      </w:r>
-      <w:r>
-        <w:rPr>
-          <w:rFonts w:ascii="Tahoma" w:eastAsia="微软雅黑" w:hAnsi="Tahoma" w:hint="eastAsia"/>
-          <w:kern w:val="0"/>
-          <w:sz w:val="22"/>
-        </w:rPr>
-        <w:t>能</w:t>
-      </w:r>
-      <w:r>
-        <w:rPr>
-          <w:rFonts w:ascii="Tahoma" w:eastAsia="微软雅黑" w:hAnsi="Tahoma" w:hint="eastAsia"/>
-          <w:kern w:val="0"/>
-          <w:sz w:val="22"/>
-        </w:rPr>
-        <w:t>提供趣味性。</w:t>
+        <w:t>这些机关可以用来增加迷宫的复杂性，也能提供趣味性。</w:t>
       </w:r>
     </w:p>
     <w:p>
@@ -2221,7 +4223,7 @@
         <w:snapToGrid w:val="0"/>
         <w:jc w:val="center"/>
         <w:rPr>
-          <w:rFonts w:ascii="Tahoma" w:eastAsia="微软雅黑" w:hAnsi="Tahoma" w:hint="eastAsia"/>
+          <w:rFonts w:ascii="Tahoma" w:eastAsia="微软雅黑" w:hAnsi="Tahoma"/>
           <w:kern w:val="0"/>
           <w:sz w:val="22"/>
         </w:rPr>
@@ -2231,7 +4233,7 @@
           <w:noProof/>
         </w:rPr>
         <w:drawing>
-          <wp:inline distT="0" distB="0" distL="0" distR="0" wp14:anchorId="2B26EBB1" wp14:editId="1EC83457">
+          <wp:inline distT="0" distB="0" distL="0" distR="0" wp14:anchorId="384A0B20" wp14:editId="0B99957B">
             <wp:extent cx="3257745" cy="2171700"/>
             <wp:effectExtent l="0" t="0" r="0" b="0"/>
             <wp:docPr id="608510004" name="图片 2"/>
@@ -2248,7 +4250,7 @@
                     </pic:cNvPicPr>
                   </pic:nvPicPr>
                   <pic:blipFill>
-                    <a:blip r:embed="rId17">
+                    <a:blip r:embed="rId22">
                       <a:extLst>
                         <a:ext uri="{28A0092B-C50C-407E-A947-70E740481C1C}">
                           <a14:useLocalDpi xmlns:a14="http://schemas.microsoft.com/office/drawing/2010/main" val="0"/>
@@ -2442,7 +4444,7 @@
         <w:adjustRightInd w:val="0"/>
         <w:jc w:val="left"/>
         <w:rPr>
-          <w:rFonts w:ascii="Tahoma" w:eastAsia="微软雅黑" w:hAnsi="Tahoma" w:hint="eastAsia"/>
+          <w:rFonts w:ascii="Tahoma" w:eastAsia="微软雅黑" w:hAnsi="Tahoma"/>
           <w:kern w:val="0"/>
           <w:sz w:val="22"/>
         </w:rPr>
@@ -2468,13 +4470,7 @@
         <w:rPr>
           <w:rFonts w:hint="eastAsia"/>
         </w:rPr>
-        <w:t>扩展-</w:t>
-      </w:r>
-      <w:r>
-        <w:rPr>
-          <w:rFonts w:hint="eastAsia"/>
-        </w:rPr>
-        <w:t>侧边阶梯</w:t>
+        <w:t>扩展-侧边阶梯</w:t>
       </w:r>
     </w:p>
     <w:p>
@@ -2552,15 +4548,7 @@
           <w:kern w:val="0"/>
           <w:sz w:val="22"/>
         </w:rPr>
-        <w:t>玩家可以自己上楼梯，自己跳跃，翻越小鸿沟</w:t>
-      </w:r>
-      <w:r>
-        <w:rPr>
-          <w:rFonts w:ascii="Tahoma" w:eastAsia="微软雅黑" w:hAnsi="Tahoma" w:hint="eastAsia"/>
-          <w:kern w:val="0"/>
-          <w:sz w:val="22"/>
-        </w:rPr>
-        <w:t>。</w:t>
+        <w:t>玩家可以自己上楼梯，自己跳跃，翻越小鸿沟。</w:t>
       </w:r>
     </w:p>
     <w:p>
@@ -2694,7 +4682,7 @@
           <w:noProof/>
         </w:rPr>
         <w:drawing>
-          <wp:inline distT="0" distB="0" distL="0" distR="0" wp14:anchorId="6DC0287E" wp14:editId="4C3DF84C">
+          <wp:inline distT="0" distB="0" distL="0" distR="0" wp14:anchorId="1E0854C5" wp14:editId="40A8CF2D">
             <wp:extent cx="3710940" cy="1965006"/>
             <wp:effectExtent l="0" t="0" r="3810" b="0"/>
             <wp:docPr id="1148000758" name="图片 9"/>
@@ -2711,7 +4699,7 @@
                     </pic:cNvPicPr>
                   </pic:nvPicPr>
                   <pic:blipFill>
-                    <a:blip r:embed="rId18">
+                    <a:blip r:embed="rId23">
                       <a:extLst>
                         <a:ext uri="{28A0092B-C50C-407E-A947-70E740481C1C}">
                           <a14:useLocalDpi xmlns:a14="http://schemas.microsoft.com/office/drawing/2010/main" val="0"/>
@@ -2822,7 +4810,7 @@
         <w:adjustRightInd w:val="0"/>
         <w:jc w:val="left"/>
         <w:rPr>
-          <w:rFonts w:ascii="Tahoma" w:eastAsia="微软雅黑" w:hAnsi="Tahoma" w:hint="eastAsia"/>
+          <w:rFonts w:ascii="Tahoma" w:eastAsia="微软雅黑" w:hAnsi="Tahoma"/>
           <w:kern w:val="0"/>
           <w:sz w:val="22"/>
         </w:rPr>
@@ -2853,7 +4841,7 @@
     </w:p>
     <w:p>
       <w:pPr>
-        <w:pStyle w:val="2"/>
+        <w:pStyle w:val="3"/>
         <w:rPr>
           <w:rFonts w:hint="eastAsia"/>
         </w:rPr>
@@ -2863,39 +4851,7 @@
           <w:rFonts w:hint="eastAsia"/>
         </w:rPr>
         <w:lastRenderedPageBreak/>
-        <w:t>迷宫</w:t>
-      </w:r>
-      <w:r>
-        <w:rPr>
-          <w:rFonts w:hint="eastAsia"/>
-        </w:rPr>
-        <w:t>-谜题</w:t>
-      </w:r>
-      <w:r>
-        <w:rPr>
-          <w:rFonts w:hint="eastAsia"/>
-        </w:rPr>
-        <w:t>设计</w:t>
-      </w:r>
-    </w:p>
-    <w:p>
-      <w:pPr>
-        <w:pStyle w:val="3"/>
-        <w:rPr>
-          <w:rFonts w:hint="eastAsia"/>
-        </w:rPr>
-      </w:pPr>
-      <w:r>
-        <w:rPr>
-          <w:rFonts w:hint="eastAsia"/>
-        </w:rPr>
-        <w:t>设计</w:t>
-      </w:r>
-      <w:r>
-        <w:rPr>
-          <w:rFonts w:hint="eastAsia"/>
-        </w:rPr>
-        <w:t>简介</w:t>
+        <w:t>迷宫画法</w:t>
       </w:r>
     </w:p>
     <w:p>
@@ -2909,13 +4865,19 @@
         <w:rPr>
           <w:rFonts w:hint="eastAsia"/>
         </w:rPr>
-        <w:t>1）</w:t>
-      </w:r>
-      <w:r>
-        <w:rPr>
-          <w:rFonts w:hint="eastAsia"/>
-        </w:rPr>
-        <w:t>游戏规则</w:t>
+        <w:t>1</w:t>
+      </w:r>
+      <w:r>
+        <w:rPr>
+          <w:rFonts w:hint="eastAsia"/>
+        </w:rPr>
+        <w:t>）</w:t>
+      </w:r>
+      <w:r>
+        <w:rPr>
+          <w:rFonts w:hint="eastAsia"/>
+        </w:rPr>
+        <w:t>手动画</w:t>
       </w:r>
     </w:p>
     <w:p>
@@ -2936,7 +4898,7 @@
           <w:kern w:val="0"/>
           <w:sz w:val="22"/>
         </w:rPr>
-        <w:t>玩家需要从</w:t>
+        <w:t>你可以先把</w:t>
       </w:r>
       <w:r>
         <w:rPr>
@@ -2952,7 +4914,7 @@
           <w:kern w:val="0"/>
           <w:sz w:val="22"/>
         </w:rPr>
-        <w:t>起点</w:t>
+        <w:t>起点、终点、必要分支路线</w:t>
       </w:r>
       <w:r>
         <w:rPr>
@@ -2968,47 +4930,7 @@
           <w:kern w:val="0"/>
           <w:sz w:val="22"/>
         </w:rPr>
-        <w:t>到达</w:t>
-      </w:r>
-      <w:r>
-        <w:rPr>
-          <w:rFonts w:ascii="Tahoma" w:eastAsia="微软雅黑" w:hAnsi="Tahoma" w:hint="eastAsia"/>
-          <w:kern w:val="0"/>
-          <w:sz w:val="22"/>
-        </w:rPr>
-        <w:t xml:space="preserve"> </w:t>
-      </w:r>
-      <w:r>
-        <w:rPr>
-          <w:rFonts w:ascii="Tahoma" w:eastAsia="微软雅黑" w:hAnsi="Tahoma" w:hint="eastAsia"/>
-          <w:kern w:val="0"/>
-          <w:sz w:val="22"/>
-        </w:rPr>
-        <w:t>终点</w:t>
-      </w:r>
-      <w:r>
-        <w:rPr>
-          <w:rFonts w:ascii="Tahoma" w:eastAsia="微软雅黑" w:hAnsi="Tahoma"/>
-          <w:kern w:val="0"/>
-          <w:sz w:val="22"/>
-        </w:rPr>
-        <w:t>/</w:t>
-      </w:r>
-      <w:r>
-        <w:rPr>
-          <w:rFonts w:ascii="Tahoma" w:eastAsia="微软雅黑" w:hAnsi="Tahoma" w:hint="eastAsia"/>
-          <w:kern w:val="0"/>
-          <w:sz w:val="22"/>
-        </w:rPr>
-        <w:t>目的地</w:t>
-      </w:r>
-      <w:r>
-        <w:rPr>
-          <w:rFonts w:ascii="Tahoma" w:eastAsia="微软雅黑" w:hAnsi="Tahoma" w:hint="eastAsia"/>
-          <w:kern w:val="0"/>
-          <w:sz w:val="22"/>
-        </w:rPr>
-        <w:t>。</w:t>
+        <w:t>画出来。</w:t>
       </w:r>
     </w:p>
     <w:p>
@@ -3029,55 +4951,7 @@
           <w:kern w:val="0"/>
           <w:sz w:val="22"/>
         </w:rPr>
-        <w:t>这个过程中</w:t>
-      </w:r>
-      <w:r>
-        <w:rPr>
-          <w:rFonts w:ascii="Tahoma" w:eastAsia="微软雅黑" w:hAnsi="Tahoma" w:hint="eastAsia"/>
-          <w:kern w:val="0"/>
-          <w:sz w:val="22"/>
-        </w:rPr>
-        <w:t>若</w:t>
-      </w:r>
-      <w:r>
-        <w:rPr>
-          <w:rFonts w:ascii="Tahoma" w:eastAsia="微软雅黑" w:hAnsi="Tahoma" w:hint="eastAsia"/>
-          <w:kern w:val="0"/>
-          <w:sz w:val="22"/>
-        </w:rPr>
-        <w:t>产生</w:t>
-      </w:r>
-      <w:r>
-        <w:rPr>
-          <w:rFonts w:ascii="Tahoma" w:eastAsia="微软雅黑" w:hAnsi="Tahoma" w:hint="eastAsia"/>
-          <w:kern w:val="0"/>
-          <w:sz w:val="22"/>
-        </w:rPr>
-        <w:t>了</w:t>
-      </w:r>
-      <w:r>
-        <w:rPr>
-          <w:rFonts w:ascii="Tahoma" w:eastAsia="微软雅黑" w:hAnsi="Tahoma" w:hint="eastAsia"/>
-          <w:kern w:val="0"/>
-          <w:sz w:val="22"/>
-        </w:rPr>
-        <w:t>任何迷惑性的分支路线，</w:t>
-      </w:r>
-      <w:r>
-        <w:rPr>
-          <w:rFonts w:ascii="Tahoma" w:eastAsia="微软雅黑" w:hAnsi="Tahoma" w:hint="eastAsia"/>
-          <w:kern w:val="0"/>
-          <w:sz w:val="22"/>
-        </w:rPr>
-        <w:t>则</w:t>
-      </w:r>
-      <w:r>
-        <w:rPr>
-          <w:rFonts w:ascii="Tahoma" w:eastAsia="微软雅黑" w:hAnsi="Tahoma" w:hint="eastAsia"/>
-          <w:kern w:val="0"/>
-          <w:sz w:val="22"/>
-        </w:rPr>
-        <w:t>都属于迷宫。</w:t>
+        <w:t>再添加其他路线的细枝末节。</w:t>
       </w:r>
     </w:p>
     <w:p>
@@ -3085,617 +4959,18 @@
         <w:widowControl/>
         <w:adjustRightInd w:val="0"/>
         <w:snapToGrid w:val="0"/>
-        <w:jc w:val="left"/>
-        <w:rPr>
-          <w:rFonts w:ascii="Tahoma" w:eastAsia="微软雅黑" w:hAnsi="Tahoma"/>
-          <w:kern w:val="0"/>
-          <w:sz w:val="22"/>
-        </w:rPr>
-      </w:pPr>
-    </w:p>
-    <w:p>
-      <w:pPr>
-        <w:pStyle w:val="4"/>
-        <w:rPr>
-          <w:rFonts w:hint="eastAsia"/>
-        </w:rPr>
-      </w:pPr>
-      <w:r>
-        <w:t>2</w:t>
-      </w:r>
-      <w:r>
-        <w:rPr>
-          <w:rFonts w:hint="eastAsia"/>
-        </w:rPr>
-        <w:t>）难度分配</w:t>
-      </w:r>
-    </w:p>
-    <w:p>
-      <w:pPr>
-        <w:widowControl/>
-        <w:adjustRightInd w:val="0"/>
-        <w:snapToGrid w:val="0"/>
-        <w:jc w:val="left"/>
-        <w:rPr>
-          <w:rFonts w:ascii="Tahoma" w:eastAsia="微软雅黑" w:hAnsi="Tahoma"/>
-          <w:kern w:val="0"/>
-          <w:sz w:val="22"/>
-        </w:rPr>
-      </w:pPr>
-      <w:r>
-        <w:rPr>
-          <w:rFonts w:ascii="Tahoma" w:eastAsia="微软雅黑" w:hAnsi="Tahoma" w:hint="eastAsia"/>
-          <w:kern w:val="0"/>
-          <w:sz w:val="22"/>
-        </w:rPr>
-        <w:t>迷宫越大，越复杂，相对越难。</w:t>
-      </w:r>
-    </w:p>
-    <w:p>
-      <w:pPr>
-        <w:widowControl/>
-        <w:adjustRightInd w:val="0"/>
-        <w:snapToGrid w:val="0"/>
-        <w:jc w:val="left"/>
-        <w:rPr>
-          <w:rFonts w:ascii="Tahoma" w:eastAsia="微软雅黑" w:hAnsi="Tahoma"/>
-          <w:kern w:val="0"/>
-          <w:sz w:val="22"/>
-        </w:rPr>
-      </w:pPr>
-      <w:r>
-        <w:rPr>
-          <w:rFonts w:ascii="Tahoma" w:eastAsia="微软雅黑" w:hAnsi="Tahoma" w:hint="eastAsia"/>
-          <w:kern w:val="0"/>
-          <w:sz w:val="22"/>
-        </w:rPr>
-        <w:t>迷宫中如果存在</w:t>
-      </w:r>
-      <w:r>
-        <w:rPr>
-          <w:rFonts w:ascii="Tahoma" w:eastAsia="微软雅黑" w:hAnsi="Tahoma"/>
-          <w:kern w:val="0"/>
-          <w:sz w:val="22"/>
-        </w:rPr>
-        <w:t>回路</w:t>
-      </w:r>
-      <w:r>
-        <w:rPr>
-          <w:rFonts w:ascii="Tahoma" w:eastAsia="微软雅黑" w:hAnsi="Tahoma" w:hint="eastAsia"/>
-          <w:kern w:val="0"/>
-          <w:sz w:val="22"/>
-        </w:rPr>
-        <w:t>，那么难度会加大</w:t>
-      </w:r>
-      <w:r>
-        <w:rPr>
-          <w:rFonts w:ascii="Tahoma" w:eastAsia="微软雅黑" w:hAnsi="Tahoma" w:hint="eastAsia"/>
-          <w:kern w:val="0"/>
-          <w:sz w:val="22"/>
-        </w:rPr>
-        <w:t>。</w:t>
-      </w:r>
-    </w:p>
-    <w:p>
-      <w:pPr>
-        <w:widowControl/>
-        <w:adjustRightInd w:val="0"/>
-        <w:snapToGrid w:val="0"/>
-        <w:jc w:val="left"/>
-        <w:rPr>
-          <w:rFonts w:ascii="Tahoma" w:eastAsia="微软雅黑" w:hAnsi="Tahoma"/>
-          <w:kern w:val="0"/>
-          <w:sz w:val="22"/>
-        </w:rPr>
-      </w:pPr>
-      <w:r>
-        <w:rPr>
-          <w:rFonts w:ascii="Tahoma" w:eastAsia="微软雅黑" w:hAnsi="Tahoma" w:hint="eastAsia"/>
-          <w:kern w:val="0"/>
-          <w:sz w:val="22"/>
-        </w:rPr>
-        <w:t>迷宫中如果存在传送，那么难度会进一步加大。</w:t>
-      </w:r>
-    </w:p>
-    <w:p>
-      <w:pPr>
-        <w:widowControl/>
-        <w:adjustRightInd w:val="0"/>
-        <w:snapToGrid w:val="0"/>
-        <w:jc w:val="left"/>
-        <w:rPr>
-          <w:rFonts w:ascii="Tahoma" w:eastAsia="微软雅黑" w:hAnsi="Tahoma"/>
-          <w:kern w:val="0"/>
-          <w:sz w:val="22"/>
-        </w:rPr>
-      </w:pPr>
-    </w:p>
-    <w:p>
-      <w:pPr>
-        <w:pStyle w:val="4"/>
-        <w:rPr>
-          <w:rFonts w:hint="eastAsia"/>
-        </w:rPr>
-      </w:pPr>
-      <w:bookmarkStart w:id="0" w:name="_Hlk74556982"/>
-      <w:r>
-        <w:t>3</w:t>
-      </w:r>
-      <w:r>
-        <w:rPr>
-          <w:rFonts w:hint="eastAsia"/>
-        </w:rPr>
-        <w:t>）禁用能力</w:t>
-      </w:r>
-    </w:p>
-    <w:p>
-      <w:pPr>
-        <w:widowControl/>
-        <w:adjustRightInd w:val="0"/>
-        <w:snapToGrid w:val="0"/>
-        <w:jc w:val="left"/>
-        <w:rPr>
-          <w:rFonts w:ascii="Tahoma" w:eastAsia="微软雅黑" w:hAnsi="Tahoma"/>
-          <w:kern w:val="0"/>
-          <w:sz w:val="22"/>
-        </w:rPr>
-      </w:pPr>
-      <w:r>
-        <w:rPr>
-          <w:rFonts w:ascii="Tahoma" w:eastAsia="微软雅黑" w:hAnsi="Tahoma" w:hint="eastAsia"/>
-          <w:kern w:val="0"/>
-          <w:sz w:val="22"/>
-        </w:rPr>
-        <w:t>禁跳跃。（可选）</w:t>
-      </w:r>
-    </w:p>
-    <w:bookmarkEnd w:id="0"/>
-    <w:p>
-      <w:pPr>
-        <w:widowControl/>
-        <w:adjustRightInd w:val="0"/>
-        <w:snapToGrid w:val="0"/>
-        <w:jc w:val="left"/>
-        <w:rPr>
-          <w:rFonts w:ascii="Tahoma" w:eastAsia="微软雅黑" w:hAnsi="Tahoma"/>
-          <w:kern w:val="0"/>
-          <w:sz w:val="22"/>
-        </w:rPr>
-      </w:pPr>
-    </w:p>
-    <w:p>
-      <w:pPr>
-        <w:pStyle w:val="4"/>
-        <w:rPr>
-          <w:rFonts w:hint="eastAsia"/>
-        </w:rPr>
-      </w:pPr>
-      <w:r>
-        <w:t>4</w:t>
-      </w:r>
-      <w:r>
-        <w:rPr>
-          <w:rFonts w:hint="eastAsia"/>
-        </w:rPr>
-        <w:t>）卡关注意事项</w:t>
-      </w:r>
-    </w:p>
-    <w:p>
-      <w:pPr>
-        <w:widowControl/>
-        <w:adjustRightInd w:val="0"/>
-        <w:snapToGrid w:val="0"/>
-        <w:jc w:val="left"/>
-        <w:rPr>
-          <w:rFonts w:ascii="Tahoma" w:eastAsia="微软雅黑" w:hAnsi="Tahoma"/>
-          <w:kern w:val="0"/>
-          <w:sz w:val="22"/>
-        </w:rPr>
-      </w:pPr>
-      <w:r>
-        <w:rPr>
-          <w:rFonts w:ascii="Tahoma" w:eastAsia="微软雅黑" w:hAnsi="Tahoma" w:hint="eastAsia"/>
-          <w:kern w:val="0"/>
-          <w:sz w:val="22"/>
-        </w:rPr>
-        <w:t>这里使用了插件：</w:t>
-      </w:r>
-    </w:p>
-    <w:p>
-      <w:pPr>
-        <w:widowControl/>
-        <w:adjustRightInd w:val="0"/>
-        <w:snapToGrid w:val="0"/>
-        <w:ind w:firstLine="420"/>
-        <w:jc w:val="left"/>
-        <w:rPr>
-          <w:rFonts w:ascii="Tahoma" w:eastAsia="微软雅黑" w:hAnsi="Tahoma"/>
-          <w:kern w:val="0"/>
-          <w:sz w:val="22"/>
-        </w:rPr>
-      </w:pPr>
-      <w:r>
-        <w:rPr>
-          <w:rFonts w:ascii="Tahoma" w:eastAsia="微软雅黑" w:hAnsi="Tahoma"/>
-          <w:kern w:val="0"/>
-          <w:sz w:val="22"/>
-        </w:rPr>
-        <w:t>Drill_WindowMenuButton</w:t>
-      </w:r>
-      <w:r>
-        <w:rPr>
-          <w:rFonts w:ascii="Tahoma" w:eastAsia="微软雅黑" w:hAnsi="Tahoma"/>
-          <w:kern w:val="0"/>
-          <w:sz w:val="22"/>
-        </w:rPr>
-        <w:tab/>
-      </w:r>
-      <w:r>
-        <w:rPr>
-          <w:rFonts w:ascii="Tahoma" w:eastAsia="微软雅黑" w:hAnsi="Tahoma"/>
-          <w:kern w:val="0"/>
-          <w:sz w:val="22"/>
-        </w:rPr>
-        <w:tab/>
-      </w:r>
-      <w:r>
-        <w:rPr>
-          <w:rFonts w:ascii="Tahoma" w:eastAsia="微软雅黑" w:hAnsi="Tahoma"/>
-          <w:kern w:val="0"/>
-          <w:sz w:val="22"/>
-        </w:rPr>
-        <w:tab/>
-      </w:r>
-      <w:r>
-        <w:rPr>
-          <w:rFonts w:ascii="Tahoma" w:eastAsia="微软雅黑" w:hAnsi="Tahoma" w:hint="eastAsia"/>
-          <w:kern w:val="0"/>
-          <w:sz w:val="22"/>
-        </w:rPr>
-        <w:t>控件</w:t>
-      </w:r>
-      <w:r>
-        <w:rPr>
-          <w:rFonts w:ascii="Tahoma" w:eastAsia="微软雅黑" w:hAnsi="Tahoma"/>
-          <w:kern w:val="0"/>
-          <w:sz w:val="22"/>
-        </w:rPr>
-        <w:t xml:space="preserve"> - </w:t>
-      </w:r>
-      <w:r>
-        <w:rPr>
-          <w:rFonts w:ascii="Tahoma" w:eastAsia="微软雅黑" w:hAnsi="Tahoma" w:hint="eastAsia"/>
-          <w:kern w:val="0"/>
-          <w:sz w:val="22"/>
-        </w:rPr>
-        <w:t>主菜单选项按钮管理器</w:t>
-      </w:r>
-    </w:p>
-    <w:p>
-      <w:pPr>
-        <w:widowControl/>
-        <w:adjustRightInd w:val="0"/>
-        <w:snapToGrid w:val="0"/>
-        <w:jc w:val="left"/>
-        <w:rPr>
-          <w:rFonts w:ascii="Tahoma" w:eastAsia="微软雅黑" w:hAnsi="Tahoma"/>
-          <w:kern w:val="0"/>
-          <w:sz w:val="22"/>
-        </w:rPr>
-      </w:pPr>
-      <w:r>
-        <w:rPr>
-          <w:rFonts w:ascii="Tahoma" w:eastAsia="微软雅黑" w:hAnsi="Tahoma" w:hint="eastAsia"/>
-          <w:kern w:val="0"/>
-          <w:sz w:val="22"/>
-        </w:rPr>
-        <w:t>并连接到了公共事件：</w:t>
-      </w:r>
-      <w:r>
-        <w:rPr>
-          <w:rFonts w:ascii="Tahoma" w:eastAsia="微软雅黑" w:hAnsi="Tahoma" w:hint="eastAsia"/>
-          <w:kern w:val="0"/>
-          <w:sz w:val="22"/>
-        </w:rPr>
-        <w:t>“迷宫卡关”。</w:t>
-      </w:r>
-    </w:p>
-    <w:p>
-      <w:pPr>
-        <w:widowControl/>
-        <w:adjustRightInd w:val="0"/>
-        <w:snapToGrid w:val="0"/>
-        <w:jc w:val="left"/>
-        <w:rPr>
-          <w:rFonts w:ascii="Tahoma" w:eastAsia="微软雅黑" w:hAnsi="Tahoma"/>
-          <w:kern w:val="0"/>
-          <w:sz w:val="22"/>
-        </w:rPr>
-      </w:pPr>
-      <w:r>
-        <w:rPr>
-          <w:rFonts w:ascii="Tahoma" w:eastAsia="微软雅黑" w:hAnsi="Tahoma" w:hint="eastAsia"/>
-          <w:kern w:val="0"/>
-          <w:sz w:val="22"/>
-        </w:rPr>
-        <w:t>玩家可以在菜单界面瞬间传回地图的开始点。（注意，玩家</w:t>
-      </w:r>
-      <w:r>
-        <w:rPr>
-          <w:rFonts w:ascii="Tahoma" w:eastAsia="微软雅黑" w:hAnsi="Tahoma" w:hint="eastAsia"/>
-          <w:kern w:val="0"/>
-          <w:sz w:val="22"/>
-        </w:rPr>
-        <w:t>自己</w:t>
-      </w:r>
-      <w:r>
-        <w:rPr>
-          <w:rFonts w:ascii="Tahoma" w:eastAsia="微软雅黑" w:hAnsi="Tahoma" w:hint="eastAsia"/>
-          <w:kern w:val="0"/>
-          <w:sz w:val="22"/>
-        </w:rPr>
-        <w:t>迷路也算</w:t>
-      </w:r>
-      <w:r>
-        <w:rPr>
-          <w:rFonts w:ascii="Tahoma" w:eastAsia="微软雅黑" w:hAnsi="Tahoma" w:hint="eastAsia"/>
-          <w:kern w:val="0"/>
-          <w:sz w:val="22"/>
-        </w:rPr>
-        <w:t xml:space="preserve"> </w:t>
-      </w:r>
-      <w:r>
-        <w:rPr>
-          <w:rFonts w:ascii="Tahoma" w:eastAsia="微软雅黑" w:hAnsi="Tahoma" w:hint="eastAsia"/>
-          <w:kern w:val="0"/>
-          <w:sz w:val="22"/>
-        </w:rPr>
-        <w:t>卡关</w:t>
-      </w:r>
-      <w:r>
-        <w:rPr>
-          <w:rFonts w:ascii="Tahoma" w:eastAsia="微软雅黑" w:hAnsi="Tahoma" w:hint="eastAsia"/>
-          <w:kern w:val="0"/>
-          <w:sz w:val="22"/>
-        </w:rPr>
-        <w:t xml:space="preserve"> </w:t>
-      </w:r>
-      <w:r>
-        <w:rPr>
-          <w:rFonts w:ascii="Tahoma" w:eastAsia="微软雅黑" w:hAnsi="Tahoma" w:hint="eastAsia"/>
-          <w:kern w:val="0"/>
-          <w:sz w:val="22"/>
-        </w:rPr>
-        <w:t>哦）</w:t>
-      </w:r>
-    </w:p>
-    <w:p>
-      <w:pPr>
-        <w:widowControl/>
         <w:jc w:val="center"/>
         <w:rPr>
-          <w:rFonts w:ascii="宋体" w:eastAsia="宋体" w:hAnsi="宋体" w:cs="宋体" w:hint="eastAsia"/>
-          <w:kern w:val="0"/>
-          <w:sz w:val="24"/>
-          <w:szCs w:val="24"/>
-        </w:rPr>
-      </w:pPr>
-      <w:r>
-        <w:rPr>
-          <w:rFonts w:ascii="宋体" w:eastAsia="宋体" w:hAnsi="宋体" w:cs="宋体"/>
+          <w:rFonts w:hint="eastAsia"/>
+        </w:rPr>
+      </w:pPr>
+      <w:r>
+        <w:rPr>
+          <w:rFonts w:hint="eastAsia"/>
           <w:noProof/>
-          <w:kern w:val="0"/>
-          <w:sz w:val="24"/>
-          <w:szCs w:val="24"/>
         </w:rPr>
         <w:drawing>
-          <wp:inline distT="0" distB="0" distL="0" distR="0" wp14:anchorId="0655566E" wp14:editId="12E16114">
-            <wp:extent cx="2979420" cy="876300"/>
-            <wp:effectExtent l="0" t="0" r="0" b="0"/>
-            <wp:docPr id="13" name="图片 13"/>
-            <wp:cNvGraphicFramePr>
-              <a:graphicFrameLocks xmlns:a="http://schemas.openxmlformats.org/drawingml/2006/main" noChangeAspect="1"/>
-            </wp:cNvGraphicFramePr>
-            <a:graphic xmlns:a="http://schemas.openxmlformats.org/drawingml/2006/main">
-              <a:graphicData uri="http://schemas.openxmlformats.org/drawingml/2006/picture">
-                <pic:pic xmlns:pic="http://schemas.openxmlformats.org/drawingml/2006/picture">
-                  <pic:nvPicPr>
-                    <pic:cNvPr id="0" name="Picture 1"/>
-                    <pic:cNvPicPr>
-                      <a:picLocks noChangeAspect="1" noChangeArrowheads="1"/>
-                    </pic:cNvPicPr>
-                  </pic:nvPicPr>
-                  <pic:blipFill>
-                    <a:blip r:embed="rId19">
-                      <a:extLst>
-                        <a:ext uri="{28A0092B-C50C-407E-A947-70E740481C1C}">
-                          <a14:useLocalDpi xmlns:a14="http://schemas.microsoft.com/office/drawing/2010/main" val="0"/>
-                        </a:ext>
-                      </a:extLst>
-                    </a:blip>
-                    <a:srcRect/>
-                    <a:stretch>
-                      <a:fillRect/>
-                    </a:stretch>
-                  </pic:blipFill>
-                  <pic:spPr bwMode="auto">
-                    <a:xfrm>
-                      <a:off x="0" y="0"/>
-                      <a:ext cx="2979420" cy="876300"/>
-                    </a:xfrm>
-                    <a:prstGeom prst="rect">
-                      <a:avLst/>
-                    </a:prstGeom>
-                    <a:noFill/>
-                    <a:ln>
-                      <a:noFill/>
-                    </a:ln>
-                  </pic:spPr>
-                </pic:pic>
-              </a:graphicData>
-            </a:graphic>
-          </wp:inline>
-        </w:drawing>
-      </w:r>
-    </w:p>
-    <w:p>
-      <w:pPr>
-        <w:widowControl/>
-        <w:adjustRightInd w:val="0"/>
-        <w:snapToGrid w:val="0"/>
-        <w:jc w:val="left"/>
-        <w:rPr>
-          <w:rFonts w:ascii="Tahoma" w:eastAsia="微软雅黑" w:hAnsi="Tahoma"/>
-          <w:kern w:val="0"/>
-          <w:sz w:val="22"/>
-        </w:rPr>
-      </w:pPr>
-    </w:p>
-    <w:p>
-      <w:pPr>
-        <w:widowControl/>
-        <w:jc w:val="left"/>
-        <w:rPr>
-          <w:rFonts w:ascii="Tahoma" w:eastAsia="微软雅黑" w:hAnsi="Tahoma"/>
-          <w:kern w:val="0"/>
-          <w:sz w:val="22"/>
-        </w:rPr>
-      </w:pPr>
-      <w:r>
-        <w:rPr>
-          <w:rFonts w:ascii="Tahoma" w:eastAsia="微软雅黑" w:hAnsi="Tahoma"/>
-          <w:kern w:val="0"/>
-          <w:sz w:val="22"/>
-        </w:rPr>
-        <w:br w:type="page"/>
-      </w:r>
-    </w:p>
-    <w:p>
-      <w:pPr>
-        <w:pStyle w:val="3"/>
-        <w:rPr>
-          <w:rFonts w:hint="eastAsia"/>
-        </w:rPr>
-      </w:pPr>
-      <w:r>
-        <w:rPr>
-          <w:rFonts w:hint="eastAsia"/>
-        </w:rPr>
-        <w:lastRenderedPageBreak/>
-        <w:t>设计建议</w:t>
-      </w:r>
-    </w:p>
-    <w:p>
-      <w:pPr>
-        <w:pStyle w:val="4"/>
-        <w:rPr>
-          <w:rFonts w:hint="eastAsia"/>
-        </w:rPr>
-      </w:pPr>
-      <w:r>
-        <w:t>1</w:t>
-      </w:r>
-      <w:r>
-        <w:rPr>
-          <w:rFonts w:hint="eastAsia"/>
-        </w:rPr>
-        <w:t>）设计</w:t>
-      </w:r>
-      <w:r>
-        <w:rPr>
-          <w:rFonts w:hint="eastAsia"/>
-        </w:rPr>
-        <w:t>者视角</w:t>
-      </w:r>
-    </w:p>
-    <w:p>
-      <w:pPr>
-        <w:widowControl/>
-        <w:adjustRightInd w:val="0"/>
-        <w:snapToGrid w:val="0"/>
-        <w:jc w:val="left"/>
-        <w:rPr>
-          <w:rFonts w:ascii="Tahoma" w:eastAsia="微软雅黑" w:hAnsi="Tahoma"/>
-          <w:kern w:val="0"/>
-          <w:sz w:val="22"/>
-        </w:rPr>
-      </w:pPr>
-      <w:r>
-        <w:rPr>
-          <w:rFonts w:ascii="Tahoma" w:eastAsia="微软雅黑" w:hAnsi="Tahoma" w:hint="eastAsia"/>
-          <w:kern w:val="0"/>
-          <w:sz w:val="22"/>
-        </w:rPr>
-        <w:t>你可以先把</w:t>
-      </w:r>
-      <w:r>
-        <w:rPr>
-          <w:rFonts w:ascii="Tahoma" w:eastAsia="微软雅黑" w:hAnsi="Tahoma" w:hint="eastAsia"/>
-          <w:kern w:val="0"/>
-          <w:sz w:val="22"/>
-        </w:rPr>
-        <w:t xml:space="preserve"> </w:t>
-      </w:r>
-      <w:r>
-        <w:rPr>
-          <w:rFonts w:ascii="Tahoma" w:eastAsia="微软雅黑" w:hAnsi="Tahoma" w:hint="eastAsia"/>
-          <w:kern w:val="0"/>
-          <w:sz w:val="22"/>
-        </w:rPr>
-        <w:t>起点、终点、必要分支路线</w:t>
-      </w:r>
-      <w:r>
-        <w:rPr>
-          <w:rFonts w:ascii="Tahoma" w:eastAsia="微软雅黑" w:hAnsi="Tahoma" w:hint="eastAsia"/>
-          <w:kern w:val="0"/>
-          <w:sz w:val="22"/>
-        </w:rPr>
-        <w:t xml:space="preserve"> </w:t>
-      </w:r>
-      <w:r>
-        <w:rPr>
-          <w:rFonts w:ascii="Tahoma" w:eastAsia="微软雅黑" w:hAnsi="Tahoma" w:hint="eastAsia"/>
-          <w:kern w:val="0"/>
-          <w:sz w:val="22"/>
-        </w:rPr>
-        <w:t>画出来。</w:t>
-      </w:r>
-    </w:p>
-    <w:p>
-      <w:pPr>
-        <w:widowControl/>
-        <w:adjustRightInd w:val="0"/>
-        <w:snapToGrid w:val="0"/>
-        <w:jc w:val="left"/>
-        <w:rPr>
-          <w:rFonts w:ascii="Tahoma" w:eastAsia="微软雅黑" w:hAnsi="Tahoma"/>
-          <w:kern w:val="0"/>
-          <w:sz w:val="22"/>
-        </w:rPr>
-      </w:pPr>
-      <w:r>
-        <w:rPr>
-          <w:rFonts w:ascii="Tahoma" w:eastAsia="微软雅黑" w:hAnsi="Tahoma" w:hint="eastAsia"/>
-          <w:kern w:val="0"/>
-          <w:sz w:val="22"/>
-        </w:rPr>
-        <w:t>再添加其他路线的细枝末节。</w:t>
-      </w:r>
-    </w:p>
-    <w:p>
-      <w:pPr>
-        <w:widowControl/>
-        <w:adjustRightInd w:val="0"/>
-        <w:snapToGrid w:val="0"/>
-        <w:jc w:val="center"/>
-      </w:pPr>
-      <w:r>
-        <w:rPr>
-          <w:rFonts w:hint="eastAsia"/>
-          <w:noProof/>
-        </w:rPr>
-        <w:drawing>
-          <wp:inline distT="0" distB="0" distL="0" distR="0" wp14:anchorId="3B231507" wp14:editId="6E683C6B">
+          <wp:inline distT="0" distB="0" distL="0" distR="0" wp14:anchorId="4192CFFA" wp14:editId="38417918">
             <wp:extent cx="1874520" cy="1963109"/>
             <wp:effectExtent l="0" t="0" r="0" b="0"/>
             <wp:docPr id="492617481" name="图片 11"/>
@@ -3712,7 +4987,7 @@
                     </pic:cNvPicPr>
                   </pic:nvPicPr>
                   <pic:blipFill>
-                    <a:blip r:embed="rId20">
+                    <a:blip r:embed="rId24">
                       <a:extLst>
                         <a:ext uri="{28A0092B-C50C-407E-A947-70E740481C1C}">
                           <a14:useLocalDpi xmlns:a14="http://schemas.microsoft.com/office/drawing/2010/main" val="0"/>
@@ -3746,8 +5021,15 @@
     </w:p>
     <w:p>
       <w:pPr>
-        <w:rPr>
-          <w:rFonts w:hint="eastAsia"/>
+        <w:widowControl/>
+        <w:adjustRightInd w:val="0"/>
+        <w:snapToGrid w:val="0"/>
+        <w:spacing w:after="200"/>
+        <w:jc w:val="left"/>
+        <w:rPr>
+          <w:rFonts w:ascii="Tahoma" w:eastAsia="微软雅黑" w:hAnsi="Tahoma"/>
+          <w:kern w:val="0"/>
+          <w:sz w:val="22"/>
         </w:rPr>
       </w:pPr>
     </w:p>
@@ -3759,428 +5041,102 @@
         </w:rPr>
       </w:pPr>
       <w:r>
+        <w:rPr>
+          <w:rFonts w:hint="eastAsia"/>
+        </w:rPr>
         <w:t>2</w:t>
       </w:r>
       <w:r>
         <w:rPr>
           <w:rFonts w:hint="eastAsia"/>
         </w:rPr>
-        <w:t>）关卡安排建议</w:t>
-      </w:r>
-    </w:p>
-    <w:p>
-      <w:pPr>
-        <w:snapToGrid w:val="0"/>
-        <w:rPr>
-          <w:rFonts w:ascii="Tahoma" w:eastAsia="微软雅黑" w:hAnsi="Tahoma"/>
-          <w:kern w:val="0"/>
-          <w:sz w:val="22"/>
-        </w:rPr>
-      </w:pPr>
-      <w:r>
-        <w:rPr>
-          <w:rFonts w:ascii="Tahoma" w:eastAsia="微软雅黑" w:hAnsi="Tahoma" w:hint="eastAsia"/>
-          <w:kern w:val="0"/>
-          <w:sz w:val="22"/>
-        </w:rPr>
-        <w:t>如果你想设计</w:t>
-      </w:r>
-      <w:r>
-        <w:rPr>
-          <w:rFonts w:ascii="Tahoma" w:eastAsia="微软雅黑" w:hAnsi="Tahoma" w:hint="eastAsia"/>
-          <w:kern w:val="0"/>
-          <w:sz w:val="22"/>
-        </w:rPr>
-        <w:t xml:space="preserve"> </w:t>
-      </w:r>
-      <w:r>
-        <w:rPr>
-          <w:rFonts w:ascii="Tahoma" w:eastAsia="微软雅黑" w:hAnsi="Tahoma" w:hint="eastAsia"/>
-          <w:kern w:val="0"/>
-          <w:sz w:val="22"/>
-        </w:rPr>
-        <w:t>单纯的迷宫</w:t>
-      </w:r>
-      <w:r>
-        <w:rPr>
-          <w:rFonts w:ascii="Tahoma" w:eastAsia="微软雅黑" w:hAnsi="Tahoma"/>
-          <w:kern w:val="0"/>
-          <w:sz w:val="22"/>
-        </w:rPr>
-        <w:t>/</w:t>
-      </w:r>
-      <w:r>
-        <w:rPr>
-          <w:rFonts w:ascii="Tahoma" w:eastAsia="微软雅黑" w:hAnsi="Tahoma" w:hint="eastAsia"/>
-          <w:kern w:val="0"/>
-          <w:sz w:val="22"/>
-        </w:rPr>
-        <w:t>洞穴</w:t>
-      </w:r>
-      <w:r>
-        <w:rPr>
-          <w:rFonts w:ascii="Tahoma" w:eastAsia="微软雅黑" w:hAnsi="Tahoma"/>
-          <w:kern w:val="0"/>
-          <w:sz w:val="22"/>
-        </w:rPr>
-        <w:t>/</w:t>
-      </w:r>
-      <w:r>
-        <w:rPr>
-          <w:rFonts w:ascii="Tahoma" w:eastAsia="微软雅黑" w:hAnsi="Tahoma" w:hint="eastAsia"/>
-          <w:kern w:val="0"/>
-          <w:sz w:val="22"/>
-        </w:rPr>
-        <w:t>密室</w:t>
-      </w:r>
-      <w:r>
-        <w:rPr>
-          <w:rFonts w:ascii="Tahoma" w:eastAsia="微软雅黑" w:hAnsi="Tahoma" w:hint="eastAsia"/>
-          <w:kern w:val="0"/>
-          <w:sz w:val="22"/>
-        </w:rPr>
-        <w:t xml:space="preserve"> </w:t>
-      </w:r>
-      <w:r>
-        <w:rPr>
-          <w:rFonts w:ascii="Tahoma" w:eastAsia="微软雅黑" w:hAnsi="Tahoma" w:hint="eastAsia"/>
-          <w:kern w:val="0"/>
-          <w:sz w:val="22"/>
-        </w:rPr>
-        <w:t>解谜，</w:t>
-      </w:r>
-    </w:p>
-    <w:p>
-      <w:pPr>
-        <w:snapToGrid w:val="0"/>
-        <w:rPr>
-          <w:rFonts w:ascii="Tahoma" w:eastAsia="微软雅黑" w:hAnsi="Tahoma"/>
-          <w:kern w:val="0"/>
-          <w:sz w:val="22"/>
-        </w:rPr>
-      </w:pPr>
-      <w:r>
-        <w:rPr>
-          <w:rFonts w:ascii="Tahoma" w:eastAsia="微软雅黑" w:hAnsi="Tahoma" w:hint="eastAsia"/>
-          <w:kern w:val="0"/>
-          <w:sz w:val="22"/>
-        </w:rPr>
-        <w:t>示例中的关卡只作为参考即可，可以适当加</w:t>
-      </w:r>
-      <w:r>
-        <w:rPr>
-          <w:rFonts w:ascii="Tahoma" w:eastAsia="微软雅黑" w:hAnsi="Tahoma" w:hint="eastAsia"/>
-          <w:kern w:val="0"/>
-          <w:sz w:val="22"/>
-        </w:rPr>
-        <w:t xml:space="preserve"> </w:t>
-      </w:r>
-      <w:r>
-        <w:rPr>
-          <w:rFonts w:ascii="Tahoma" w:eastAsia="微软雅黑" w:hAnsi="Tahoma" w:hint="eastAsia"/>
-          <w:kern w:val="0"/>
-          <w:sz w:val="22"/>
-        </w:rPr>
-        <w:t>回路</w:t>
-      </w:r>
-      <w:r>
-        <w:rPr>
-          <w:rFonts w:ascii="Tahoma" w:eastAsia="微软雅黑" w:hAnsi="Tahoma" w:hint="eastAsia"/>
-          <w:kern w:val="0"/>
-          <w:sz w:val="22"/>
-        </w:rPr>
-        <w:t xml:space="preserve"> </w:t>
-      </w:r>
-      <w:r>
-        <w:rPr>
-          <w:rFonts w:ascii="Tahoma" w:eastAsia="微软雅黑" w:hAnsi="Tahoma" w:hint="eastAsia"/>
-          <w:kern w:val="0"/>
-          <w:sz w:val="22"/>
-        </w:rPr>
-        <w:t>增加难度。</w:t>
-      </w:r>
-    </w:p>
-    <w:p>
-      <w:pPr>
-        <w:snapToGrid w:val="0"/>
-        <w:rPr>
-          <w:rFonts w:ascii="Tahoma" w:eastAsia="微软雅黑" w:hAnsi="Tahoma"/>
-          <w:b/>
-          <w:bCs/>
-          <w:kern w:val="0"/>
-          <w:sz w:val="22"/>
-        </w:rPr>
-      </w:pPr>
-      <w:r>
-        <w:rPr>
-          <w:rFonts w:ascii="Tahoma" w:eastAsia="微软雅黑" w:hAnsi="Tahoma" w:hint="eastAsia"/>
-          <w:b/>
-          <w:bCs/>
-          <w:kern w:val="0"/>
-          <w:sz w:val="22"/>
-        </w:rPr>
-        <w:t>此解谜游戏的设计建议最多只出现一次。</w:t>
-      </w:r>
-    </w:p>
-    <w:p>
-      <w:pPr>
-        <w:rPr>
-          <w:rFonts w:ascii="Tahoma" w:eastAsia="微软雅黑" w:hAnsi="Tahoma"/>
-          <w:kern w:val="0"/>
-          <w:sz w:val="22"/>
-        </w:rPr>
-      </w:pPr>
-    </w:p>
-    <w:p>
-      <w:pPr>
-        <w:pStyle w:val="4"/>
-        <w:rPr>
-          <w:rFonts w:hint="eastAsia"/>
-        </w:rPr>
-      </w:pPr>
-      <w:r>
-        <w:rPr>
-          <w:rFonts w:hint="eastAsia"/>
-        </w:rPr>
-        <w:t>3</w:t>
-      </w:r>
-      <w:r>
-        <w:rPr>
-          <w:rFonts w:hint="eastAsia"/>
-        </w:rPr>
         <w:t>）</w:t>
       </w:r>
       <w:r>
         <w:rPr>
           <w:rFonts w:hint="eastAsia"/>
         </w:rPr>
-        <w:t>灵感来源</w:t>
-      </w:r>
-    </w:p>
-    <w:p>
-      <w:pPr>
-        <w:snapToGrid w:val="0"/>
-        <w:rPr>
-          <w:rFonts w:ascii="Tahoma" w:eastAsia="微软雅黑" w:hAnsi="Tahoma"/>
-          <w:kern w:val="0"/>
-          <w:sz w:val="22"/>
-        </w:rPr>
-      </w:pPr>
-      <w:r>
-        <w:rPr>
-          <w:rFonts w:ascii="Tahoma" w:eastAsia="微软雅黑" w:hAnsi="Tahoma" w:hint="eastAsia"/>
-          <w:kern w:val="0"/>
-          <w:sz w:val="22"/>
-        </w:rPr>
-        <w:t>2019</w:t>
-      </w:r>
-      <w:r>
-        <w:rPr>
-          <w:rFonts w:ascii="Tahoma" w:eastAsia="微软雅黑" w:hAnsi="Tahoma" w:hint="eastAsia"/>
-          <w:kern w:val="0"/>
-          <w:sz w:val="22"/>
-        </w:rPr>
-        <w:t>年</w:t>
-      </w:r>
-      <w:r>
-        <w:rPr>
-          <w:rFonts w:ascii="Tahoma" w:eastAsia="微软雅黑" w:hAnsi="Tahoma" w:hint="eastAsia"/>
-          <w:kern w:val="0"/>
-          <w:sz w:val="22"/>
-        </w:rPr>
-        <w:t>3</w:t>
-      </w:r>
-      <w:r>
-        <w:rPr>
-          <w:rFonts w:ascii="Tahoma" w:eastAsia="微软雅黑" w:hAnsi="Tahoma" w:hint="eastAsia"/>
-          <w:kern w:val="0"/>
-          <w:sz w:val="22"/>
-        </w:rPr>
-        <w:t>月，作者我整理</w:t>
-      </w:r>
-      <w:r>
-        <w:rPr>
-          <w:rFonts w:ascii="Tahoma" w:eastAsia="微软雅黑" w:hAnsi="Tahoma" w:hint="eastAsia"/>
-          <w:kern w:val="0"/>
-          <w:sz w:val="22"/>
-        </w:rPr>
-        <w:t>最初写的比较粗的</w:t>
-      </w:r>
-      <w:r>
-        <w:rPr>
-          <w:rFonts w:ascii="Tahoma" w:eastAsia="微软雅黑" w:hAnsi="Tahoma" w:hint="eastAsia"/>
-          <w:kern w:val="0"/>
-          <w:sz w:val="22"/>
-        </w:rPr>
-        <w:t xml:space="preserve"> </w:t>
-      </w:r>
-      <w:r>
-        <w:rPr>
-          <w:rFonts w:ascii="Tahoma" w:eastAsia="微软雅黑" w:hAnsi="Tahoma" w:hint="eastAsia"/>
-          <w:kern w:val="0"/>
-          <w:sz w:val="22"/>
-        </w:rPr>
-        <w:t>箱子谜题</w:t>
-      </w:r>
-      <w:r>
-        <w:rPr>
-          <w:rFonts w:ascii="Tahoma" w:eastAsia="微软雅黑" w:hAnsi="Tahoma" w:hint="eastAsia"/>
-          <w:kern w:val="0"/>
-          <w:sz w:val="22"/>
-        </w:rPr>
-        <w:t xml:space="preserve"> </w:t>
-      </w:r>
-      <w:r>
-        <w:rPr>
-          <w:rFonts w:ascii="Tahoma" w:eastAsia="微软雅黑" w:hAnsi="Tahoma" w:hint="eastAsia"/>
-          <w:kern w:val="0"/>
-          <w:sz w:val="22"/>
-        </w:rPr>
-        <w:t>的关卡。</w:t>
-      </w:r>
-    </w:p>
-    <w:p>
-      <w:pPr>
-        <w:snapToGrid w:val="0"/>
-        <w:rPr>
-          <w:rFonts w:ascii="Tahoma" w:eastAsia="微软雅黑" w:hAnsi="Tahoma"/>
-          <w:kern w:val="0"/>
-          <w:sz w:val="22"/>
-        </w:rPr>
-      </w:pPr>
-      <w:r>
-        <w:rPr>
-          <w:rFonts w:ascii="Tahoma" w:eastAsia="微软雅黑" w:hAnsi="Tahoma" w:hint="eastAsia"/>
-          <w:kern w:val="0"/>
-          <w:sz w:val="22"/>
-        </w:rPr>
-        <w:t>因为只有一个解谜设计，看起来很没吸引力。</w:t>
-      </w:r>
-    </w:p>
-    <w:p>
-      <w:pPr>
-        <w:snapToGrid w:val="0"/>
-        <w:rPr>
-          <w:rFonts w:ascii="Tahoma" w:eastAsia="微软雅黑" w:hAnsi="Tahoma"/>
-          <w:kern w:val="0"/>
-          <w:sz w:val="22"/>
-        </w:rPr>
-      </w:pPr>
-      <w:r>
-        <w:rPr>
-          <w:rFonts w:ascii="Tahoma" w:eastAsia="微软雅黑" w:hAnsi="Tahoma" w:hint="eastAsia"/>
-          <w:kern w:val="0"/>
-          <w:sz w:val="22"/>
-        </w:rPr>
-        <w:t>为了凑数，我把</w:t>
-      </w:r>
-      <w:r>
-        <w:rPr>
-          <w:rFonts w:ascii="Tahoma" w:eastAsia="微软雅黑" w:hAnsi="Tahoma" w:hint="eastAsia"/>
-          <w:kern w:val="0"/>
-          <w:sz w:val="22"/>
-        </w:rPr>
-        <w:t xml:space="preserve"> </w:t>
-      </w:r>
-      <w:r>
-        <w:rPr>
-          <w:rFonts w:ascii="Tahoma" w:eastAsia="微软雅黑" w:hAnsi="Tahoma" w:hint="eastAsia"/>
-          <w:kern w:val="0"/>
-          <w:sz w:val="22"/>
-        </w:rPr>
-        <w:t>纯</w:t>
-      </w:r>
-      <w:r>
-        <w:rPr>
-          <w:rFonts w:ascii="Tahoma" w:eastAsia="微软雅黑" w:hAnsi="Tahoma" w:hint="eastAsia"/>
-          <w:kern w:val="0"/>
-          <w:sz w:val="22"/>
-        </w:rPr>
-        <w:t>迷宫</w:t>
-      </w:r>
-      <w:r>
-        <w:rPr>
-          <w:rFonts w:ascii="Tahoma" w:eastAsia="微软雅黑" w:hAnsi="Tahoma" w:hint="eastAsia"/>
-          <w:kern w:val="0"/>
-          <w:sz w:val="22"/>
-        </w:rPr>
-        <w:t xml:space="preserve"> </w:t>
-      </w:r>
-      <w:r>
-        <w:rPr>
-          <w:rFonts w:ascii="Tahoma" w:eastAsia="微软雅黑" w:hAnsi="Tahoma" w:hint="eastAsia"/>
-          <w:kern w:val="0"/>
-          <w:sz w:val="22"/>
-        </w:rPr>
-        <w:t>的解谜设计也加了进来。</w:t>
-      </w:r>
-    </w:p>
-    <w:p>
-      <w:pPr>
-        <w:snapToGrid w:val="0"/>
-        <w:rPr>
-          <w:rFonts w:ascii="Tahoma" w:eastAsia="微软雅黑" w:hAnsi="Tahoma"/>
-          <w:kern w:val="0"/>
-          <w:sz w:val="22"/>
-        </w:rPr>
-      </w:pPr>
-      <w:r>
-        <w:rPr>
-          <w:rFonts w:ascii="Tahoma" w:eastAsia="微软雅黑" w:hAnsi="Tahoma" w:hint="eastAsia"/>
-          <w:kern w:val="0"/>
-          <w:sz w:val="22"/>
-        </w:rPr>
-        <w:t>顺带也利用循环地图的特性，设计了一下</w:t>
-      </w:r>
-      <w:r>
-        <w:rPr>
-          <w:rFonts w:ascii="Tahoma" w:eastAsia="微软雅黑" w:hAnsi="Tahoma" w:hint="eastAsia"/>
-          <w:kern w:val="0"/>
-          <w:sz w:val="22"/>
-        </w:rPr>
-        <w:t xml:space="preserve"> </w:t>
-      </w:r>
-      <w:r>
-        <w:rPr>
-          <w:rFonts w:ascii="Tahoma" w:eastAsia="微软雅黑" w:hAnsi="Tahoma" w:hint="eastAsia"/>
-          <w:kern w:val="0"/>
-          <w:sz w:val="22"/>
-        </w:rPr>
-        <w:t>迷宫</w:t>
-      </w:r>
-      <w:r>
-        <w:rPr>
-          <w:rFonts w:ascii="Tahoma" w:eastAsia="微软雅黑" w:hAnsi="Tahoma" w:hint="eastAsia"/>
-          <w:kern w:val="0"/>
-          <w:sz w:val="22"/>
-        </w:rPr>
-        <w:t>和回路</w:t>
-      </w:r>
-      <w:r>
-        <w:rPr>
-          <w:rFonts w:ascii="Tahoma" w:eastAsia="微软雅黑" w:hAnsi="Tahoma" w:hint="eastAsia"/>
-          <w:kern w:val="0"/>
-          <w:sz w:val="22"/>
-        </w:rPr>
-        <w:t xml:space="preserve"> </w:t>
-      </w:r>
-      <w:r>
-        <w:rPr>
-          <w:rFonts w:ascii="Tahoma" w:eastAsia="微软雅黑" w:hAnsi="Tahoma" w:hint="eastAsia"/>
-          <w:kern w:val="0"/>
-          <w:sz w:val="22"/>
-        </w:rPr>
-        <w:t>。</w:t>
-      </w:r>
-    </w:p>
-    <w:p>
-      <w:pPr>
-        <w:snapToGrid w:val="0"/>
+        <w:t>自带的</w:t>
+      </w:r>
+      <w:r>
+        <w:rPr>
+          <w:rFonts w:hint="eastAsia"/>
+        </w:rPr>
+        <w:t>生成</w:t>
+      </w:r>
+    </w:p>
+    <w:p>
+      <w:pPr>
+        <w:widowControl/>
+        <w:adjustRightInd w:val="0"/>
+        <w:snapToGrid w:val="0"/>
+        <w:jc w:val="left"/>
+        <w:rPr>
+          <w:rFonts w:ascii="Tahoma" w:eastAsia="微软雅黑" w:hAnsi="Tahoma"/>
+          <w:kern w:val="0"/>
+          <w:sz w:val="22"/>
+        </w:rPr>
+      </w:pPr>
+      <w:r>
+        <w:rPr>
+          <w:rFonts w:ascii="Tahoma" w:eastAsia="微软雅黑" w:hAnsi="Tahoma" w:hint="eastAsia"/>
+          <w:kern w:val="0"/>
+          <w:sz w:val="22"/>
+        </w:rPr>
+        <w:t>编辑器自带地下迷宫自动生成的功能。</w:t>
+      </w:r>
+    </w:p>
+    <w:p>
+      <w:pPr>
+        <w:widowControl/>
+        <w:adjustRightInd w:val="0"/>
+        <w:snapToGrid w:val="0"/>
+        <w:jc w:val="left"/>
+        <w:rPr>
+          <w:rFonts w:ascii="Tahoma" w:eastAsia="微软雅黑" w:hAnsi="Tahoma"/>
+          <w:kern w:val="0"/>
+          <w:sz w:val="22"/>
+        </w:rPr>
+      </w:pPr>
+      <w:r>
+        <w:rPr>
+          <w:rFonts w:ascii="Tahoma" w:eastAsia="微软雅黑" w:hAnsi="Tahoma" w:hint="eastAsia"/>
+          <w:kern w:val="0"/>
+          <w:sz w:val="22"/>
+        </w:rPr>
+        <w:t>注意，此功能仅仅用于辅助你生成迷宫，具体资源设计仍然需要规划。</w:t>
+      </w:r>
+    </w:p>
+    <w:p>
+      <w:pPr>
+        <w:widowControl/>
+        <w:adjustRightInd w:val="0"/>
+        <w:snapToGrid w:val="0"/>
+        <w:jc w:val="left"/>
+        <w:rPr>
+          <w:rFonts w:ascii="Tahoma" w:eastAsia="微软雅黑" w:hAnsi="Tahoma"/>
+          <w:kern w:val="0"/>
+          <w:sz w:val="22"/>
+        </w:rPr>
+      </w:pPr>
+      <w:r>
+        <w:rPr>
+          <w:rFonts w:ascii="Tahoma" w:eastAsia="微软雅黑" w:hAnsi="Tahoma" w:hint="eastAsia"/>
+          <w:kern w:val="0"/>
+          <w:sz w:val="22"/>
+        </w:rPr>
+        <w:t>不要滥用此功能，不要生成一堆充数用的无意义迷宫地图。</w:t>
+      </w:r>
+    </w:p>
+    <w:p>
+      <w:pPr>
+        <w:widowControl/>
         <w:jc w:val="center"/>
         <w:rPr>
-          <w:rFonts w:ascii="Tahoma" w:eastAsia="微软雅黑" w:hAnsi="Tahoma"/>
-          <w:kern w:val="0"/>
-          <w:sz w:val="22"/>
+          <w:rFonts w:ascii="宋体" w:eastAsia="宋体" w:hAnsi="宋体" w:cs="宋体" w:hint="eastAsia"/>
+          <w:kern w:val="0"/>
+          <w:sz w:val="24"/>
+          <w:szCs w:val="24"/>
         </w:rPr>
       </w:pPr>
       <w:r>
@@ -4192,10 +5148,10 @@
           <w:szCs w:val="24"/>
         </w:rPr>
         <w:drawing>
-          <wp:inline distT="0" distB="0" distL="0" distR="0" wp14:anchorId="41CAB368" wp14:editId="26A40CFB">
-            <wp:extent cx="2407920" cy="2280942"/>
-            <wp:effectExtent l="0" t="0" r="0" b="5080"/>
-            <wp:docPr id="1401803716" name="图片 1401803716"/>
+          <wp:inline distT="0" distB="0" distL="0" distR="0" wp14:anchorId="17A9230D" wp14:editId="4EB262F8">
+            <wp:extent cx="2164080" cy="789448"/>
+            <wp:effectExtent l="0" t="0" r="7620" b="0"/>
+            <wp:docPr id="4" name="图片 4"/>
             <wp:cNvGraphicFramePr>
               <a:graphicFrameLocks xmlns:a="http://schemas.openxmlformats.org/drawingml/2006/main" noChangeAspect="1"/>
             </wp:cNvGraphicFramePr>
@@ -4203,13 +5159,13 @@
               <a:graphicData uri="http://schemas.openxmlformats.org/drawingml/2006/picture">
                 <pic:pic xmlns:pic="http://schemas.openxmlformats.org/drawingml/2006/picture">
                   <pic:nvPicPr>
-                    <pic:cNvPr id="0" name="Picture 4"/>
+                    <pic:cNvPr id="0" name="Picture 6"/>
                     <pic:cNvPicPr>
                       <a:picLocks noChangeAspect="1" noChangeArrowheads="1"/>
                     </pic:cNvPicPr>
                   </pic:nvPicPr>
                   <pic:blipFill>
-                    <a:blip r:embed="rId21" cstate="print">
+                    <a:blip r:embed="rId25">
                       <a:extLst>
                         <a:ext uri="{28A0092B-C50C-407E-A947-70E740481C1C}">
                           <a14:useLocalDpi xmlns:a14="http://schemas.microsoft.com/office/drawing/2010/main" val="0"/>
@@ -4224,7 +5180,7 @@
                   <pic:spPr bwMode="auto">
                     <a:xfrm>
                       <a:off x="0" y="0"/>
-                      <a:ext cx="2415066" cy="2287711"/>
+                      <a:ext cx="2169492" cy="791422"/>
                     </a:xfrm>
                     <a:prstGeom prst="rect">
                       <a:avLst/>
@@ -4243,35 +5199,49 @@
     </w:p>
     <w:p>
       <w:pPr>
-        <w:snapToGrid w:val="0"/>
-        <w:rPr>
-          <w:rFonts w:ascii="Tahoma" w:eastAsia="微软雅黑" w:hAnsi="Tahoma" w:hint="eastAsia"/>
-          <w:kern w:val="0"/>
-          <w:sz w:val="22"/>
-        </w:rPr>
-      </w:pPr>
-    </w:p>
-    <w:p>
-      <w:pPr>
-        <w:widowControl/>
-        <w:jc w:val="left"/>
-        <w:rPr>
-          <w:rFonts w:ascii="Tahoma" w:eastAsia="微软雅黑" w:hAnsi="Tahoma" w:hint="eastAsia"/>
-          <w:kern w:val="0"/>
-          <w:sz w:val="22"/>
-        </w:rPr>
-      </w:pPr>
-      <w:r>
-        <w:rPr>
-          <w:rFonts w:ascii="Tahoma" w:eastAsia="微软雅黑" w:hAnsi="Tahoma"/>
-          <w:kern w:val="0"/>
-          <w:sz w:val="22"/>
+        <w:rPr>
+          <w:rFonts w:hint="eastAsia"/>
+        </w:rPr>
+      </w:pPr>
+    </w:p>
+    <w:p>
+      <w:pPr>
+        <w:widowControl/>
+        <w:jc w:val="left"/>
+        <w:rPr>
+          <w:rFonts w:hint="eastAsia"/>
+        </w:rPr>
+      </w:pPr>
+      <w:r>
+        <w:rPr>
+          <w:rFonts w:hint="eastAsia"/>
         </w:rPr>
         <w:br w:type="page"/>
       </w:r>
     </w:p>
     <w:p>
       <w:pPr>
+        <w:pStyle w:val="3"/>
+        <w:rPr>
+          <w:rFonts w:hint="eastAsia"/>
+        </w:rPr>
+      </w:pPr>
+      <w:r>
+        <w:rPr>
+          <w:rFonts w:hint="eastAsia"/>
+        </w:rPr>
+        <w:lastRenderedPageBreak/>
+        <w:t>迷宫</w:t>
+      </w:r>
+      <w:r>
+        <w:rPr>
+          <w:rFonts w:hint="eastAsia"/>
+        </w:rPr>
+        <w:t>的定义</w:t>
+      </w:r>
+    </w:p>
+    <w:p>
+      <w:pPr>
         <w:pStyle w:val="4"/>
         <w:rPr>
           <w:rFonts w:hint="eastAsia"/>
@@ -4281,693 +5251,95 @@
         <w:rPr>
           <w:rFonts w:hint="eastAsia"/>
         </w:rPr>
-        <w:lastRenderedPageBreak/>
-        <w:t>4</w:t>
-      </w:r>
-      <w:r>
-        <w:rPr>
-          <w:rFonts w:hint="eastAsia"/>
-        </w:rPr>
-        <w:t>）</w:t>
-      </w:r>
-      <w:r>
-        <w:rPr>
-          <w:rFonts w:hint="eastAsia"/>
-        </w:rPr>
-        <w:t>灵感来源</w:t>
-      </w:r>
-      <w:r>
-        <w:rPr>
-          <w:rFonts w:hint="eastAsia"/>
-        </w:rPr>
-        <w:t>II</w:t>
-      </w:r>
-    </w:p>
-    <w:p>
-      <w:pPr>
-        <w:snapToGrid w:val="0"/>
-        <w:rPr>
-          <w:rFonts w:ascii="Tahoma" w:eastAsia="微软雅黑" w:hAnsi="Tahoma"/>
-          <w:kern w:val="0"/>
-          <w:sz w:val="22"/>
-        </w:rPr>
-      </w:pPr>
-      <w:r>
-        <w:rPr>
-          <w:rFonts w:ascii="Tahoma" w:eastAsia="微软雅黑" w:hAnsi="Tahoma" w:hint="eastAsia"/>
-          <w:kern w:val="0"/>
-          <w:sz w:val="22"/>
-        </w:rPr>
-        <w:t>2025</w:t>
-      </w:r>
-      <w:r>
-        <w:rPr>
-          <w:rFonts w:ascii="Tahoma" w:eastAsia="微软雅黑" w:hAnsi="Tahoma" w:hint="eastAsia"/>
-          <w:kern w:val="0"/>
-          <w:sz w:val="22"/>
-        </w:rPr>
-        <w:t>年</w:t>
-      </w:r>
-      <w:r>
-        <w:rPr>
-          <w:rFonts w:ascii="Tahoma" w:eastAsia="微软雅黑" w:hAnsi="Tahoma" w:hint="eastAsia"/>
-          <w:kern w:val="0"/>
-          <w:sz w:val="22"/>
-        </w:rPr>
-        <w:t>3</w:t>
-      </w:r>
-      <w:r>
-        <w:rPr>
-          <w:rFonts w:ascii="Tahoma" w:eastAsia="微软雅黑" w:hAnsi="Tahoma" w:hint="eastAsia"/>
-          <w:kern w:val="0"/>
-          <w:sz w:val="22"/>
-        </w:rPr>
-        <w:t>月</w:t>
-      </w:r>
-      <w:r>
-        <w:rPr>
-          <w:rFonts w:ascii="Tahoma" w:eastAsia="微软雅黑" w:hAnsi="Tahoma" w:hint="eastAsia"/>
-          <w:kern w:val="0"/>
-          <w:sz w:val="22"/>
-        </w:rPr>
-        <w:t>20</w:t>
-      </w:r>
-      <w:r>
-        <w:rPr>
-          <w:rFonts w:ascii="Tahoma" w:eastAsia="微软雅黑" w:hAnsi="Tahoma" w:hint="eastAsia"/>
-          <w:kern w:val="0"/>
-          <w:sz w:val="22"/>
-        </w:rPr>
-        <w:t>日，作者我看番剧《</w:t>
-      </w:r>
-      <w:r>
-        <w:rPr>
-          <w:rFonts w:ascii="Tahoma" w:eastAsia="微软雅黑" w:hAnsi="Tahoma" w:hint="eastAsia"/>
-          <w:kern w:val="0"/>
-          <w:sz w:val="22"/>
-        </w:rPr>
-        <w:t>魔法老师涅吉</w:t>
-      </w:r>
-      <w:r>
-        <w:rPr>
-          <w:rFonts w:ascii="Tahoma" w:eastAsia="微软雅黑" w:hAnsi="Tahoma" w:hint="eastAsia"/>
-          <w:kern w:val="0"/>
-          <w:sz w:val="22"/>
-        </w:rPr>
-        <w:t xml:space="preserve">! </w:t>
-      </w:r>
-      <w:r>
-        <w:rPr>
-          <w:rFonts w:ascii="Tahoma" w:eastAsia="微软雅黑" w:hAnsi="Tahoma" w:hint="eastAsia"/>
-          <w:kern w:val="0"/>
-          <w:sz w:val="22"/>
-        </w:rPr>
-        <w:t>第一季</w:t>
-      </w:r>
-      <w:r>
-        <w:rPr>
-          <w:rFonts w:ascii="Tahoma" w:eastAsia="微软雅黑" w:hAnsi="Tahoma" w:hint="eastAsia"/>
-          <w:kern w:val="0"/>
-          <w:sz w:val="22"/>
-        </w:rPr>
-        <w:t>》</w:t>
-      </w:r>
-      <w:r>
-        <w:rPr>
-          <w:rFonts w:ascii="Tahoma" w:eastAsia="微软雅黑" w:hAnsi="Tahoma" w:hint="eastAsia"/>
-          <w:kern w:val="0"/>
-          <w:sz w:val="22"/>
-        </w:rPr>
-        <w:t>的第</w:t>
-      </w:r>
-      <w:r>
-        <w:rPr>
-          <w:rFonts w:ascii="Tahoma" w:eastAsia="微软雅黑" w:hAnsi="Tahoma" w:hint="eastAsia"/>
-          <w:kern w:val="0"/>
-          <w:sz w:val="22"/>
-        </w:rPr>
-        <w:t>12</w:t>
-      </w:r>
-      <w:r>
-        <w:rPr>
-          <w:rFonts w:ascii="Tahoma" w:eastAsia="微软雅黑" w:hAnsi="Tahoma" w:hint="eastAsia"/>
-          <w:kern w:val="0"/>
-          <w:sz w:val="22"/>
-        </w:rPr>
-        <w:t>集时，</w:t>
-      </w:r>
-    </w:p>
-    <w:p>
-      <w:pPr>
-        <w:snapToGrid w:val="0"/>
-        <w:rPr>
-          <w:rFonts w:ascii="Tahoma" w:eastAsia="微软雅黑" w:hAnsi="Tahoma"/>
-          <w:kern w:val="0"/>
-          <w:sz w:val="22"/>
-        </w:rPr>
-      </w:pPr>
-      <w:r>
-        <w:rPr>
-          <w:rFonts w:ascii="Tahoma" w:eastAsia="微软雅黑" w:hAnsi="Tahoma" w:hint="eastAsia"/>
-          <w:kern w:val="0"/>
-          <w:sz w:val="22"/>
-        </w:rPr>
-        <w:t>发现了这种奇怪的设计。</w:t>
-      </w:r>
-    </w:p>
-    <w:p>
-      <w:pPr>
-        <w:snapToGrid w:val="0"/>
-        <w:rPr>
-          <w:rFonts w:ascii="Tahoma" w:eastAsia="微软雅黑" w:hAnsi="Tahoma" w:hint="eastAsia"/>
-          <w:kern w:val="0"/>
-          <w:sz w:val="22"/>
-        </w:rPr>
-      </w:pPr>
-      <w:r>
-        <w:rPr>
-          <w:rFonts w:ascii="Tahoma" w:eastAsia="微软雅黑" w:hAnsi="Tahoma" w:hint="eastAsia"/>
-          <w:kern w:val="0"/>
-          <w:sz w:val="22"/>
-        </w:rPr>
-        <w:t>（</w:t>
-      </w:r>
-      <w:r>
-        <w:rPr>
-          <w:rFonts w:ascii="Tahoma" w:eastAsia="微软雅黑" w:hAnsi="Tahoma" w:hint="eastAsia"/>
-          <w:kern w:val="0"/>
-          <w:sz w:val="22"/>
-        </w:rPr>
-        <w:t>迷宫</w:t>
-      </w:r>
-      <w:r>
-        <w:rPr>
-          <w:rFonts w:ascii="Tahoma" w:eastAsia="微软雅黑" w:hAnsi="Tahoma" w:hint="eastAsia"/>
-          <w:kern w:val="0"/>
-          <w:sz w:val="22"/>
-        </w:rPr>
-        <w:t>的样子</w:t>
-      </w:r>
-      <w:r>
-        <w:rPr>
-          <w:rFonts w:ascii="Tahoma" w:eastAsia="微软雅黑" w:hAnsi="Tahoma" w:hint="eastAsia"/>
-          <w:kern w:val="0"/>
-          <w:sz w:val="22"/>
-        </w:rPr>
-        <w:t>合不合理不重要，只要玩家觉得合理就</w:t>
-      </w:r>
-      <w:r>
-        <w:rPr>
-          <w:rFonts w:ascii="Tahoma" w:eastAsia="微软雅黑" w:hAnsi="Tahoma" w:hint="eastAsia"/>
-          <w:kern w:val="0"/>
-          <w:sz w:val="22"/>
-        </w:rPr>
-        <w:t>行</w:t>
-      </w:r>
-      <w:r>
-        <w:rPr>
-          <w:rFonts w:ascii="Tahoma" w:eastAsia="微软雅黑" w:hAnsi="Tahoma" w:hint="eastAsia"/>
-          <w:kern w:val="0"/>
-          <w:sz w:val="22"/>
-        </w:rPr>
-        <w:t>了……）</w:t>
-      </w:r>
-    </w:p>
-    <w:p>
-      <w:pPr>
-        <w:snapToGrid w:val="0"/>
-        <w:jc w:val="center"/>
-        <w:rPr>
-          <w:rFonts w:ascii="Tahoma" w:eastAsia="微软雅黑" w:hAnsi="Tahoma"/>
-          <w:kern w:val="0"/>
-          <w:sz w:val="22"/>
-        </w:rPr>
-      </w:pPr>
-      <w:r>
-        <w:rPr>
-          <w:rFonts w:hint="eastAsia"/>
-          <w:noProof/>
-        </w:rPr>
-        <w:drawing>
-          <wp:inline distT="0" distB="0" distL="0" distR="0" wp14:anchorId="52232492" wp14:editId="6E5B0265">
-            <wp:extent cx="2453581" cy="1752600"/>
-            <wp:effectExtent l="0" t="0" r="4445" b="0"/>
-            <wp:docPr id="433442974" name="图片 10"/>
-            <wp:cNvGraphicFramePr>
-              <a:graphicFrameLocks xmlns:a="http://schemas.openxmlformats.org/drawingml/2006/main" noChangeAspect="1"/>
-            </wp:cNvGraphicFramePr>
-            <a:graphic xmlns:a="http://schemas.openxmlformats.org/drawingml/2006/main">
-              <a:graphicData uri="http://schemas.openxmlformats.org/drawingml/2006/picture">
-                <pic:pic xmlns:pic="http://schemas.openxmlformats.org/drawingml/2006/picture">
-                  <pic:nvPicPr>
-                    <pic:cNvPr id="0" name="Picture 21"/>
-                    <pic:cNvPicPr>
-                      <a:picLocks noChangeAspect="1" noChangeArrowheads="1"/>
-                    </pic:cNvPicPr>
-                  </pic:nvPicPr>
-                  <pic:blipFill>
-                    <a:blip r:embed="rId22" cstate="print">
-                      <a:extLst>
-                        <a:ext uri="{28A0092B-C50C-407E-A947-70E740481C1C}">
-                          <a14:useLocalDpi xmlns:a14="http://schemas.microsoft.com/office/drawing/2010/main" val="0"/>
-                        </a:ext>
-                      </a:extLst>
-                    </a:blip>
-                    <a:srcRect/>
-                    <a:stretch>
-                      <a:fillRect/>
-                    </a:stretch>
-                  </pic:blipFill>
-                  <pic:spPr bwMode="auto">
-                    <a:xfrm>
-                      <a:off x="0" y="0"/>
-                      <a:ext cx="2474737" cy="1767712"/>
-                    </a:xfrm>
-                    <a:prstGeom prst="rect">
-                      <a:avLst/>
-                    </a:prstGeom>
-                    <a:noFill/>
-                    <a:ln>
-                      <a:noFill/>
-                    </a:ln>
-                  </pic:spPr>
-                </pic:pic>
-              </a:graphicData>
-            </a:graphic>
-          </wp:inline>
-        </w:drawing>
-      </w:r>
-    </w:p>
-    <w:p>
-      <w:pPr>
-        <w:snapToGrid w:val="0"/>
-        <w:rPr>
-          <w:rFonts w:ascii="Tahoma" w:eastAsia="微软雅黑" w:hAnsi="Tahoma"/>
-          <w:kern w:val="0"/>
-          <w:sz w:val="22"/>
-        </w:rPr>
-      </w:pPr>
-      <w:r>
-        <w:rPr>
-          <w:rFonts w:ascii="Tahoma" w:eastAsia="微软雅黑" w:hAnsi="Tahoma" w:hint="eastAsia"/>
-          <w:kern w:val="0"/>
-          <w:sz w:val="22"/>
-        </w:rPr>
-        <w:t>然后想起了之前我也画了图书馆的图块，</w:t>
-      </w:r>
-    </w:p>
-    <w:p>
-      <w:pPr>
-        <w:snapToGrid w:val="0"/>
-        <w:rPr>
-          <w:rFonts w:ascii="Tahoma" w:eastAsia="微软雅黑" w:hAnsi="Tahoma" w:hint="eastAsia"/>
-          <w:kern w:val="0"/>
-          <w:sz w:val="22"/>
-        </w:rPr>
-      </w:pPr>
-      <w:r>
-        <w:rPr>
-          <w:rFonts w:ascii="Tahoma" w:eastAsia="微软雅黑" w:hAnsi="Tahoma" w:hint="eastAsia"/>
-          <w:kern w:val="0"/>
-          <w:sz w:val="22"/>
-        </w:rPr>
-        <w:t>于是</w:t>
-      </w:r>
-      <w:r>
-        <w:rPr>
-          <w:rFonts w:ascii="Tahoma" w:eastAsia="微软雅黑" w:hAnsi="Tahoma" w:hint="eastAsia"/>
-          <w:kern w:val="0"/>
-          <w:sz w:val="22"/>
-        </w:rPr>
-        <w:t>又</w:t>
-      </w:r>
-      <w:r>
-        <w:rPr>
-          <w:rFonts w:ascii="Tahoma" w:eastAsia="微软雅黑" w:hAnsi="Tahoma" w:hint="eastAsia"/>
-          <w:kern w:val="0"/>
-          <w:sz w:val="22"/>
-        </w:rPr>
-        <w:t>开坑</w:t>
-      </w:r>
-      <w:r>
-        <w:rPr>
-          <w:rFonts w:ascii="Tahoma" w:eastAsia="微软雅黑" w:hAnsi="Tahoma" w:hint="eastAsia"/>
-          <w:kern w:val="0"/>
-          <w:sz w:val="22"/>
-        </w:rPr>
-        <w:t>把迷宫又</w:t>
-      </w:r>
-      <w:r>
-        <w:rPr>
-          <w:rFonts w:ascii="Tahoma" w:eastAsia="微软雅黑" w:hAnsi="Tahoma" w:hint="eastAsia"/>
-          <w:kern w:val="0"/>
-          <w:sz w:val="22"/>
-        </w:rPr>
-        <w:t>重新</w:t>
-      </w:r>
-      <w:r>
-        <w:rPr>
-          <w:rFonts w:ascii="Tahoma" w:eastAsia="微软雅黑" w:hAnsi="Tahoma" w:hint="eastAsia"/>
-          <w:kern w:val="0"/>
-          <w:sz w:val="22"/>
-        </w:rPr>
-        <w:t>改进了一下。</w:t>
-      </w:r>
-    </w:p>
-    <w:p>
-      <w:pPr>
-        <w:snapToGrid w:val="0"/>
-        <w:jc w:val="center"/>
-        <w:rPr>
-          <w:rFonts w:ascii="Tahoma" w:eastAsia="微软雅黑" w:hAnsi="Tahoma"/>
-          <w:kern w:val="0"/>
-          <w:sz w:val="22"/>
-        </w:rPr>
-      </w:pPr>
-      <w:r>
-        <w:rPr>
-          <w:rFonts w:hint="eastAsia"/>
-          <w:noProof/>
-        </w:rPr>
-        <w:drawing>
-          <wp:inline distT="0" distB="0" distL="0" distR="0" wp14:anchorId="1CA225C2" wp14:editId="02D899FE">
-            <wp:extent cx="2366579" cy="1600200"/>
-            <wp:effectExtent l="0" t="0" r="0" b="0"/>
-            <wp:docPr id="644835699" name="图片 3"/>
-            <wp:cNvGraphicFramePr>
-              <a:graphicFrameLocks xmlns:a="http://schemas.openxmlformats.org/drawingml/2006/main" noChangeAspect="1"/>
-            </wp:cNvGraphicFramePr>
-            <a:graphic xmlns:a="http://schemas.openxmlformats.org/drawingml/2006/main">
-              <a:graphicData uri="http://schemas.openxmlformats.org/drawingml/2006/picture">
-                <pic:pic xmlns:pic="http://schemas.openxmlformats.org/drawingml/2006/picture">
-                  <pic:nvPicPr>
-                    <pic:cNvPr id="0" name="Picture 7"/>
-                    <pic:cNvPicPr>
-                      <a:picLocks noChangeAspect="1" noChangeArrowheads="1"/>
-                    </pic:cNvPicPr>
-                  </pic:nvPicPr>
-                  <pic:blipFill>
-                    <a:blip r:embed="rId11">
-                      <a:extLst>
-                        <a:ext uri="{28A0092B-C50C-407E-A947-70E740481C1C}">
-                          <a14:useLocalDpi xmlns:a14="http://schemas.microsoft.com/office/drawing/2010/main" val="0"/>
-                        </a:ext>
-                      </a:extLst>
-                    </a:blip>
-                    <a:srcRect/>
-                    <a:stretch>
-                      <a:fillRect/>
-                    </a:stretch>
-                  </pic:blipFill>
-                  <pic:spPr bwMode="auto">
-                    <a:xfrm>
-                      <a:off x="0" y="0"/>
-                      <a:ext cx="2377135" cy="1607337"/>
-                    </a:xfrm>
-                    <a:prstGeom prst="rect">
-                      <a:avLst/>
-                    </a:prstGeom>
-                    <a:noFill/>
-                    <a:ln>
-                      <a:noFill/>
-                    </a:ln>
-                  </pic:spPr>
-                </pic:pic>
-              </a:graphicData>
-            </a:graphic>
-          </wp:inline>
-        </w:drawing>
-      </w:r>
-    </w:p>
-    <w:p>
-      <w:pPr>
-        <w:snapToGrid w:val="0"/>
-        <w:rPr>
-          <w:rFonts w:ascii="Tahoma" w:eastAsia="微软雅黑" w:hAnsi="Tahoma" w:hint="eastAsia"/>
-          <w:kern w:val="0"/>
-          <w:sz w:val="22"/>
-        </w:rPr>
-      </w:pPr>
-    </w:p>
-    <w:p>
-      <w:pPr>
-        <w:pStyle w:val="3"/>
-        <w:rPr>
-          <w:rFonts w:hint="eastAsia"/>
-        </w:rPr>
-      </w:pPr>
-      <w:r>
-        <w:rPr>
-          <w:rFonts w:hint="eastAsia"/>
-        </w:rPr>
-        <w:t>二维</w:t>
-      </w:r>
-      <w:r>
-        <w:rPr>
-          <w:rFonts w:hint="eastAsia"/>
-        </w:rPr>
-        <w:t>迷宫</w:t>
-      </w:r>
-      <w:r>
-        <w:rPr>
-          <w:rFonts w:hint="eastAsia"/>
+        <w:t>1）示例中的迷宫</w:t>
+      </w:r>
+      <w:r>
+        <w:rPr>
+          <w:rFonts w:hint="eastAsia"/>
+        </w:rPr>
+        <w:t>（Labyrinth）</w:t>
+      </w:r>
+    </w:p>
+    <w:p>
+      <w:pPr>
+        <w:widowControl/>
+        <w:adjustRightInd w:val="0"/>
+        <w:snapToGrid w:val="0"/>
+        <w:jc w:val="left"/>
+        <w:rPr>
+          <w:rFonts w:ascii="Tahoma" w:eastAsia="微软雅黑" w:hAnsi="Tahoma"/>
+          <w:kern w:val="0"/>
+          <w:sz w:val="22"/>
+        </w:rPr>
+      </w:pPr>
+      <w:r>
+        <w:rPr>
+          <w:rFonts w:ascii="Tahoma" w:eastAsia="微软雅黑" w:hAnsi="Tahoma" w:hint="eastAsia"/>
+          <w:kern w:val="0"/>
+          <w:sz w:val="22"/>
+        </w:rPr>
+        <w:t>示例中</w:t>
+      </w:r>
+      <w:r>
+        <w:rPr>
+          <w:rFonts w:ascii="Tahoma" w:eastAsia="微软雅黑" w:hAnsi="Tahoma" w:hint="eastAsia"/>
+          <w:kern w:val="0"/>
+          <w:sz w:val="22"/>
         </w:rPr>
         <w:t>的</w:t>
       </w:r>
       <w:r>
         <w:rPr>
-          <w:rFonts w:hint="eastAsia"/>
-        </w:rPr>
-        <w:t>局限性</w:t>
-      </w:r>
-    </w:p>
-    <w:p>
-      <w:pPr>
-        <w:widowControl/>
-        <w:snapToGrid w:val="0"/>
-        <w:jc w:val="left"/>
-        <w:rPr>
-          <w:rFonts w:ascii="Tahoma" w:eastAsia="微软雅黑" w:hAnsi="Tahoma"/>
-          <w:kern w:val="0"/>
-          <w:sz w:val="22"/>
-        </w:rPr>
-      </w:pPr>
-      <w:r>
-        <w:rPr>
-          <w:rFonts w:ascii="Tahoma" w:eastAsia="微软雅黑" w:hAnsi="Tahoma" w:hint="eastAsia"/>
-          <w:kern w:val="0"/>
-          <w:sz w:val="22"/>
-        </w:rPr>
-        <w:t>由于该类游戏是完全的二维迷宫，基于</w:t>
-      </w:r>
-      <w:r>
-        <w:rPr>
-          <w:rFonts w:ascii="Tahoma" w:eastAsia="微软雅黑" w:hAnsi="Tahoma" w:hint="eastAsia"/>
-          <w:kern w:val="0"/>
-          <w:sz w:val="22"/>
-        </w:rPr>
-        <w:t>2D</w:t>
-      </w:r>
-      <w:r>
-        <w:rPr>
-          <w:rFonts w:ascii="Tahoma" w:eastAsia="微软雅黑" w:hAnsi="Tahoma" w:hint="eastAsia"/>
-          <w:kern w:val="0"/>
-          <w:sz w:val="22"/>
-        </w:rPr>
-        <w:t>贴图而制作的。</w:t>
-      </w:r>
-    </w:p>
-    <w:p>
-      <w:pPr>
-        <w:widowControl/>
-        <w:snapToGrid w:val="0"/>
-        <w:spacing w:after="200"/>
-        <w:jc w:val="left"/>
-        <w:rPr>
-          <w:rFonts w:ascii="Tahoma" w:eastAsia="微软雅黑" w:hAnsi="Tahoma"/>
-          <w:kern w:val="0"/>
-          <w:sz w:val="22"/>
-        </w:rPr>
-      </w:pPr>
-      <w:r>
-        <w:rPr>
-          <w:rFonts w:ascii="Tahoma" w:eastAsia="微软雅黑" w:hAnsi="Tahoma" w:hint="eastAsia"/>
-          <w:kern w:val="0"/>
-          <w:sz w:val="22"/>
-        </w:rPr>
-        <w:t>若不通过特殊机关或者传送事件，则无法完成</w:t>
-      </w:r>
-      <w:r>
-        <w:rPr>
-          <w:rFonts w:ascii="Tahoma" w:eastAsia="微软雅黑" w:hAnsi="Tahoma" w:hint="eastAsia"/>
-          <w:kern w:val="0"/>
-          <w:sz w:val="22"/>
-        </w:rPr>
-        <w:t>3D</w:t>
-      </w:r>
-      <w:r>
-        <w:rPr>
-          <w:rFonts w:ascii="Tahoma" w:eastAsia="微软雅黑" w:hAnsi="Tahoma" w:hint="eastAsia"/>
-          <w:kern w:val="0"/>
-          <w:sz w:val="22"/>
-        </w:rPr>
-        <w:t>迷宫的一些效果。</w:t>
-      </w:r>
-    </w:p>
-    <w:p>
-      <w:pPr>
-        <w:widowControl/>
-        <w:snapToGrid w:val="0"/>
-        <w:jc w:val="left"/>
-        <w:rPr>
-          <w:rFonts w:ascii="Tahoma" w:eastAsia="微软雅黑" w:hAnsi="Tahoma"/>
-          <w:kern w:val="0"/>
-          <w:sz w:val="22"/>
-        </w:rPr>
-      </w:pPr>
-      <w:r>
-        <w:rPr>
-          <w:rFonts w:ascii="Tahoma" w:eastAsia="微软雅黑" w:hAnsi="Tahoma" w:hint="eastAsia"/>
-          <w:kern w:val="0"/>
-          <w:sz w:val="22"/>
-        </w:rPr>
-        <w:t>部分类</w:t>
-      </w:r>
-      <w:r>
-        <w:rPr>
-          <w:rFonts w:ascii="Tahoma" w:eastAsia="微软雅黑" w:hAnsi="Tahoma" w:hint="eastAsia"/>
-          <w:kern w:val="0"/>
-          <w:sz w:val="22"/>
-        </w:rPr>
-        <w:t>3D</w:t>
-      </w:r>
-      <w:r>
-        <w:rPr>
-          <w:rFonts w:ascii="Tahoma" w:eastAsia="微软雅黑" w:hAnsi="Tahoma" w:hint="eastAsia"/>
-          <w:kern w:val="0"/>
-          <w:sz w:val="22"/>
-        </w:rPr>
-        <w:t>的效果的插件，比如：</w:t>
-      </w:r>
-      <w:r>
-        <w:rPr>
-          <w:rFonts w:ascii="Tahoma" w:eastAsia="微软雅黑" w:hAnsi="Tahoma" w:hint="eastAsia"/>
-          <w:kern w:val="0"/>
-          <w:sz w:val="22"/>
-        </w:rPr>
-        <w:t xml:space="preserve"> </w:t>
-      </w:r>
-      <w:r>
-        <w:rPr>
-          <w:rFonts w:ascii="Tahoma" w:eastAsia="微软雅黑" w:hAnsi="Tahoma" w:hint="eastAsia"/>
-          <w:kern w:val="0"/>
-          <w:sz w:val="22"/>
-        </w:rPr>
-        <w:t>互动</w:t>
-      </w:r>
-      <w:r>
-        <w:rPr>
-          <w:rFonts w:ascii="Tahoma" w:eastAsia="微软雅黑" w:hAnsi="Tahoma" w:hint="eastAsia"/>
-          <w:kern w:val="0"/>
-          <w:sz w:val="22"/>
-        </w:rPr>
-        <w:t>-</w:t>
-      </w:r>
-      <w:r>
-        <w:rPr>
-          <w:rFonts w:ascii="Tahoma" w:eastAsia="微软雅黑" w:hAnsi="Tahoma" w:hint="eastAsia"/>
-          <w:kern w:val="0"/>
-          <w:sz w:val="22"/>
-        </w:rPr>
-        <w:t>侧边阶梯区域</w:t>
-      </w:r>
-      <w:r>
-        <w:rPr>
-          <w:rFonts w:ascii="Tahoma" w:eastAsia="微软雅黑" w:hAnsi="Tahoma" w:hint="eastAsia"/>
-          <w:kern w:val="0"/>
-          <w:sz w:val="22"/>
-        </w:rPr>
-        <w:t xml:space="preserve">  </w:t>
-      </w:r>
-      <w:r>
-        <w:rPr>
-          <w:rFonts w:ascii="Tahoma" w:eastAsia="微软雅黑" w:hAnsi="Tahoma" w:hint="eastAsia"/>
-          <w:kern w:val="0"/>
-          <w:sz w:val="22"/>
-        </w:rPr>
-        <w:t>插件。</w:t>
-      </w:r>
-    </w:p>
-    <w:p>
-      <w:pPr>
-        <w:widowControl/>
-        <w:snapToGrid w:val="0"/>
-        <w:jc w:val="left"/>
-        <w:rPr>
-          <w:rFonts w:ascii="Tahoma" w:eastAsia="微软雅黑" w:hAnsi="Tahoma"/>
-          <w:kern w:val="0"/>
-          <w:sz w:val="22"/>
-        </w:rPr>
-      </w:pPr>
-      <w:r>
-        <w:rPr>
-          <w:rFonts w:ascii="Tahoma" w:eastAsia="微软雅黑" w:hAnsi="Tahoma" w:hint="eastAsia"/>
-          <w:kern w:val="0"/>
-          <w:sz w:val="22"/>
-        </w:rPr>
-        <w:t>能够绘制阶梯，形成“高度感”，但本质上只是平面的</w:t>
-      </w:r>
-      <w:r>
-        <w:rPr>
-          <w:rFonts w:ascii="Tahoma" w:eastAsia="微软雅黑" w:hAnsi="Tahoma" w:hint="eastAsia"/>
-          <w:kern w:val="0"/>
-          <w:sz w:val="22"/>
-        </w:rPr>
-        <w:t>y</w:t>
-      </w:r>
-      <w:r>
-        <w:rPr>
-          <w:rFonts w:ascii="Tahoma" w:eastAsia="微软雅黑" w:hAnsi="Tahoma" w:hint="eastAsia"/>
-          <w:kern w:val="0"/>
-          <w:sz w:val="22"/>
-        </w:rPr>
-        <w:t>位置坐标上升了</w:t>
-      </w:r>
-      <w:r>
-        <w:rPr>
-          <w:rFonts w:ascii="Tahoma" w:eastAsia="微软雅黑" w:hAnsi="Tahoma" w:hint="eastAsia"/>
-          <w:kern w:val="0"/>
-          <w:sz w:val="22"/>
-        </w:rPr>
-        <w:t>1</w:t>
-      </w:r>
-      <w:r>
-        <w:rPr>
-          <w:rFonts w:ascii="Tahoma" w:eastAsia="微软雅黑" w:hAnsi="Tahoma" w:hint="eastAsia"/>
-          <w:kern w:val="0"/>
-          <w:sz w:val="22"/>
-        </w:rPr>
-        <w:t>而已。</w:t>
-      </w:r>
-    </w:p>
-    <w:p>
-      <w:pPr>
-        <w:widowControl/>
-        <w:snapToGrid w:val="0"/>
-        <w:jc w:val="left"/>
-        <w:rPr>
-          <w:rFonts w:ascii="Tahoma" w:eastAsia="微软雅黑" w:hAnsi="Tahoma"/>
-          <w:kern w:val="0"/>
-          <w:sz w:val="22"/>
-        </w:rPr>
-      </w:pPr>
-      <w:r>
-        <w:rPr>
-          <w:rFonts w:ascii="Tahoma" w:eastAsia="微软雅黑" w:hAnsi="Tahoma" w:hint="eastAsia"/>
-          <w:kern w:val="0"/>
-          <w:sz w:val="22"/>
-        </w:rPr>
-        <w:t>阶梯形成的“拱桥”并不真实存在，也无法钻进去。</w:t>
+          <w:rFonts w:ascii="Tahoma" w:eastAsia="微软雅黑" w:hAnsi="Tahoma" w:hint="eastAsia"/>
+          <w:kern w:val="0"/>
+          <w:sz w:val="22"/>
+        </w:rPr>
+        <w:t>迷宫是单纯作为解谜性质而存在的，就是单纯的一大堆的路线。</w:t>
+      </w:r>
+    </w:p>
+    <w:p>
+      <w:pPr>
+        <w:widowControl/>
+        <w:adjustRightInd w:val="0"/>
+        <w:snapToGrid w:val="0"/>
+        <w:jc w:val="left"/>
+        <w:rPr>
+          <w:rFonts w:ascii="Tahoma" w:eastAsia="微软雅黑" w:hAnsi="Tahoma"/>
+          <w:kern w:val="0"/>
+          <w:sz w:val="22"/>
+        </w:rPr>
+      </w:pPr>
+      <w:r>
+        <w:rPr>
+          <w:rFonts w:ascii="Tahoma" w:eastAsia="微软雅黑" w:hAnsi="Tahoma" w:hint="eastAsia"/>
+          <w:kern w:val="0"/>
+          <w:sz w:val="22"/>
+        </w:rPr>
+        <w:t>这种迷宫用</w:t>
+      </w:r>
+      <w:r>
+        <w:rPr>
+          <w:rFonts w:ascii="Tahoma" w:eastAsia="微软雅黑" w:hAnsi="Tahoma" w:hint="eastAsia"/>
+          <w:kern w:val="0"/>
+          <w:sz w:val="22"/>
+        </w:rPr>
+        <w:t>英文有个专有名词：</w:t>
+      </w:r>
+      <w:r>
+        <w:rPr>
+          <w:rFonts w:ascii="Tahoma" w:eastAsia="微软雅黑" w:hAnsi="Tahoma"/>
+          <w:kern w:val="0"/>
+          <w:sz w:val="22"/>
+        </w:rPr>
+        <w:t>Labyrinth</w:t>
+      </w:r>
+      <w:r>
+        <w:rPr>
+          <w:rFonts w:ascii="Tahoma" w:eastAsia="微软雅黑" w:hAnsi="Tahoma" w:hint="eastAsia"/>
+          <w:kern w:val="0"/>
+          <w:sz w:val="22"/>
+        </w:rPr>
+        <w:t>，表示“曲径”的意思。</w:t>
       </w:r>
     </w:p>
     <w:p>
@@ -4990,216 +5362,7 @@
           <w:szCs w:val="24"/>
         </w:rPr>
         <w:drawing>
-          <wp:inline distT="0" distB="0" distL="0" distR="0" wp14:anchorId="4F4581E1" wp14:editId="4EB77046">
-            <wp:extent cx="2308860" cy="1548876"/>
-            <wp:effectExtent l="0" t="0" r="0" b="0"/>
-            <wp:docPr id="8" name="图片 8"/>
-            <wp:cNvGraphicFramePr>
-              <a:graphicFrameLocks xmlns:a="http://schemas.openxmlformats.org/drawingml/2006/main" noChangeAspect="1"/>
-            </wp:cNvGraphicFramePr>
-            <a:graphic xmlns:a="http://schemas.openxmlformats.org/drawingml/2006/main">
-              <a:graphicData uri="http://schemas.openxmlformats.org/drawingml/2006/picture">
-                <pic:pic xmlns:pic="http://schemas.openxmlformats.org/drawingml/2006/picture">
-                  <pic:nvPicPr>
-                    <pic:cNvPr id="0" name="Picture 2"/>
-                    <pic:cNvPicPr>
-                      <a:picLocks noChangeAspect="1" noChangeArrowheads="1"/>
-                    </pic:cNvPicPr>
-                  </pic:nvPicPr>
-                  <pic:blipFill>
-                    <a:blip r:embed="rId23" cstate="print">
-                      <a:extLst>
-                        <a:ext uri="{28A0092B-C50C-407E-A947-70E740481C1C}">
-                          <a14:useLocalDpi xmlns:a14="http://schemas.microsoft.com/office/drawing/2010/main" val="0"/>
-                        </a:ext>
-                      </a:extLst>
-                    </a:blip>
-                    <a:srcRect/>
-                    <a:stretch>
-                      <a:fillRect/>
-                    </a:stretch>
-                  </pic:blipFill>
-                  <pic:spPr bwMode="auto">
-                    <a:xfrm>
-                      <a:off x="0" y="0"/>
-                      <a:ext cx="2314710" cy="1552800"/>
-                    </a:xfrm>
-                    <a:prstGeom prst="rect">
-                      <a:avLst/>
-                    </a:prstGeom>
-                    <a:noFill/>
-                    <a:ln>
-                      <a:noFill/>
-                    </a:ln>
-                  </pic:spPr>
-                </pic:pic>
-              </a:graphicData>
-            </a:graphic>
-          </wp:inline>
-        </w:drawing>
-      </w:r>
-    </w:p>
-    <w:p>
-      <w:pPr>
-        <w:widowControl/>
-        <w:jc w:val="left"/>
-        <w:rPr>
-          <w:rFonts w:ascii="Tahoma" w:eastAsia="微软雅黑" w:hAnsi="Tahoma"/>
-          <w:kern w:val="0"/>
-          <w:sz w:val="22"/>
-        </w:rPr>
-      </w:pPr>
-    </w:p>
-    <w:p>
-      <w:pPr>
-        <w:pStyle w:val="3"/>
-        <w:rPr>
-          <w:rFonts w:hint="eastAsia"/>
-        </w:rPr>
-      </w:pPr>
-      <w:r>
-        <w:rPr>
-          <w:rFonts w:hint="eastAsia"/>
-        </w:rPr>
-        <w:lastRenderedPageBreak/>
-        <w:t>扩展知识-</w:t>
-      </w:r>
-      <w:r>
-        <w:rPr>
-          <w:rFonts w:hint="eastAsia"/>
-        </w:rPr>
-        <w:t>迷宫</w:t>
-      </w:r>
-      <w:r>
-        <w:rPr>
-          <w:rFonts w:hint="eastAsia"/>
-        </w:rPr>
-        <w:t>的定义</w:t>
-      </w:r>
-    </w:p>
-    <w:p>
-      <w:pPr>
-        <w:pStyle w:val="4"/>
-        <w:rPr>
-          <w:rFonts w:hint="eastAsia"/>
-        </w:rPr>
-      </w:pPr>
-      <w:r>
-        <w:rPr>
-          <w:rFonts w:hint="eastAsia"/>
-        </w:rPr>
-        <w:t>1）示例中的迷宫</w:t>
-      </w:r>
-      <w:r>
-        <w:rPr>
-          <w:rFonts w:hint="eastAsia"/>
-        </w:rPr>
-        <w:t>（Labyrinth）</w:t>
-      </w:r>
-    </w:p>
-    <w:p>
-      <w:pPr>
-        <w:widowControl/>
-        <w:adjustRightInd w:val="0"/>
-        <w:snapToGrid w:val="0"/>
-        <w:jc w:val="left"/>
-        <w:rPr>
-          <w:rFonts w:ascii="Tahoma" w:eastAsia="微软雅黑" w:hAnsi="Tahoma"/>
-          <w:kern w:val="0"/>
-          <w:sz w:val="22"/>
-        </w:rPr>
-      </w:pPr>
-      <w:r>
-        <w:rPr>
-          <w:rFonts w:ascii="Tahoma" w:eastAsia="微软雅黑" w:hAnsi="Tahoma" w:hint="eastAsia"/>
-          <w:kern w:val="0"/>
-          <w:sz w:val="22"/>
-        </w:rPr>
-        <w:t>示例中</w:t>
-      </w:r>
-      <w:r>
-        <w:rPr>
-          <w:rFonts w:ascii="Tahoma" w:eastAsia="微软雅黑" w:hAnsi="Tahoma" w:hint="eastAsia"/>
-          <w:kern w:val="0"/>
-          <w:sz w:val="22"/>
-        </w:rPr>
-        <w:t>的</w:t>
-      </w:r>
-      <w:r>
-        <w:rPr>
-          <w:rFonts w:ascii="Tahoma" w:eastAsia="微软雅黑" w:hAnsi="Tahoma" w:hint="eastAsia"/>
-          <w:kern w:val="0"/>
-          <w:sz w:val="22"/>
-        </w:rPr>
-        <w:t>迷宫是单纯作为解谜性质而存在的，就是单纯的一大堆的路线。</w:t>
-      </w:r>
-    </w:p>
-    <w:p>
-      <w:pPr>
-        <w:widowControl/>
-        <w:adjustRightInd w:val="0"/>
-        <w:snapToGrid w:val="0"/>
-        <w:jc w:val="left"/>
-        <w:rPr>
-          <w:rFonts w:ascii="Tahoma" w:eastAsia="微软雅黑" w:hAnsi="Tahoma"/>
-          <w:kern w:val="0"/>
-          <w:sz w:val="22"/>
-        </w:rPr>
-      </w:pPr>
-      <w:r>
-        <w:rPr>
-          <w:rFonts w:ascii="Tahoma" w:eastAsia="微软雅黑" w:hAnsi="Tahoma" w:hint="eastAsia"/>
-          <w:kern w:val="0"/>
-          <w:sz w:val="22"/>
-        </w:rPr>
-        <w:t>这种迷宫用</w:t>
-      </w:r>
-      <w:r>
-        <w:rPr>
-          <w:rFonts w:ascii="Tahoma" w:eastAsia="微软雅黑" w:hAnsi="Tahoma" w:hint="eastAsia"/>
-          <w:kern w:val="0"/>
-          <w:sz w:val="22"/>
-        </w:rPr>
-        <w:t>英文有个专有名词：</w:t>
-      </w:r>
-      <w:r>
-        <w:rPr>
-          <w:rFonts w:ascii="Tahoma" w:eastAsia="微软雅黑" w:hAnsi="Tahoma"/>
-          <w:kern w:val="0"/>
-          <w:sz w:val="22"/>
-        </w:rPr>
-        <w:t>Labyrinth</w:t>
-      </w:r>
-      <w:r>
-        <w:rPr>
-          <w:rFonts w:ascii="Tahoma" w:eastAsia="微软雅黑" w:hAnsi="Tahoma" w:hint="eastAsia"/>
-          <w:kern w:val="0"/>
-          <w:sz w:val="22"/>
-        </w:rPr>
-        <w:t>，表示“曲径”的意思。</w:t>
-      </w:r>
-    </w:p>
-    <w:p>
-      <w:pPr>
-        <w:widowControl/>
-        <w:jc w:val="center"/>
-        <w:rPr>
-          <w:rFonts w:ascii="宋体" w:eastAsia="宋体" w:hAnsi="宋体" w:cs="宋体" w:hint="eastAsia"/>
-          <w:kern w:val="0"/>
-          <w:sz w:val="24"/>
-          <w:szCs w:val="24"/>
-        </w:rPr>
-      </w:pPr>
-      <w:r>
-        <w:rPr>
-          <w:rFonts w:ascii="宋体" w:eastAsia="宋体" w:hAnsi="宋体" w:cs="宋体"/>
-          <w:noProof/>
-          <w:kern w:val="0"/>
-          <w:sz w:val="24"/>
-          <w:szCs w:val="24"/>
-        </w:rPr>
-        <w:drawing>
-          <wp:inline distT="0" distB="0" distL="0" distR="0" wp14:anchorId="067795C0" wp14:editId="194F9FBE">
+          <wp:inline distT="0" distB="0" distL="0" distR="0" wp14:anchorId="067795C0" wp14:editId="70ACCA91">
             <wp:extent cx="2477612" cy="2346960"/>
             <wp:effectExtent l="0" t="0" r="0" b="0"/>
             <wp:docPr id="3" name="图片 3"/>
@@ -5216,7 +5379,7 @@
                     </pic:cNvPicPr>
                   </pic:nvPicPr>
                   <pic:blipFill>
-                    <a:blip r:embed="rId24" cstate="print">
+                    <a:blip r:embed="rId7" cstate="print">
                       <a:extLst>
                         <a:ext uri="{28A0092B-C50C-407E-A947-70E740481C1C}">
                           <a14:useLocalDpi xmlns:a14="http://schemas.microsoft.com/office/drawing/2010/main" val="0"/>
@@ -5348,6 +5511,7 @@
         </w:rPr>
         <w:t>中，迷宫不但具有</w:t>
       </w:r>
+      <w:proofErr w:type="gramStart"/>
       <w:r>
         <w:rPr>
           <w:rFonts w:ascii="Tahoma" w:eastAsia="微软雅黑" w:hAnsi="Tahoma"/>
@@ -5356,6 +5520,7 @@
         </w:rPr>
         <w:t>”</w:t>
       </w:r>
+      <w:proofErr w:type="gramEnd"/>
       <w:r>
         <w:rPr>
           <w:rFonts w:ascii="Tahoma" w:eastAsia="微软雅黑" w:hAnsi="Tahoma" w:hint="eastAsia"/>
@@ -5364,6 +5529,7 @@
         </w:rPr>
         <w:t>曲径</w:t>
       </w:r>
+      <w:proofErr w:type="gramStart"/>
       <w:r>
         <w:rPr>
           <w:rFonts w:ascii="Tahoma" w:eastAsia="微软雅黑" w:hAnsi="Tahoma"/>
@@ -5372,6 +5538,7 @@
         </w:rPr>
         <w:t>”</w:t>
       </w:r>
+      <w:proofErr w:type="gramEnd"/>
       <w:r>
         <w:rPr>
           <w:rFonts w:ascii="Tahoma" w:eastAsia="微软雅黑" w:hAnsi="Tahoma" w:hint="eastAsia"/>
@@ -5444,15 +5611,51 @@
           <w:kern w:val="0"/>
           <w:sz w:val="22"/>
         </w:rPr>
-        <w:t>对于制作解谜游戏的设计者而言，这种每走几步路就遇怪的设定真的是烂到极致了。</w:t>
-      </w:r>
-      <w:r>
-        <w:rPr>
-          <w:rFonts w:ascii="Tahoma" w:eastAsia="微软雅黑" w:hAnsi="Tahoma" w:hint="eastAsia"/>
-          <w:kern w:val="0"/>
-          <w:sz w:val="22"/>
-        </w:rPr>
-        <w:t>无非就是重复刷刷刷。</w:t>
+        <w:t>对于制作解谜游戏的设计者而言，这种每走几步路</w:t>
+      </w:r>
+      <w:proofErr w:type="gramStart"/>
+      <w:r>
+        <w:rPr>
+          <w:rFonts w:ascii="Tahoma" w:eastAsia="微软雅黑" w:hAnsi="Tahoma" w:hint="eastAsia"/>
+          <w:kern w:val="0"/>
+          <w:sz w:val="22"/>
+        </w:rPr>
+        <w:t>就遇怪的</w:t>
+      </w:r>
+      <w:proofErr w:type="gramEnd"/>
+      <w:r>
+        <w:rPr>
+          <w:rFonts w:ascii="Tahoma" w:eastAsia="微软雅黑" w:hAnsi="Tahoma" w:hint="eastAsia"/>
+          <w:kern w:val="0"/>
+          <w:sz w:val="22"/>
+        </w:rPr>
+        <w:t>设定真的是烂到极致了。</w:t>
+      </w:r>
+      <w:r>
+        <w:rPr>
+          <w:rFonts w:ascii="Tahoma" w:eastAsia="微软雅黑" w:hAnsi="Tahoma" w:hint="eastAsia"/>
+          <w:kern w:val="0"/>
+          <w:sz w:val="22"/>
+        </w:rPr>
+        <w:t>无非就是重复刷刷</w:t>
+      </w:r>
+      <w:proofErr w:type="gramStart"/>
+      <w:r>
+        <w:rPr>
+          <w:rFonts w:ascii="Tahoma" w:eastAsia="微软雅黑" w:hAnsi="Tahoma" w:hint="eastAsia"/>
+          <w:kern w:val="0"/>
+          <w:sz w:val="22"/>
+        </w:rPr>
+        <w:t>刷</w:t>
+      </w:r>
+      <w:proofErr w:type="gramEnd"/>
+      <w:r>
+        <w:rPr>
+          <w:rFonts w:ascii="Tahoma" w:eastAsia="微软雅黑" w:hAnsi="Tahoma" w:hint="eastAsia"/>
+          <w:kern w:val="0"/>
+          <w:sz w:val="22"/>
+        </w:rPr>
+        <w:t>。</w:t>
       </w:r>
     </w:p>
     <w:p>
@@ -5570,7 +5773,7 @@
           <w:szCs w:val="24"/>
         </w:rPr>
         <w:drawing>
-          <wp:inline distT="0" distB="0" distL="0" distR="0" wp14:anchorId="1BF4FBE0" wp14:editId="434DC371">
+          <wp:inline distT="0" distB="0" distL="0" distR="0" wp14:anchorId="1BF4FBE0" wp14:editId="72A64B89">
             <wp:extent cx="3489960" cy="2610958"/>
             <wp:effectExtent l="0" t="0" r="0" b="0"/>
             <wp:docPr id="5" name="图片 5"/>
@@ -5587,7 +5790,7 @@
                     </pic:cNvPicPr>
                   </pic:nvPicPr>
                   <pic:blipFill>
-                    <a:blip r:embed="rId25" cstate="print">
+                    <a:blip r:embed="rId26" cstate="print">
                       <a:extLst>
                         <a:ext uri="{28A0092B-C50C-407E-A947-70E740481C1C}">
                           <a14:useLocalDpi xmlns:a14="http://schemas.microsoft.com/office/drawing/2010/main" val="0"/>
@@ -5622,242 +5825,6 @@
     <w:p>
       <w:pPr>
         <w:widowControl/>
-        <w:adjustRightInd w:val="0"/>
-        <w:snapToGrid w:val="0"/>
-        <w:spacing w:after="200"/>
-        <w:jc w:val="left"/>
-        <w:rPr>
-          <w:rFonts w:ascii="Tahoma" w:eastAsia="微软雅黑" w:hAnsi="Tahoma"/>
-          <w:kern w:val="0"/>
-          <w:sz w:val="22"/>
-        </w:rPr>
-      </w:pPr>
-    </w:p>
-    <w:p>
-      <w:pPr>
-        <w:pStyle w:val="4"/>
-        <w:rPr>
-          <w:rFonts w:hint="eastAsia"/>
-        </w:rPr>
-      </w:pPr>
-      <w:r>
-        <w:lastRenderedPageBreak/>
-        <w:t>3</w:t>
-      </w:r>
-      <w:r>
-        <w:rPr>
-          <w:rFonts w:hint="eastAsia"/>
-        </w:rPr>
-        <w:t>）迷宫生成</w:t>
-      </w:r>
-    </w:p>
-    <w:p>
-      <w:pPr>
-        <w:widowControl/>
-        <w:adjustRightInd w:val="0"/>
-        <w:snapToGrid w:val="0"/>
-        <w:jc w:val="left"/>
-        <w:rPr>
-          <w:rFonts w:ascii="Tahoma" w:eastAsia="微软雅黑" w:hAnsi="Tahoma"/>
-          <w:kern w:val="0"/>
-          <w:sz w:val="22"/>
-        </w:rPr>
-      </w:pPr>
-      <w:r>
-        <w:rPr>
-          <w:rFonts w:ascii="Tahoma" w:eastAsia="微软雅黑" w:hAnsi="Tahoma" w:hint="eastAsia"/>
-          <w:kern w:val="0"/>
-          <w:sz w:val="22"/>
-        </w:rPr>
-        <w:t>编辑器</w:t>
-      </w:r>
-      <w:r>
-        <w:rPr>
-          <w:rFonts w:ascii="Tahoma" w:eastAsia="微软雅黑" w:hAnsi="Tahoma" w:hint="eastAsia"/>
-          <w:kern w:val="0"/>
-          <w:sz w:val="22"/>
-        </w:rPr>
-        <w:t>自带地下迷宫自动生成的功能。</w:t>
-      </w:r>
-    </w:p>
-    <w:p>
-      <w:pPr>
-        <w:widowControl/>
-        <w:adjustRightInd w:val="0"/>
-        <w:snapToGrid w:val="0"/>
-        <w:jc w:val="left"/>
-        <w:rPr>
-          <w:rFonts w:ascii="Tahoma" w:eastAsia="微软雅黑" w:hAnsi="Tahoma"/>
-          <w:kern w:val="0"/>
-          <w:sz w:val="22"/>
-        </w:rPr>
-      </w:pPr>
-      <w:r>
-        <w:rPr>
-          <w:rFonts w:ascii="Tahoma" w:eastAsia="微软雅黑" w:hAnsi="Tahoma" w:hint="eastAsia"/>
-          <w:kern w:val="0"/>
-          <w:sz w:val="22"/>
-        </w:rPr>
-        <w:t>注意，此功能仅仅用于辅助你生成迷宫，具体资源设计仍然需要规划。</w:t>
-      </w:r>
-    </w:p>
-    <w:p>
-      <w:pPr>
-        <w:widowControl/>
-        <w:adjustRightInd w:val="0"/>
-        <w:snapToGrid w:val="0"/>
-        <w:jc w:val="left"/>
-        <w:rPr>
-          <w:rFonts w:ascii="Tahoma" w:eastAsia="微软雅黑" w:hAnsi="Tahoma"/>
-          <w:kern w:val="0"/>
-          <w:sz w:val="22"/>
-        </w:rPr>
-      </w:pPr>
-      <w:r>
-        <w:rPr>
-          <w:rFonts w:ascii="Tahoma" w:eastAsia="微软雅黑" w:hAnsi="Tahoma" w:hint="eastAsia"/>
-          <w:kern w:val="0"/>
-          <w:sz w:val="22"/>
-        </w:rPr>
-        <w:t>不要滥用此功能，</w:t>
-      </w:r>
-      <w:r>
-        <w:rPr>
-          <w:rFonts w:ascii="Tahoma" w:eastAsia="微软雅黑" w:hAnsi="Tahoma" w:hint="eastAsia"/>
-          <w:kern w:val="0"/>
-          <w:sz w:val="22"/>
-        </w:rPr>
-        <w:t>不要</w:t>
-      </w:r>
-      <w:r>
-        <w:rPr>
-          <w:rFonts w:ascii="Tahoma" w:eastAsia="微软雅黑" w:hAnsi="Tahoma" w:hint="eastAsia"/>
-          <w:kern w:val="0"/>
-          <w:sz w:val="22"/>
-        </w:rPr>
-        <w:t>生成一堆</w:t>
-      </w:r>
-      <w:r>
-        <w:rPr>
-          <w:rFonts w:ascii="Tahoma" w:eastAsia="微软雅黑" w:hAnsi="Tahoma" w:hint="eastAsia"/>
-          <w:kern w:val="0"/>
-          <w:sz w:val="22"/>
-        </w:rPr>
-        <w:t>充数用</w:t>
-      </w:r>
-      <w:r>
-        <w:rPr>
-          <w:rFonts w:ascii="Tahoma" w:eastAsia="微软雅黑" w:hAnsi="Tahoma" w:hint="eastAsia"/>
-          <w:kern w:val="0"/>
-          <w:sz w:val="22"/>
-        </w:rPr>
-        <w:t>的</w:t>
-      </w:r>
-      <w:r>
-        <w:rPr>
-          <w:rFonts w:ascii="Tahoma" w:eastAsia="微软雅黑" w:hAnsi="Tahoma" w:hint="eastAsia"/>
-          <w:kern w:val="0"/>
-          <w:sz w:val="22"/>
-        </w:rPr>
-        <w:t>无意义</w:t>
-      </w:r>
-      <w:r>
-        <w:rPr>
-          <w:rFonts w:ascii="Tahoma" w:eastAsia="微软雅黑" w:hAnsi="Tahoma" w:hint="eastAsia"/>
-          <w:kern w:val="0"/>
-          <w:sz w:val="22"/>
-        </w:rPr>
-        <w:t>迷宫</w:t>
-      </w:r>
-      <w:r>
-        <w:rPr>
-          <w:rFonts w:ascii="Tahoma" w:eastAsia="微软雅黑" w:hAnsi="Tahoma" w:hint="eastAsia"/>
-          <w:kern w:val="0"/>
-          <w:sz w:val="22"/>
-        </w:rPr>
-        <w:t>地图</w:t>
-      </w:r>
-      <w:r>
-        <w:rPr>
-          <w:rFonts w:ascii="Tahoma" w:eastAsia="微软雅黑" w:hAnsi="Tahoma" w:hint="eastAsia"/>
-          <w:kern w:val="0"/>
-          <w:sz w:val="22"/>
-        </w:rPr>
-        <w:t>。</w:t>
-      </w:r>
-    </w:p>
-    <w:p>
-      <w:pPr>
-        <w:widowControl/>
-        <w:jc w:val="center"/>
-        <w:rPr>
-          <w:rFonts w:ascii="宋体" w:eastAsia="宋体" w:hAnsi="宋体" w:cs="宋体" w:hint="eastAsia"/>
-          <w:kern w:val="0"/>
-          <w:sz w:val="24"/>
-          <w:szCs w:val="24"/>
-        </w:rPr>
-      </w:pPr>
-      <w:r>
-        <w:rPr>
-          <w:rFonts w:ascii="宋体" w:eastAsia="宋体" w:hAnsi="宋体" w:cs="宋体"/>
-          <w:noProof/>
-          <w:kern w:val="0"/>
-          <w:sz w:val="24"/>
-          <w:szCs w:val="24"/>
-        </w:rPr>
-        <w:drawing>
-          <wp:inline distT="0" distB="0" distL="0" distR="0" wp14:anchorId="41E584CE" wp14:editId="740C299D">
-            <wp:extent cx="2164080" cy="789448"/>
-            <wp:effectExtent l="0" t="0" r="7620" b="0"/>
-            <wp:docPr id="4" name="图片 4"/>
-            <wp:cNvGraphicFramePr>
-              <a:graphicFrameLocks xmlns:a="http://schemas.openxmlformats.org/drawingml/2006/main" noChangeAspect="1"/>
-            </wp:cNvGraphicFramePr>
-            <a:graphic xmlns:a="http://schemas.openxmlformats.org/drawingml/2006/main">
-              <a:graphicData uri="http://schemas.openxmlformats.org/drawingml/2006/picture">
-                <pic:pic xmlns:pic="http://schemas.openxmlformats.org/drawingml/2006/picture">
-                  <pic:nvPicPr>
-                    <pic:cNvPr id="0" name="Picture 6"/>
-                    <pic:cNvPicPr>
-                      <a:picLocks noChangeAspect="1" noChangeArrowheads="1"/>
-                    </pic:cNvPicPr>
-                  </pic:nvPicPr>
-                  <pic:blipFill>
-                    <a:blip r:embed="rId26">
-                      <a:extLst>
-                        <a:ext uri="{28A0092B-C50C-407E-A947-70E740481C1C}">
-                          <a14:useLocalDpi xmlns:a14="http://schemas.microsoft.com/office/drawing/2010/main" val="0"/>
-                        </a:ext>
-                      </a:extLst>
-                    </a:blip>
-                    <a:srcRect/>
-                    <a:stretch>
-                      <a:fillRect/>
-                    </a:stretch>
-                  </pic:blipFill>
-                  <pic:spPr bwMode="auto">
-                    <a:xfrm>
-                      <a:off x="0" y="0"/>
-                      <a:ext cx="2169492" cy="791422"/>
-                    </a:xfrm>
-                    <a:prstGeom prst="rect">
-                      <a:avLst/>
-                    </a:prstGeom>
-                    <a:noFill/>
-                    <a:ln>
-                      <a:noFill/>
-                    </a:ln>
-                  </pic:spPr>
-                </pic:pic>
-              </a:graphicData>
-            </a:graphic>
-          </wp:inline>
-        </w:drawing>
-      </w:r>
-    </w:p>
-    <w:p>
-      <w:pPr>
-        <w:widowControl/>
         <w:jc w:val="left"/>
         <w:rPr>
           <w:rFonts w:ascii="Tahoma" w:eastAsia="微软雅黑" w:hAnsi="Tahoma"/>
@@ -5888,13 +5855,7 @@
           <w:rFonts w:hint="eastAsia"/>
         </w:rPr>
         <w:lastRenderedPageBreak/>
-        <w:t>扩展知识-</w:t>
-      </w:r>
-      <w:r>
-        <w:rPr>
-          <w:rFonts w:hint="eastAsia"/>
-        </w:rPr>
-        <w:t>Dungeon</w:t>
+        <w:t>地牢</w:t>
       </w:r>
       <w:r>
         <w:rPr>
@@ -5907,6 +5868,12 @@
           <w:rFonts w:hint="eastAsia"/>
         </w:rPr>
         <w:t>设计</w:t>
+      </w:r>
+      <w:r>
+        <w:rPr>
+          <w:rFonts w:hint="eastAsia"/>
+        </w:rPr>
+        <w:t>（Dungeon）</w:t>
       </w:r>
     </w:p>
     <w:p>
@@ -6149,7 +6116,43 @@
                 <w:kern w:val="0"/>
                 <w:sz w:val="22"/>
               </w:rPr>
-              <w:t>地牢里的怪物并不能秒杀玩家，但是数量过多，一定会对玩家的生命、魔法、药品构成非常强烈的威胁，资源数量越少，玩家越能感受到死亡临近的恐惧。</w:t>
+              <w:t>地牢里的怪物并不</w:t>
+            </w:r>
+            <w:proofErr w:type="gramStart"/>
+            <w:r>
+              <w:rPr>
+                <w:rFonts w:ascii="Tahoma" w:eastAsia="微软雅黑" w:hAnsi="Tahoma" w:hint="eastAsia"/>
+                <w:kern w:val="0"/>
+                <w:sz w:val="22"/>
+              </w:rPr>
+              <w:t>能秒杀玩家</w:t>
+            </w:r>
+            <w:proofErr w:type="gramEnd"/>
+            <w:r>
+              <w:rPr>
+                <w:rFonts w:ascii="Tahoma" w:eastAsia="微软雅黑" w:hAnsi="Tahoma" w:hint="eastAsia"/>
+                <w:kern w:val="0"/>
+                <w:sz w:val="22"/>
+              </w:rPr>
+              <w:t>，但是数量过多，一定会对玩家的生命、魔法、药品构成非常强烈的威胁，资源数量越少，</w:t>
+            </w:r>
+            <w:proofErr w:type="gramStart"/>
+            <w:r>
+              <w:rPr>
+                <w:rFonts w:ascii="Tahoma" w:eastAsia="微软雅黑" w:hAnsi="Tahoma" w:hint="eastAsia"/>
+                <w:kern w:val="0"/>
+                <w:sz w:val="22"/>
+              </w:rPr>
+              <w:t>玩家越</w:t>
+            </w:r>
+            <w:proofErr w:type="gramEnd"/>
+            <w:r>
+              <w:rPr>
+                <w:rFonts w:ascii="Tahoma" w:eastAsia="微软雅黑" w:hAnsi="Tahoma" w:hint="eastAsia"/>
+                <w:kern w:val="0"/>
+                <w:sz w:val="22"/>
+              </w:rPr>
+              <w:t>能感受到死亡临近的恐惧。</w:t>
             </w:r>
           </w:p>
           <w:p>
@@ -6207,7 +6210,7 @@
                 <v:shape id="_x0000_i1025" type="#_x0000_t75" style="width:405pt;height:227.4pt" o:ole="">
                   <v:imagedata r:id="rId27" o:title=""/>
                 </v:shape>
-                <o:OLEObject Type="Embed" ProgID="Visio.Drawing.15" ShapeID="_x0000_i1025" DrawAspect="Content" ObjectID="_1804143217" r:id="rId28"/>
+                <o:OLEObject Type="Embed" ProgID="Visio.Drawing.15" ShapeID="_x0000_i1025" DrawAspect="Content" ObjectID="_1810874224" r:id="rId28"/>
               </w:object>
             </w:r>
           </w:p>
@@ -6251,8 +6254,9 @@
           <w:kern w:val="0"/>
           <w:sz w:val="22"/>
         </w:rPr>
-        <w:t>游戏，开局就送</w:t>
-      </w:r>
+        <w:t>游戏，开局就</w:t>
+      </w:r>
+      <w:proofErr w:type="gramStart"/>
       <w:r>
         <w:rPr>
           <w:rFonts w:ascii="Tahoma" w:eastAsia="微软雅黑" w:hAnsi="Tahoma" w:hint="eastAsia"/>
@@ -6260,8 +6264,18 @@
           <w:kern w:val="0"/>
           <w:sz w:val="22"/>
         </w:rPr>
+        <w:t>送</w:t>
+      </w:r>
+      <w:r>
+        <w:rPr>
+          <w:rFonts w:ascii="Tahoma" w:eastAsia="微软雅黑" w:hAnsi="Tahoma" w:hint="eastAsia"/>
+          <w:color w:val="A6A6A6" w:themeColor="background1" w:themeShade="A6"/>
+          <w:kern w:val="0"/>
+          <w:sz w:val="22"/>
+        </w:rPr>
         <w:t>大量</w:t>
       </w:r>
+      <w:proofErr w:type="gramEnd"/>
       <w:r>
         <w:rPr>
           <w:rFonts w:ascii="Tahoma" w:eastAsia="微软雅黑" w:hAnsi="Tahoma" w:hint="eastAsia"/>
@@ -6334,6 +6348,7 @@
         </w:rPr>
         <w:t xml:space="preserve"> </w:t>
       </w:r>
+      <w:proofErr w:type="gramStart"/>
       <w:r>
         <w:rPr>
           <w:rFonts w:ascii="Tahoma" w:eastAsia="微软雅黑" w:hAnsi="Tahoma" w:hint="eastAsia"/>
@@ -6342,6 +6357,7 @@
         </w:rPr>
         <w:t>魔塔</w:t>
       </w:r>
+      <w:proofErr w:type="gramEnd"/>
       <w:r>
         <w:rPr>
           <w:rFonts w:ascii="Tahoma" w:eastAsia="微软雅黑" w:hAnsi="Tahoma" w:hint="eastAsia"/>
@@ -6372,7 +6388,25 @@
           <w:kern w:val="0"/>
           <w:sz w:val="22"/>
         </w:rPr>
-        <w:t>地牢，因为魔塔更偏向于数值计算，依靠叠加大量的攻击和防御而产生可玩性，与</w:t>
+        <w:t>地牢，因为</w:t>
+      </w:r>
+      <w:proofErr w:type="gramStart"/>
+      <w:r>
+        <w:rPr>
+          <w:rFonts w:ascii="Tahoma" w:eastAsia="微软雅黑" w:hAnsi="Tahoma" w:hint="eastAsia"/>
+          <w:kern w:val="0"/>
+          <w:sz w:val="22"/>
+        </w:rPr>
+        <w:t>魔塔更</w:t>
+      </w:r>
+      <w:proofErr w:type="gramEnd"/>
+      <w:r>
+        <w:rPr>
+          <w:rFonts w:ascii="Tahoma" w:eastAsia="微软雅黑" w:hAnsi="Tahoma" w:hint="eastAsia"/>
+          <w:kern w:val="0"/>
+          <w:sz w:val="22"/>
+        </w:rPr>
+        <w:t>偏向于数值计算，依靠叠加大量的攻击和防御而产生可玩性，与</w:t>
       </w:r>
       <w:r>
         <w:rPr>
@@ -6456,6 +6490,33 @@
     <w:p>
       <w:pPr>
         <w:pStyle w:val="2"/>
+        <w:rPr>
+          <w:rFonts w:hint="eastAsia"/>
+        </w:rPr>
+      </w:pPr>
+      <w:r>
+        <w:rPr>
+          <w:rFonts w:hint="eastAsia"/>
+        </w:rPr>
+        <w:lastRenderedPageBreak/>
+        <w:t>===</w:t>
+      </w:r>
+      <w:r>
+        <w:rPr>
+          <w:rFonts w:hint="eastAsia"/>
+        </w:rPr>
+        <w:t>纯迷宫 - 注意事项</w:t>
+      </w:r>
+      <w:r>
+        <w:rPr>
+          <w:rFonts w:hint="eastAsia"/>
+        </w:rPr>
+        <w:t>===</w:t>
+      </w:r>
+    </w:p>
+    <w:p>
+      <w:pPr>
+        <w:pStyle w:val="3"/>
         <w:rPr>
           <w:rFonts w:hint="eastAsia"/>
         </w:rPr>
@@ -6466,86 +6527,116 @@
         <w:rPr>
           <w:rFonts w:hint="eastAsia"/>
         </w:rPr>
-        <w:lastRenderedPageBreak/>
-        <w:t>迷宫</w:t>
-      </w:r>
-      <w:r>
-        <w:rPr>
-          <w:rFonts w:hint="eastAsia"/>
-        </w:rPr>
-        <w:t>-谜题解法</w:t>
-      </w:r>
-    </w:p>
-    <w:p>
-      <w:pPr>
-        <w:pStyle w:val="3"/>
-        <w:rPr>
-          <w:rFonts w:hint="eastAsia"/>
-        </w:rPr>
-      </w:pPr>
-      <w:r>
-        <w:rPr>
-          <w:rFonts w:hint="eastAsia"/>
-        </w:rPr>
-        <w:t>贴墙法</w:t>
-      </w:r>
-    </w:p>
-    <w:p>
-      <w:pPr>
-        <w:widowControl/>
-        <w:adjustRightInd w:val="0"/>
-        <w:snapToGrid w:val="0"/>
-        <w:jc w:val="left"/>
-        <w:rPr>
-          <w:rFonts w:ascii="Tahoma" w:eastAsia="微软雅黑" w:hAnsi="Tahoma"/>
-          <w:kern w:val="0"/>
-          <w:sz w:val="22"/>
-        </w:rPr>
-      </w:pPr>
-      <w:r>
-        <w:rPr>
-          <w:rFonts w:ascii="Tahoma" w:eastAsia="微软雅黑" w:hAnsi="Tahoma" w:hint="eastAsia"/>
-          <w:kern w:val="0"/>
-          <w:sz w:val="22"/>
-        </w:rPr>
-        <w:t>贴墙法顾名思义，从入口进去，沿着右手</w:t>
-      </w:r>
-      <w:r>
-        <w:rPr>
-          <w:rFonts w:ascii="Tahoma" w:eastAsia="微软雅黑" w:hAnsi="Tahoma" w:hint="eastAsia"/>
-          <w:kern w:val="0"/>
-          <w:sz w:val="22"/>
-        </w:rPr>
-        <w:t>/</w:t>
-      </w:r>
-      <w:r>
-        <w:rPr>
-          <w:rFonts w:ascii="Tahoma" w:eastAsia="微软雅黑" w:hAnsi="Tahoma" w:hint="eastAsia"/>
-          <w:kern w:val="0"/>
-          <w:sz w:val="22"/>
-        </w:rPr>
-        <w:t>左手的墙一直贴着走，就一定能到终点。</w:t>
-      </w:r>
-    </w:p>
-    <w:p>
-      <w:pPr>
-        <w:widowControl/>
-        <w:adjustRightInd w:val="0"/>
-        <w:snapToGrid w:val="0"/>
-        <w:jc w:val="left"/>
-        <w:rPr>
-          <w:rFonts w:ascii="Tahoma" w:eastAsia="微软雅黑" w:hAnsi="Tahoma"/>
-          <w:kern w:val="0"/>
-          <w:sz w:val="22"/>
-        </w:rPr>
-      </w:pPr>
-      <w:r>
-        <w:rPr>
-          <w:rFonts w:ascii="Tahoma" w:eastAsia="微软雅黑" w:hAnsi="Tahoma" w:hint="eastAsia"/>
-          <w:kern w:val="0"/>
-          <w:sz w:val="22"/>
-        </w:rPr>
-        <w:t>贴墙法在迷宫中，无机关、无回路、无传送</w:t>
+        <w:t>二维迷宫的局限性</w:t>
+      </w:r>
+    </w:p>
+    <w:p>
+      <w:pPr>
+        <w:widowControl/>
+        <w:snapToGrid w:val="0"/>
+        <w:jc w:val="left"/>
+        <w:rPr>
+          <w:rFonts w:ascii="Tahoma" w:eastAsia="微软雅黑" w:hAnsi="Tahoma"/>
+          <w:kern w:val="0"/>
+          <w:sz w:val="22"/>
+        </w:rPr>
+      </w:pPr>
+      <w:r>
+        <w:rPr>
+          <w:rFonts w:ascii="Tahoma" w:eastAsia="微软雅黑" w:hAnsi="Tahoma" w:hint="eastAsia"/>
+          <w:kern w:val="0"/>
+          <w:sz w:val="22"/>
+        </w:rPr>
+        <w:t>由于该类游戏是完全的二维迷宫，基于</w:t>
+      </w:r>
+      <w:r>
+        <w:rPr>
+          <w:rFonts w:ascii="Tahoma" w:eastAsia="微软雅黑" w:hAnsi="Tahoma" w:hint="eastAsia"/>
+          <w:kern w:val="0"/>
+          <w:sz w:val="22"/>
+        </w:rPr>
+        <w:t>2D</w:t>
+      </w:r>
+      <w:r>
+        <w:rPr>
+          <w:rFonts w:ascii="Tahoma" w:eastAsia="微软雅黑" w:hAnsi="Tahoma" w:hint="eastAsia"/>
+          <w:kern w:val="0"/>
+          <w:sz w:val="22"/>
+        </w:rPr>
+        <w:t>贴图而制作的。</w:t>
+      </w:r>
+    </w:p>
+    <w:p>
+      <w:pPr>
+        <w:widowControl/>
+        <w:snapToGrid w:val="0"/>
+        <w:spacing w:after="200"/>
+        <w:jc w:val="left"/>
+        <w:rPr>
+          <w:rFonts w:ascii="Tahoma" w:eastAsia="微软雅黑" w:hAnsi="Tahoma"/>
+          <w:kern w:val="0"/>
+          <w:sz w:val="22"/>
+        </w:rPr>
+      </w:pPr>
+      <w:r>
+        <w:rPr>
+          <w:rFonts w:ascii="Tahoma" w:eastAsia="微软雅黑" w:hAnsi="Tahoma" w:hint="eastAsia"/>
+          <w:kern w:val="0"/>
+          <w:sz w:val="22"/>
+        </w:rPr>
+        <w:t>若不通过特殊机关或者传送事件，则无法完成</w:t>
+      </w:r>
+      <w:r>
+        <w:rPr>
+          <w:rFonts w:ascii="Tahoma" w:eastAsia="微软雅黑" w:hAnsi="Tahoma" w:hint="eastAsia"/>
+          <w:kern w:val="0"/>
+          <w:sz w:val="22"/>
+        </w:rPr>
+        <w:t>3D</w:t>
+      </w:r>
+      <w:r>
+        <w:rPr>
+          <w:rFonts w:ascii="Tahoma" w:eastAsia="微软雅黑" w:hAnsi="Tahoma" w:hint="eastAsia"/>
+          <w:kern w:val="0"/>
+          <w:sz w:val="22"/>
+        </w:rPr>
+        <w:t>迷宫的一些效果。</w:t>
+      </w:r>
+    </w:p>
+    <w:p>
+      <w:pPr>
+        <w:widowControl/>
+        <w:snapToGrid w:val="0"/>
+        <w:jc w:val="left"/>
+        <w:rPr>
+          <w:rFonts w:ascii="Tahoma" w:eastAsia="微软雅黑" w:hAnsi="Tahoma"/>
+          <w:kern w:val="0"/>
+          <w:sz w:val="22"/>
+        </w:rPr>
+      </w:pPr>
+      <w:r>
+        <w:rPr>
+          <w:rFonts w:ascii="Tahoma" w:eastAsia="微软雅黑" w:hAnsi="Tahoma" w:hint="eastAsia"/>
+          <w:kern w:val="0"/>
+          <w:sz w:val="22"/>
+        </w:rPr>
+        <w:t>部分类</w:t>
+      </w:r>
+      <w:r>
+        <w:rPr>
+          <w:rFonts w:ascii="Tahoma" w:eastAsia="微软雅黑" w:hAnsi="Tahoma" w:hint="eastAsia"/>
+          <w:kern w:val="0"/>
+          <w:sz w:val="22"/>
+        </w:rPr>
+        <w:t>3D</w:t>
+      </w:r>
+      <w:r>
+        <w:rPr>
+          <w:rFonts w:ascii="Tahoma" w:eastAsia="微软雅黑" w:hAnsi="Tahoma" w:hint="eastAsia"/>
+          <w:kern w:val="0"/>
+          <w:sz w:val="22"/>
+        </w:rPr>
+        <w:t>的效果的插件，比如：</w:t>
       </w:r>
       <w:r>
         <w:rPr>
@@ -6561,55 +6652,111 @@
           <w:kern w:val="0"/>
           <w:sz w:val="22"/>
         </w:rPr>
-        <w:t>的情况下是完全有效的。</w:t>
-      </w:r>
-      <w:r>
-        <w:rPr>
-          <w:rFonts w:ascii="Tahoma" w:eastAsia="微软雅黑" w:hAnsi="Tahoma" w:hint="eastAsia"/>
-          <w:kern w:val="0"/>
-          <w:sz w:val="22"/>
-        </w:rPr>
-        <w:t>比如下图。</w:t>
-      </w:r>
-    </w:p>
-    <w:p>
-      <w:pPr>
-        <w:widowControl/>
-        <w:adjustRightInd w:val="0"/>
-        <w:snapToGrid w:val="0"/>
-        <w:jc w:val="left"/>
-        <w:rPr>
-          <w:rFonts w:ascii="Tahoma" w:eastAsia="微软雅黑" w:hAnsi="Tahoma"/>
-          <w:kern w:val="0"/>
-          <w:sz w:val="22"/>
-        </w:rPr>
-      </w:pPr>
-      <w:r>
-        <w:rPr>
-          <w:rFonts w:ascii="Tahoma" w:eastAsia="微软雅黑" w:hAnsi="Tahoma" w:hint="eastAsia"/>
-          <w:color w:val="A6A6A6" w:themeColor="background1" w:themeShade="A6"/>
-          <w:kern w:val="0"/>
-          <w:sz w:val="22"/>
-        </w:rPr>
-        <w:t>（你可以百度一下“迷宫生成”</w:t>
-      </w:r>
-      <w:r>
-        <w:rPr>
-          <w:rFonts w:ascii="Tahoma" w:eastAsia="微软雅黑" w:hAnsi="Tahoma" w:hint="eastAsia"/>
-          <w:color w:val="A6A6A6" w:themeColor="background1" w:themeShade="A6"/>
-          <w:kern w:val="0"/>
-          <w:sz w:val="22"/>
-        </w:rPr>
-        <w:t>，有许多迷宫生成器工具，你可以试试贴墙法。</w:t>
-      </w:r>
-      <w:r>
-        <w:rPr>
-          <w:rFonts w:ascii="Tahoma" w:eastAsia="微软雅黑" w:hAnsi="Tahoma" w:hint="eastAsia"/>
-          <w:color w:val="A6A6A6" w:themeColor="background1" w:themeShade="A6"/>
-          <w:kern w:val="0"/>
-          <w:sz w:val="22"/>
-        </w:rPr>
-        <w:t>）</w:t>
+        <w:t>互动</w:t>
+      </w:r>
+      <w:r>
+        <w:rPr>
+          <w:rFonts w:ascii="Tahoma" w:eastAsia="微软雅黑" w:hAnsi="Tahoma" w:hint="eastAsia"/>
+          <w:kern w:val="0"/>
+          <w:sz w:val="22"/>
+        </w:rPr>
+        <w:t>-</w:t>
+      </w:r>
+      <w:r>
+        <w:rPr>
+          <w:rFonts w:ascii="Tahoma" w:eastAsia="微软雅黑" w:hAnsi="Tahoma" w:hint="eastAsia"/>
+          <w:kern w:val="0"/>
+          <w:sz w:val="22"/>
+        </w:rPr>
+        <w:t>侧边阶梯区域</w:t>
+      </w:r>
+      <w:r>
+        <w:rPr>
+          <w:rFonts w:ascii="Tahoma" w:eastAsia="微软雅黑" w:hAnsi="Tahoma" w:hint="eastAsia"/>
+          <w:kern w:val="0"/>
+          <w:sz w:val="22"/>
+        </w:rPr>
+        <w:t xml:space="preserve">  </w:t>
+      </w:r>
+      <w:r>
+        <w:rPr>
+          <w:rFonts w:ascii="Tahoma" w:eastAsia="微软雅黑" w:hAnsi="Tahoma" w:hint="eastAsia"/>
+          <w:kern w:val="0"/>
+          <w:sz w:val="22"/>
+        </w:rPr>
+        <w:t>插件。</w:t>
+      </w:r>
+    </w:p>
+    <w:p>
+      <w:pPr>
+        <w:widowControl/>
+        <w:snapToGrid w:val="0"/>
+        <w:jc w:val="left"/>
+        <w:rPr>
+          <w:rFonts w:ascii="Tahoma" w:eastAsia="微软雅黑" w:hAnsi="Tahoma"/>
+          <w:kern w:val="0"/>
+          <w:sz w:val="22"/>
+        </w:rPr>
+      </w:pPr>
+      <w:r>
+        <w:rPr>
+          <w:rFonts w:ascii="Tahoma" w:eastAsia="微软雅黑" w:hAnsi="Tahoma" w:hint="eastAsia"/>
+          <w:kern w:val="0"/>
+          <w:sz w:val="22"/>
+        </w:rPr>
+        <w:t>能够绘制阶梯，形成“高度感”，但本质上只是平面的</w:t>
+      </w:r>
+      <w:r>
+        <w:rPr>
+          <w:rFonts w:ascii="Tahoma" w:eastAsia="微软雅黑" w:hAnsi="Tahoma" w:hint="eastAsia"/>
+          <w:kern w:val="0"/>
+          <w:sz w:val="22"/>
+        </w:rPr>
+        <w:t>y</w:t>
+      </w:r>
+      <w:r>
+        <w:rPr>
+          <w:rFonts w:ascii="Tahoma" w:eastAsia="微软雅黑" w:hAnsi="Tahoma" w:hint="eastAsia"/>
+          <w:kern w:val="0"/>
+          <w:sz w:val="22"/>
+        </w:rPr>
+        <w:t>位置坐标上升了</w:t>
+      </w:r>
+      <w:r>
+        <w:rPr>
+          <w:rFonts w:ascii="Tahoma" w:eastAsia="微软雅黑" w:hAnsi="Tahoma" w:hint="eastAsia"/>
+          <w:kern w:val="0"/>
+          <w:sz w:val="22"/>
+        </w:rPr>
+        <w:t>1</w:t>
+      </w:r>
+      <w:r>
+        <w:rPr>
+          <w:rFonts w:ascii="Tahoma" w:eastAsia="微软雅黑" w:hAnsi="Tahoma" w:hint="eastAsia"/>
+          <w:kern w:val="0"/>
+          <w:sz w:val="22"/>
+        </w:rPr>
+        <w:t>而已。</w:t>
+      </w:r>
+    </w:p>
+    <w:p>
+      <w:pPr>
+        <w:widowControl/>
+        <w:snapToGrid w:val="0"/>
+        <w:jc w:val="left"/>
+        <w:rPr>
+          <w:rFonts w:ascii="Tahoma" w:eastAsia="微软雅黑" w:hAnsi="Tahoma"/>
+          <w:kern w:val="0"/>
+          <w:sz w:val="22"/>
+        </w:rPr>
+      </w:pPr>
+      <w:r>
+        <w:rPr>
+          <w:rFonts w:ascii="Tahoma" w:eastAsia="微软雅黑" w:hAnsi="Tahoma" w:hint="eastAsia"/>
+          <w:kern w:val="0"/>
+          <w:sz w:val="22"/>
+        </w:rPr>
+        <w:t>阶梯形成的“拱桥”并不真实存在，也无法钻进去。</w:t>
       </w:r>
     </w:p>
     <w:p>
@@ -6632,10 +6779,10 @@
           <w:szCs w:val="24"/>
         </w:rPr>
         <w:drawing>
-          <wp:inline distT="0" distB="0" distL="0" distR="0" wp14:anchorId="2498C0C7" wp14:editId="7092BD19">
-            <wp:extent cx="3733800" cy="3267075"/>
-            <wp:effectExtent l="0" t="0" r="0" b="9525"/>
-            <wp:docPr id="1" name="图片 1"/>
+          <wp:inline distT="0" distB="0" distL="0" distR="0" wp14:anchorId="16CDF283" wp14:editId="75DD5A56">
+            <wp:extent cx="2308860" cy="1548876"/>
+            <wp:effectExtent l="0" t="0" r="0" b="0"/>
+            <wp:docPr id="8" name="图片 8"/>
             <wp:cNvGraphicFramePr>
               <a:graphicFrameLocks xmlns:a="http://schemas.openxmlformats.org/drawingml/2006/main" noChangeAspect="1"/>
             </wp:cNvGraphicFramePr>
@@ -6643,13 +6790,13 @@
               <a:graphicData uri="http://schemas.openxmlformats.org/drawingml/2006/picture">
                 <pic:pic xmlns:pic="http://schemas.openxmlformats.org/drawingml/2006/picture">
                   <pic:nvPicPr>
-                    <pic:cNvPr id="0" name="Picture 1"/>
+                    <pic:cNvPr id="0" name="Picture 2"/>
                     <pic:cNvPicPr>
                       <a:picLocks noChangeAspect="1" noChangeArrowheads="1"/>
                     </pic:cNvPicPr>
                   </pic:nvPicPr>
                   <pic:blipFill>
-                    <a:blip r:embed="rId29">
+                    <a:blip r:embed="rId29" cstate="print">
                       <a:extLst>
                         <a:ext uri="{28A0092B-C50C-407E-A947-70E740481C1C}">
                           <a14:useLocalDpi xmlns:a14="http://schemas.microsoft.com/office/drawing/2010/main" val="0"/>
@@ -6664,7 +6811,7 @@
                   <pic:spPr bwMode="auto">
                     <a:xfrm>
                       <a:off x="0" y="0"/>
-                      <a:ext cx="3733800" cy="3267075"/>
+                      <a:ext cx="2314710" cy="1552800"/>
                     </a:xfrm>
                     <a:prstGeom prst="rect">
                       <a:avLst/>
@@ -6684,22 +6831,20 @@
     <w:p>
       <w:pPr>
         <w:widowControl/>
-        <w:adjustRightInd w:val="0"/>
-        <w:snapToGrid w:val="0"/>
-        <w:jc w:val="left"/>
-        <w:rPr>
-          <w:rFonts w:ascii="Tahoma" w:eastAsia="微软雅黑" w:hAnsi="Tahoma"/>
-          <w:kern w:val="0"/>
-          <w:sz w:val="22"/>
-        </w:rPr>
-      </w:pPr>
-    </w:p>
-    <w:p>
-      <w:pPr>
-        <w:widowControl/>
-        <w:jc w:val="left"/>
-        <w:rPr>
-          <w:rFonts w:ascii="Tahoma" w:eastAsia="微软雅黑" w:hAnsi="Tahoma" w:hint="eastAsia"/>
+        <w:jc w:val="left"/>
+        <w:rPr>
+          <w:rFonts w:ascii="Tahoma" w:eastAsia="微软雅黑" w:hAnsi="Tahoma"/>
+          <w:kern w:val="0"/>
+          <w:sz w:val="22"/>
+        </w:rPr>
+      </w:pPr>
+    </w:p>
+    <w:p>
+      <w:pPr>
+        <w:widowControl/>
+        <w:jc w:val="left"/>
+        <w:rPr>
+          <w:rFonts w:ascii="Tahoma" w:eastAsia="微软雅黑" w:hAnsi="Tahoma"/>
           <w:kern w:val="0"/>
           <w:sz w:val="22"/>
         </w:rPr>
@@ -6725,7 +6870,31 @@
           <w:rFonts w:hint="eastAsia"/>
         </w:rPr>
         <w:lastRenderedPageBreak/>
+        <w:t>===</w:t>
+      </w:r>
+      <w:r>
+        <w:rPr>
+          <w:rFonts w:hint="eastAsia"/>
+        </w:rPr>
+        <w:t>纯</w:t>
+      </w:r>
+      <w:r>
+        <w:rPr>
+          <w:rFonts w:hint="eastAsia"/>
+        </w:rPr>
+        <w:t xml:space="preserve">迷宫 - </w:t>
+      </w:r>
+      <w:r>
+        <w:rPr>
+          <w:rFonts w:hint="eastAsia"/>
+        </w:rPr>
         <w:t>常见问题（FAQ）</w:t>
+      </w:r>
+      <w:r>
+        <w:rPr>
+          <w:rFonts w:hint="eastAsia"/>
+        </w:rPr>
+        <w:t>===</w:t>
       </w:r>
     </w:p>
     <w:p>
@@ -6803,7 +6972,7 @@
               <w:spacing w:line="276" w:lineRule="auto"/>
               <w:jc w:val="left"/>
               <w:rPr>
-                <w:rFonts w:ascii="Tahoma" w:eastAsia="微软雅黑" w:hAnsi="Tahoma" w:hint="eastAsia"/>
+                <w:rFonts w:ascii="Tahoma" w:eastAsia="微软雅黑" w:hAnsi="Tahoma"/>
                 <w:kern w:val="0"/>
                 <w:sz w:val="22"/>
               </w:rPr>
@@ -7034,7 +7203,7 @@
               <w:spacing w:line="276" w:lineRule="auto"/>
               <w:jc w:val="left"/>
               <w:rPr>
-                <w:rFonts w:ascii="Tahoma" w:eastAsia="微软雅黑" w:hAnsi="Tahoma" w:hint="eastAsia"/>
+                <w:rFonts w:ascii="Tahoma" w:eastAsia="微软雅黑" w:hAnsi="Tahoma"/>
                 <w:kern w:val="0"/>
                 <w:sz w:val="22"/>
               </w:rPr>
@@ -7126,7 +7295,7 @@
               <w:adjustRightInd w:val="0"/>
               <w:snapToGrid w:val="0"/>
               <w:rPr>
-                <w:rFonts w:ascii="Tahoma" w:eastAsia="微软雅黑" w:hAnsi="Tahoma" w:hint="eastAsia"/>
+                <w:rFonts w:ascii="Tahoma" w:eastAsia="微软雅黑" w:hAnsi="Tahoma"/>
                 <w:kern w:val="0"/>
                 <w:sz w:val="22"/>
               </w:rPr>
@@ -7294,7 +7463,7 @@
               <w:adjustRightInd w:val="0"/>
               <w:snapToGrid w:val="0"/>
               <w:rPr>
-                <w:rFonts w:ascii="Tahoma" w:eastAsia="微软雅黑" w:hAnsi="Tahoma" w:hint="eastAsia"/>
+                <w:rFonts w:ascii="Tahoma" w:eastAsia="微软雅黑" w:hAnsi="Tahoma"/>
                 <w:kern w:val="0"/>
                 <w:sz w:val="22"/>
               </w:rPr>
@@ -7341,7 +7510,7 @@
         <w:snapToGrid w:val="0"/>
         <w:jc w:val="left"/>
         <w:rPr>
-          <w:rFonts w:ascii="Tahoma" w:eastAsia="微软雅黑" w:hAnsi="Tahoma" w:hint="eastAsia"/>
+          <w:rFonts w:ascii="Tahoma" w:eastAsia="微软雅黑" w:hAnsi="Tahoma"/>
           <w:kern w:val="0"/>
           <w:sz w:val="22"/>
         </w:rPr>
@@ -7998,6 +8167,7 @@
   <w:style w:type="character" w:default="1" w:styleId="a0">
     <w:name w:val="Default Paragraph Font"/>
     <w:uiPriority w:val="1"/>
+    <w:semiHidden/>
     <w:unhideWhenUsed/>
   </w:style>
   <w:style w:type="table" w:default="1" w:styleId="a1">
